--- a/01-电源电路/03-整流滤波电路/有源滤波电路/有源滤波电路.docx
+++ b/01-电源电路/03-整流滤波电路/有源滤波电路/有源滤波电路.docx
@@ -2585,6 +2585,20 @@
     </w:p>
     <w:bookmarkEnd w:id="26"/>
     <w:bookmarkEnd w:id="27"/>
+    <w:p>
+      <w:pPr>
+        <w:spacing w:before="360"/>
+        <w:jc w:val="center"/>
+      </w:pPr>
+      <w:r>
+        <w:rPr>
+          <w:rFonts w:ascii="Times New Roman" w:hAnsi="Times New Roman"/>
+          <w:color w:val="555555"/>
+          <w:sz w:val="21"/>
+        </w:rPr>
+        <w:t>材料收集者：杜文杰</w:t>
+      </w:r>
+    </w:p>
     <w:sectPr>
       <w:headerReference r:id="rId9" w:type="default"/>
       <w:footerReference r:id="rId10" w:type="default"/>

--- a/01-电源电路/03-整流滤波电路/有源滤波电路/有源滤波电路.docx
+++ b/01-电源电路/03-整流滤波电路/有源滤波电路/有源滤波电路.docx
@@ -1,6 +1,6 @@
 
 <file path=word/document.xml><?xml version="1.0" encoding="utf-8"?>
-<w:document xmlns:w="http://schemas.openxmlformats.org/wordprocessingml/2006/main" xmlns:m="http://schemas.openxmlformats.org/officeDocument/2006/math" xmlns:r="http://schemas.openxmlformats.org/officeDocument/2006/relationships" xmlns:o="urn:schemas-microsoft-com:office:office" xmlns:v="urn:schemas-microsoft-com:vml" xmlns:w10="urn:schemas-microsoft-com:office:word" xmlns:a="http://schemas.openxmlformats.org/drawingml/2006/main" xmlns:pic="http://schemas.openxmlformats.org/drawingml/2006/picture" xmlns:wp="http://schemas.openxmlformats.org/drawingml/2006/wordprocessingDrawing">
+<w:document xmlns:m="http://schemas.openxmlformats.org/officeDocument/2006/math" xmlns:r="http://schemas.openxmlformats.org/officeDocument/2006/relationships" xmlns:w="http://schemas.openxmlformats.org/wordprocessingml/2006/main" xmlns:o="urn:schemas-microsoft-com:office:office" xmlns:v="urn:schemas-microsoft-com:vml" xmlns:w10="urn:schemas-microsoft-com:office:word" xmlns:a="http://schemas.openxmlformats.org/drawingml/2006/main" xmlns:pic="http://schemas.openxmlformats.org/drawingml/2006/picture" xmlns:wp="http://schemas.openxmlformats.org/drawingml/2006/wordprocessingDrawing">
   <w:body>
     <w:bookmarkStart w:id="27" w:name="有源滤波电路"/>
     <w:p>
@@ -9,7 +9,7 @@
       </w:pPr>
       <w:r>
         <w:rPr>
-          <w:rFonts w:hint="eastAsia"/>
+          <w:rFonts w:hint="eastAsia" w:eastAsia="黑体"/>
         </w:rPr>
         <w:t xml:space="preserve">有源滤波电路</w:t>
       </w:r>
@@ -21,7 +21,7 @@
       </w:pPr>
       <w:r>
         <w:rPr>
-          <w:rFonts w:hint="eastAsia"/>
+          <w:rFonts w:hint="eastAsia" w:eastAsia="黑体"/>
         </w:rPr>
         <w:t xml:space="preserve">拓扑描述</w:t>
       </w:r>
@@ -32,20 +32,26 @@
       </w:pPr>
       <w:r>
         <w:rPr>
-          <w:rFonts w:hint="eastAsia"/>
+          <w:rFonts w:hint="eastAsia" w:eastAsia="黑体"/>
         </w:rPr>
         <w:t xml:space="preserve">本电路由运算放大器</w:t>
       </w:r>
       <w:r>
+        <w:rPr>
+          <w:rFonts w:eastAsia="黑体"/>
+        </w:rPr>
         <w:t xml:space="preserve"> </w:t>
       </w:r>
       <w:r>
         <w:rPr>
-          <w:rFonts w:hint="eastAsia"/>
+          <w:rFonts w:hint="eastAsia" w:eastAsia="黑体"/>
         </w:rPr>
         <w:t xml:space="preserve">U1（含差分输入与输出级）与外围无源元件——输入端电阻</w:t>
       </w:r>
       <w:r>
+        <w:rPr>
+          <w:rFonts w:eastAsia="黑体"/>
+        </w:rPr>
         <w:t xml:space="preserve"> </w:t>
       </w:r>
       <m:oMath>
@@ -64,20 +70,26 @@
       </m:oMath>
       <w:r>
         <w:rPr>
-          <w:rFonts w:hint="eastAsia"/>
+          <w:rFonts w:hint="eastAsia" w:eastAsia="黑体"/>
         </w:rPr>
         <w:t xml:space="preserve">（编号</w:t>
       </w:r>
       <w:r>
+        <w:rPr>
+          <w:rFonts w:eastAsia="黑体"/>
+        </w:rPr>
         <w:t xml:space="preserve"> </w:t>
       </w:r>
       <w:r>
         <w:rPr>
-          <w:rFonts w:hint="eastAsia"/>
+          <w:rFonts w:hint="eastAsia" w:eastAsia="黑体"/>
         </w:rPr>
         <w:t xml:space="preserve">R1）、反馈电阻</w:t>
       </w:r>
       <w:r>
+        <w:rPr>
+          <w:rFonts w:eastAsia="黑体"/>
+        </w:rPr>
         <w:t xml:space="preserve"> </w:t>
       </w:r>
       <m:oMath>
@@ -96,20 +108,26 @@
       </m:oMath>
       <w:r>
         <w:rPr>
-          <w:rFonts w:hint="eastAsia"/>
+          <w:rFonts w:hint="eastAsia" w:eastAsia="黑体"/>
         </w:rPr>
         <w:t xml:space="preserve">（编号</w:t>
       </w:r>
       <w:r>
+        <w:rPr>
+          <w:rFonts w:eastAsia="黑体"/>
+        </w:rPr>
         <w:t xml:space="preserve"> </w:t>
       </w:r>
       <w:r>
         <w:rPr>
-          <w:rFonts w:hint="eastAsia"/>
+          <w:rFonts w:hint="eastAsia" w:eastAsia="黑体"/>
         </w:rPr>
         <w:t xml:space="preserve">Rf）以及一至多个滤波电容</w:t>
       </w:r>
       <w:r>
+        <w:rPr>
+          <w:rFonts w:eastAsia="黑体"/>
+        </w:rPr>
         <w:t xml:space="preserve"> </w:t>
       </w:r>
       <m:oMath>
@@ -128,65 +146,86 @@
       </m:oMath>
       <w:r>
         <w:rPr>
-          <w:rFonts w:hint="eastAsia"/>
+          <w:rFonts w:hint="eastAsia" w:eastAsia="黑体"/>
         </w:rPr>
         <w:t xml:space="preserve">（编号</w:t>
       </w:r>
       <w:r>
+        <w:rPr>
+          <w:rFonts w:eastAsia="黑体"/>
+        </w:rPr>
         <w:t xml:space="preserve"> </w:t>
       </w:r>
       <w:r>
         <w:rPr>
-          <w:rFonts w:hint="eastAsia"/>
+          <w:rFonts w:hint="eastAsia" w:eastAsia="黑体"/>
         </w:rPr>
         <w:t xml:space="preserve">C1，二阶时还有</w:t>
       </w:r>
       <w:r>
+        <w:rPr>
+          <w:rFonts w:eastAsia="黑体"/>
+        </w:rPr>
         <w:t xml:space="preserve"> </w:t>
       </w:r>
       <w:r>
         <w:rPr>
-          <w:rFonts w:hint="eastAsia"/>
+          <w:rFonts w:hint="eastAsia" w:eastAsia="黑体"/>
         </w:rPr>
         <w:t xml:space="preserve">R2、C2）组成。关键节点有：信号输入节点</w:t>
       </w:r>
       <w:r>
+        <w:rPr>
+          <w:rFonts w:eastAsia="黑体"/>
+        </w:rPr>
         <w:t xml:space="preserve"> </w:t>
       </w:r>
       <w:r>
         <w:rPr>
-          <w:rFonts w:hint="eastAsia"/>
+          <w:rFonts w:hint="eastAsia" w:eastAsia="黑体"/>
         </w:rPr>
         <w:t xml:space="preserve">IN、信号输出节点</w:t>
       </w:r>
       <w:r>
+        <w:rPr>
+          <w:rFonts w:eastAsia="黑体"/>
+        </w:rPr>
         <w:t xml:space="preserve"> </w:t>
       </w:r>
       <w:r>
         <w:rPr>
-          <w:rFonts w:hint="eastAsia"/>
+          <w:rFonts w:hint="eastAsia" w:eastAsia="黑体"/>
         </w:rPr>
         <w:t xml:space="preserve">OUT、同相输入节点</w:t>
       </w:r>
       <w:r>
+        <w:rPr>
+          <w:rFonts w:eastAsia="黑体"/>
+        </w:rPr>
         <w:t xml:space="preserve"> </w:t>
       </w:r>
       <w:r>
         <w:rPr>
-          <w:rFonts w:hint="eastAsia"/>
+          <w:rFonts w:hint="eastAsia" w:eastAsia="黑体"/>
         </w:rPr>
         <w:t xml:space="preserve">P、反相输入节点</w:t>
       </w:r>
       <w:r>
+        <w:rPr>
+          <w:rFonts w:eastAsia="黑体"/>
+        </w:rPr>
         <w:t xml:space="preserve"> </w:t>
       </w:r>
       <w:r>
         <w:rPr>
-          <w:rFonts w:hint="eastAsia"/>
+          <w:rFonts w:hint="eastAsia" w:eastAsia="黑体"/>
         </w:rPr>
         <w:t xml:space="preserve">N、正电源节点</w:t>
       </w:r>
       <w:r>
+        <w:rPr>
+          <w:rFonts w:eastAsia="黑体"/>
+        </w:rPr>
         <w:t xml:space="preserve"> </w:t>
       </w:r>
       <m:oMath>
@@ -208,11 +247,14 @@
       </m:oMath>
       <w:r>
         <w:rPr>
-          <w:rFonts w:hint="eastAsia"/>
+          <w:rFonts w:hint="eastAsia" w:eastAsia="黑体"/>
         </w:rPr>
         <w:t xml:space="preserve">、负电源节点</w:t>
       </w:r>
       <w:r>
+        <w:rPr>
+          <w:rFonts w:eastAsia="黑体"/>
+        </w:rPr>
         <w:t xml:space="preserve"> </w:t>
       </w:r>
       <m:oMath>
@@ -234,20 +276,26 @@
       </m:oMath>
       <w:r>
         <w:rPr>
-          <w:rFonts w:hint="eastAsia"/>
+          <w:rFonts w:hint="eastAsia" w:eastAsia="黑体"/>
         </w:rPr>
         <w:t xml:space="preserve">，以及虚拟地/参考公共节点</w:t>
       </w:r>
       <w:r>
+        <w:rPr>
+          <w:rFonts w:eastAsia="黑体"/>
+        </w:rPr>
         <w:t xml:space="preserve"> </w:t>
       </w:r>
       <w:r>
         <w:rPr>
-          <w:rFonts w:hint="eastAsia"/>
+          <w:rFonts w:hint="eastAsia" w:eastAsia="黑体"/>
         </w:rPr>
         <w:t xml:space="preserve">GND。输入信号</w:t>
       </w:r>
       <w:r>
+        <w:rPr>
+          <w:rFonts w:eastAsia="黑体"/>
+        </w:rPr>
         <w:t xml:space="preserve"> </w:t>
       </w:r>
       <m:oMath>
@@ -268,24 +316,33 @@
         </m:sSub>
       </m:oMath>
       <w:r>
+        <w:rPr>
+          <w:rFonts w:eastAsia="黑体"/>
+        </w:rPr>
         <w:t xml:space="preserve"> </w:t>
       </w:r>
       <w:r>
         <w:rPr>
-          <w:rFonts w:hint="eastAsia"/>
+          <w:rFonts w:hint="eastAsia" w:eastAsia="黑体"/>
         </w:rPr>
         <w:t xml:space="preserve">从节点</w:t>
       </w:r>
       <w:r>
+        <w:rPr>
+          <w:rFonts w:eastAsia="黑体"/>
+        </w:rPr>
         <w:t xml:space="preserve"> IN </w:t>
       </w:r>
       <w:r>
         <w:rPr>
-          <w:rFonts w:hint="eastAsia"/>
+          <w:rFonts w:hint="eastAsia" w:eastAsia="黑体"/>
         </w:rPr>
         <w:t xml:space="preserve">经</w:t>
       </w:r>
       <w:r>
+        <w:rPr>
+          <w:rFonts w:eastAsia="黑体"/>
+        </w:rPr>
         <w:t xml:space="preserve"> </w:t>
       </w:r>
       <m:oMath>
@@ -303,20 +360,26 @@
         </m:sSub>
       </m:oMath>
       <w:r>
+        <w:rPr>
+          <w:rFonts w:eastAsia="黑体"/>
+        </w:rPr>
         <w:t xml:space="preserve"> </w:t>
       </w:r>
       <w:r>
         <w:rPr>
-          <w:rFonts w:hint="eastAsia"/>
+          <w:rFonts w:hint="eastAsia" w:eastAsia="黑体"/>
         </w:rPr>
         <w:t xml:space="preserve">送入，放大后的信号自节点</w:t>
       </w:r>
       <w:r>
+        <w:rPr>
+          <w:rFonts w:eastAsia="黑体"/>
+        </w:rPr>
         <w:t xml:space="preserve"> OUT </w:t>
       </w:r>
       <w:r>
         <w:rPr>
-          <w:rFonts w:hint="eastAsia"/>
+          <w:rFonts w:hint="eastAsia" w:eastAsia="黑体"/>
         </w:rPr>
         <w:t xml:space="preserve">引出。</w:t>
       </w:r>
@@ -325,47 +388,62 @@
       <w:pPr/>
       <w:r>
         <w:rPr>
-          <w:rFonts w:hint="eastAsia"/>
+          <w:rFonts w:hint="eastAsia" w:eastAsia="黑体"/>
         </w:rPr>
         <w:t xml:space="preserve">各元件管脚连接：运算放大器</w:t>
       </w:r>
       <w:r>
+        <w:rPr>
+          <w:rFonts w:eastAsia="黑体"/>
+        </w:rPr>
         <w:t xml:space="preserve"> U1 </w:t>
       </w:r>
       <w:r>
         <w:rPr>
-          <w:rFonts w:hint="eastAsia"/>
+          <w:rFonts w:hint="eastAsia" w:eastAsia="黑体"/>
         </w:rPr>
         <w:t xml:space="preserve">的同相输入端</w:t>
       </w:r>
       <w:r>
+        <w:rPr>
+          <w:rFonts w:eastAsia="黑体"/>
+        </w:rPr>
         <w:t xml:space="preserve"> IN+ </w:t>
       </w:r>
       <w:r>
         <w:rPr>
-          <w:rFonts w:hint="eastAsia"/>
+          <w:rFonts w:hint="eastAsia" w:eastAsia="黑体"/>
         </w:rPr>
         <w:t xml:space="preserve">接参考电位（同相拓扑下接输入信号或分压中点，反相拓扑下接</w:t>
       </w:r>
       <w:r>
+        <w:rPr>
+          <w:rFonts w:eastAsia="黑体"/>
+        </w:rPr>
         <w:t xml:space="preserve"> </w:t>
       </w:r>
       <w:r>
         <w:rPr>
-          <w:rFonts w:hint="eastAsia"/>
+          <w:rFonts w:hint="eastAsia" w:eastAsia="黑体"/>
         </w:rPr>
         <w:t xml:space="preserve">GND），反相输入端</w:t>
       </w:r>
       <w:r>
+        <w:rPr>
+          <w:rFonts w:eastAsia="黑体"/>
+        </w:rPr>
         <w:t xml:space="preserve"> IN− </w:t>
       </w:r>
       <w:r>
         <w:rPr>
-          <w:rFonts w:hint="eastAsia"/>
+          <w:rFonts w:hint="eastAsia" w:eastAsia="黑体"/>
         </w:rPr>
         <w:t xml:space="preserve">接电阻</w:t>
       </w:r>
       <w:r>
+        <w:rPr>
+          <w:rFonts w:eastAsia="黑体"/>
+        </w:rPr>
         <w:t xml:space="preserve"> </w:t>
       </w:r>
       <m:oMath>
@@ -383,33 +461,45 @@
         </m:sSub>
       </m:oMath>
       <w:r>
+        <w:rPr>
+          <w:rFonts w:eastAsia="黑体"/>
+        </w:rPr>
         <w:t xml:space="preserve"> </w:t>
       </w:r>
       <w:r>
         <w:rPr>
-          <w:rFonts w:hint="eastAsia"/>
+          <w:rFonts w:hint="eastAsia" w:eastAsia="黑体"/>
         </w:rPr>
         <w:t xml:space="preserve">的一端与反馈网络，输出端</w:t>
       </w:r>
       <w:r>
+        <w:rPr>
+          <w:rFonts w:eastAsia="黑体"/>
+        </w:rPr>
         <w:t xml:space="preserve"> OUT </w:t>
       </w:r>
       <w:r>
         <w:rPr>
-          <w:rFonts w:hint="eastAsia"/>
+          <w:rFonts w:hint="eastAsia" w:eastAsia="黑体"/>
         </w:rPr>
         <w:t xml:space="preserve">接节点</w:t>
       </w:r>
       <w:r>
+        <w:rPr>
+          <w:rFonts w:eastAsia="黑体"/>
+        </w:rPr>
         <w:t xml:space="preserve"> </w:t>
       </w:r>
       <w:r>
         <w:rPr>
-          <w:rFonts w:hint="eastAsia"/>
+          <w:rFonts w:hint="eastAsia" w:eastAsia="黑体"/>
         </w:rPr>
         <w:t xml:space="preserve">OUT；其正电源脚</w:t>
       </w:r>
       <w:r>
+        <w:rPr>
+          <w:rFonts w:eastAsia="黑体"/>
+        </w:rPr>
         <w:t xml:space="preserve"> </w:t>
       </w:r>
       <m:oMath>
@@ -430,15 +520,21 @@
         </m:sSub>
       </m:oMath>
       <w:r>
+        <w:rPr>
+          <w:rFonts w:eastAsia="黑体"/>
+        </w:rPr>
         <w:t xml:space="preserve"> </w:t>
       </w:r>
       <w:r>
         <w:rPr>
-          <w:rFonts w:hint="eastAsia"/>
+          <w:rFonts w:hint="eastAsia" w:eastAsia="黑体"/>
         </w:rPr>
         <w:t xml:space="preserve">接正电源节点</w:t>
       </w:r>
       <w:r>
+        <w:rPr>
+          <w:rFonts w:eastAsia="黑体"/>
+        </w:rPr>
         <w:t xml:space="preserve"> </w:t>
       </w:r>
       <m:oMath>
@@ -460,11 +556,14 @@
       </m:oMath>
       <w:r>
         <w:rPr>
-          <w:rFonts w:hint="eastAsia"/>
+          <w:rFonts w:hint="eastAsia" w:eastAsia="黑体"/>
         </w:rPr>
         <w:t xml:space="preserve">、负电源脚</w:t>
       </w:r>
       <w:r>
+        <w:rPr>
+          <w:rFonts w:eastAsia="黑体"/>
+        </w:rPr>
         <w:t xml:space="preserve"> </w:t>
       </w:r>
       <m:oMath>
@@ -485,15 +584,21 @@
         </m:sSub>
       </m:oMath>
       <w:r>
+        <w:rPr>
+          <w:rFonts w:eastAsia="黑体"/>
+        </w:rPr>
         <w:t xml:space="preserve"> </w:t>
       </w:r>
       <w:r>
         <w:rPr>
-          <w:rFonts w:hint="eastAsia"/>
+          <w:rFonts w:hint="eastAsia" w:eastAsia="黑体"/>
         </w:rPr>
         <w:t xml:space="preserve">接负电源节点</w:t>
       </w:r>
       <w:r>
+        <w:rPr>
+          <w:rFonts w:eastAsia="黑体"/>
+        </w:rPr>
         <w:t xml:space="preserve"> </w:t>
       </w:r>
       <m:oMath>
@@ -515,11 +620,14 @@
       </m:oMath>
       <w:r>
         <w:rPr>
-          <w:rFonts w:hint="eastAsia"/>
+          <w:rFonts w:hint="eastAsia" w:eastAsia="黑体"/>
         </w:rPr>
         <w:t xml:space="preserve">。电阻</w:t>
       </w:r>
       <w:r>
+        <w:rPr>
+          <w:rFonts w:eastAsia="黑体"/>
+        </w:rPr>
         <w:t xml:space="preserve"> </w:t>
       </w:r>
       <m:oMath>
@@ -537,33 +645,45 @@
         </m:sSub>
       </m:oMath>
       <w:r>
+        <w:rPr>
+          <w:rFonts w:eastAsia="黑体"/>
+        </w:rPr>
         <w:t xml:space="preserve"> </w:t>
       </w:r>
       <w:r>
         <w:rPr>
-          <w:rFonts w:hint="eastAsia"/>
+          <w:rFonts w:hint="eastAsia" w:eastAsia="黑体"/>
         </w:rPr>
         <w:t xml:space="preserve">一端接输入节点</w:t>
       </w:r>
       <w:r>
+        <w:rPr>
+          <w:rFonts w:eastAsia="黑体"/>
+        </w:rPr>
         <w:t xml:space="preserve"> </w:t>
       </w:r>
       <w:r>
         <w:rPr>
-          <w:rFonts w:hint="eastAsia"/>
+          <w:rFonts w:hint="eastAsia" w:eastAsia="黑体"/>
         </w:rPr>
         <w:t xml:space="preserve">IN、另一端接</w:t>
       </w:r>
       <w:r>
+        <w:rPr>
+          <w:rFonts w:eastAsia="黑体"/>
+        </w:rPr>
         <w:t xml:space="preserve"> U1 </w:t>
       </w:r>
       <w:r>
         <w:rPr>
-          <w:rFonts w:hint="eastAsia"/>
+          <w:rFonts w:hint="eastAsia" w:eastAsia="黑体"/>
         </w:rPr>
         <w:t xml:space="preserve">的反相输入端；反馈电阻</w:t>
       </w:r>
       <w:r>
+        <w:rPr>
+          <w:rFonts w:eastAsia="黑体"/>
+        </w:rPr>
         <w:t xml:space="preserve"> </w:t>
       </w:r>
       <m:oMath>
@@ -581,33 +701,45 @@
         </m:sSub>
       </m:oMath>
       <w:r>
+        <w:rPr>
+          <w:rFonts w:eastAsia="黑体"/>
+        </w:rPr>
         <w:t xml:space="preserve"> </w:t>
       </w:r>
       <w:r>
         <w:rPr>
-          <w:rFonts w:hint="eastAsia"/>
+          <w:rFonts w:hint="eastAsia" w:eastAsia="黑体"/>
         </w:rPr>
         <w:t xml:space="preserve">一端接</w:t>
       </w:r>
       <w:r>
+        <w:rPr>
+          <w:rFonts w:eastAsia="黑体"/>
+        </w:rPr>
         <w:t xml:space="preserve"> U1 </w:t>
       </w:r>
       <w:r>
         <w:rPr>
-          <w:rFonts w:hint="eastAsia"/>
+          <w:rFonts w:hint="eastAsia" w:eastAsia="黑体"/>
         </w:rPr>
         <w:t xml:space="preserve">的反相输入端、另一端接节点</w:t>
       </w:r>
       <w:r>
+        <w:rPr>
+          <w:rFonts w:eastAsia="黑体"/>
+        </w:rPr>
         <w:t xml:space="preserve"> </w:t>
       </w:r>
       <w:r>
         <w:rPr>
-          <w:rFonts w:hint="eastAsia"/>
+          <w:rFonts w:hint="eastAsia" w:eastAsia="黑体"/>
         </w:rPr>
         <w:t xml:space="preserve">OUT；滤波电容</w:t>
       </w:r>
       <w:r>
+        <w:rPr>
+          <w:rFonts w:eastAsia="黑体"/>
+        </w:rPr>
         <w:t xml:space="preserve"> </w:t>
       </w:r>
       <m:oMath>
@@ -625,29 +757,38 @@
         </m:sSub>
       </m:oMath>
       <w:r>
+        <w:rPr>
+          <w:rFonts w:eastAsia="黑体"/>
+        </w:rPr>
         <w:t xml:space="preserve"> </w:t>
       </w:r>
       <w:r>
         <w:rPr>
-          <w:rFonts w:hint="eastAsia"/>
+          <w:rFonts w:hint="eastAsia" w:eastAsia="黑体"/>
         </w:rPr>
         <w:t xml:space="preserve">一端接（或跨接在反馈支路/U1</w:t>
       </w:r>
       <w:r>
+        <w:rPr>
+          <w:rFonts w:eastAsia="黑体"/>
+        </w:rPr>
         <w:t xml:space="preserve"> </w:t>
       </w:r>
       <w:r>
         <w:rPr>
-          <w:rFonts w:hint="eastAsia"/>
+          <w:rFonts w:hint="eastAsia" w:eastAsia="黑体"/>
         </w:rPr>
         <w:t xml:space="preserve">反相端与输出端之间）、另一端接</w:t>
       </w:r>
       <w:r>
+        <w:rPr>
+          <w:rFonts w:eastAsia="黑体"/>
+        </w:rPr>
         <w:t xml:space="preserve"> GND </w:t>
       </w:r>
       <w:r>
         <w:rPr>
-          <w:rFonts w:hint="eastAsia"/>
+          <w:rFonts w:hint="eastAsia" w:eastAsia="黑体"/>
         </w:rPr>
         <w:t xml:space="preserve">或相应节点，与电阻共同决定频率响应。</w:t>
       </w:r>
@@ -656,25 +797,31 @@
       <w:pPr/>
       <w:r>
         <w:rPr>
-          <w:rFonts w:hint="eastAsia"/>
+          <w:rFonts w:hint="eastAsia" w:eastAsia="黑体"/>
         </w:rPr>
         <w:t xml:space="preserve">组态上这是一个以运算放大器为核心的负反馈有源滤波器，运放提供增益与低输出阻抗，使</w:t>
       </w:r>
       <w:r>
+        <w:rPr>
+          <w:rFonts w:eastAsia="黑体"/>
+        </w:rPr>
         <w:t xml:space="preserve"> R、C </w:t>
       </w:r>
       <w:r>
         <w:rPr>
-          <w:rFonts w:hint="eastAsia"/>
+          <w:rFonts w:hint="eastAsia" w:eastAsia="黑体"/>
         </w:rPr>
         <w:t xml:space="preserve">网络在设定截止频率之外衰减信号，可实现低通、高通、带通、带阻等类型，克服了无源</w:t>
       </w:r>
       <w:r>
+        <w:rPr>
+          <w:rFonts w:eastAsia="黑体"/>
+        </w:rPr>
         <w:t xml:space="preserve"> RC </w:t>
       </w:r>
       <w:r>
         <w:rPr>
-          <w:rFonts w:hint="eastAsia"/>
+          <w:rFonts w:hint="eastAsia" w:eastAsia="黑体"/>
         </w:rPr>
         <w:t xml:space="preserve">滤波增益小、易受负载影响的缺点。</w:t>
       </w:r>
@@ -687,7 +834,7 @@
       </w:pPr>
       <w:r>
         <w:rPr>
-          <w:rFonts w:hint="eastAsia"/>
+          <w:rFonts w:hint="eastAsia" w:eastAsia="黑体"/>
         </w:rPr>
         <w:t xml:space="preserve">工作原理</w:t>
       </w:r>
@@ -698,16 +845,19 @@
       </w:pPr>
       <w:r>
         <w:rPr>
-          <w:rFonts w:hint="eastAsia"/>
+          <w:rFonts w:hint="eastAsia" w:eastAsia="黑体"/>
         </w:rPr>
         <w:t xml:space="preserve">运放与</w:t>
       </w:r>
       <w:r>
+        <w:rPr>
+          <w:rFonts w:eastAsia="黑体"/>
+        </w:rPr>
         <w:t xml:space="preserve"> R、C </w:t>
       </w:r>
       <w:r>
         <w:rPr>
-          <w:rFonts w:hint="eastAsia"/>
+          <w:rFonts w:hint="eastAsia" w:eastAsia="黑体"/>
         </w:rPr>
         <w:t xml:space="preserve">组成反馈网络，电容随频率变化的阻抗改变反馈与输入网络的传递关系，使不同频率的信号得到不同增益；运放负反馈保证稳定、低输出阻抗，从而在设定的截止频率之外衰减信号、之内保持增益。</w:t>
       </w:r>
@@ -720,7 +870,7 @@
       </w:pPr>
       <w:r>
         <w:rPr>
-          <w:rFonts w:hint="eastAsia"/>
+          <w:rFonts w:hint="eastAsia" w:eastAsia="黑体"/>
         </w:rPr>
         <w:t xml:space="preserve">关键计算公式</w:t>
       </w:r>
@@ -734,7 +884,7 @@
       </w:pPr>
       <w:r>
         <w:rPr>
-          <w:rFonts w:hint="eastAsia"/>
+          <w:rFonts w:hint="eastAsia" w:eastAsia="黑体"/>
         </w:rPr>
         <w:t xml:space="preserve">一阶反相有源低通滤波增益-截止：</w:t>
       </w:r>
@@ -878,7 +1028,7 @@
       </w:pPr>
       <w:r>
         <w:rPr>
-          <w:rFonts w:hint="eastAsia"/>
+          <w:rFonts w:hint="eastAsia" w:eastAsia="黑体"/>
         </w:rPr>
         <w:t xml:space="preserve">同相二阶（Sallen-Key）低通截止频率：</w:t>
       </w:r>
@@ -997,16 +1147,19 @@
       </w:pPr>
       <w:r>
         <w:rPr>
-          <w:rFonts w:hint="eastAsia"/>
+          <w:rFonts w:hint="eastAsia" w:eastAsia="黑体"/>
         </w:rPr>
         <w:t xml:space="preserve">二阶</w:t>
       </w:r>
       <w:r>
+        <w:rPr>
+          <w:rFonts w:eastAsia="黑体"/>
+        </w:rPr>
         <w:t xml:space="preserve"> Sallen-Key </w:t>
       </w:r>
       <w:r>
         <w:rPr>
-          <w:rFonts w:hint="eastAsia"/>
+          <w:rFonts w:hint="eastAsia" w:eastAsia="黑体"/>
         </w:rPr>
         <w:t xml:space="preserve">品质因数：</w:t>
       </w:r>
@@ -1161,7 +1314,7 @@
       </w:pPr>
       <w:r>
         <w:rPr>
-          <w:rFonts w:hint="eastAsia"/>
+          <w:rFonts w:hint="eastAsia" w:eastAsia="黑体"/>
         </w:rPr>
         <w:t xml:space="preserve">一阶高通截止频率：</w:t>
       </w:r>
@@ -1252,7 +1405,7 @@
             </w:pPr>
             <w:r>
               <w:rPr>
-                <w:rFonts w:hint="eastAsia"/>
+                <w:rFonts w:hint="eastAsia" w:eastAsia="黑体"/>
               </w:rPr>
               <w:t xml:space="preserve">符号</w:t>
             </w:r>
@@ -1266,7 +1419,7 @@
             </w:pPr>
             <w:r>
               <w:rPr>
-                <w:rFonts w:hint="eastAsia"/>
+                <w:rFonts w:hint="eastAsia" w:eastAsia="黑体"/>
               </w:rPr>
               <w:t xml:space="preserve">含义</w:t>
             </w:r>
@@ -1280,7 +1433,7 @@
             </w:pPr>
             <w:r>
               <w:rPr>
-                <w:rFonts w:hint="eastAsia"/>
+                <w:rFonts w:hint="eastAsia" w:eastAsia="黑体"/>
               </w:rPr>
               <w:t xml:space="preserve">单位</w:t>
             </w:r>
@@ -1309,6 +1462,9 @@
               </m:sSub>
             </m:oMath>
             <w:r>
+              <w:rPr>
+                <w:rFonts w:eastAsia="黑体"/>
+              </w:rPr>
               <w:t xml:space="preserve">​</w:t>
             </w:r>
           </w:p>
@@ -1321,7 +1477,7 @@
             </w:pPr>
             <w:r>
               <w:rPr>
-                <w:rFonts w:hint="eastAsia"/>
+                <w:rFonts w:hint="eastAsia" w:eastAsia="黑体"/>
               </w:rPr>
               <w:t xml:space="preserve">电压增益</w:t>
             </w:r>
@@ -1334,6 +1490,9 @@
               <w:pStyle w:val="Compact"/>
             </w:pPr>
             <w:r>
+              <w:rPr>
+                <w:rFonts w:eastAsia="黑体"/>
+              </w:rPr>
               <w:t xml:space="preserve">—</w:t>
             </w:r>
           </w:p>
@@ -1397,6 +1556,9 @@
               </m:sSub>
             </m:oMath>
             <w:r>
+              <w:rPr>
+                <w:rFonts w:eastAsia="黑体"/>
+              </w:rPr>
               <w:t xml:space="preserve">​</w:t>
             </w:r>
           </w:p>
@@ -1409,7 +1571,7 @@
             </w:pPr>
             <w:r>
               <w:rPr>
-                <w:rFonts w:hint="eastAsia"/>
+                <w:rFonts w:hint="eastAsia" w:eastAsia="黑体"/>
               </w:rPr>
               <w:t xml:space="preserve">各电阻</w:t>
             </w:r>
@@ -1422,6 +1584,9 @@
               <w:pStyle w:val="Compact"/>
             </w:pPr>
             <w:r>
+              <w:rPr>
+                <w:rFonts w:eastAsia="黑体"/>
+              </w:rPr>
               <w:t xml:space="preserve">Ω</w:t>
             </w:r>
           </w:p>
@@ -1467,6 +1632,9 @@
               </m:sSub>
             </m:oMath>
             <w:r>
+              <w:rPr>
+                <w:rFonts w:eastAsia="黑体"/>
+              </w:rPr>
               <w:t xml:space="preserve">​</w:t>
             </w:r>
           </w:p>
@@ -1479,7 +1647,7 @@
             </w:pPr>
             <w:r>
               <w:rPr>
-                <w:rFonts w:hint="eastAsia"/>
+                <w:rFonts w:hint="eastAsia" w:eastAsia="黑体"/>
               </w:rPr>
               <w:t xml:space="preserve">电容</w:t>
             </w:r>
@@ -1492,6 +1660,9 @@
               <w:pStyle w:val="Compact"/>
             </w:pPr>
             <w:r>
+              <w:rPr>
+                <w:rFonts w:eastAsia="黑体"/>
+              </w:rPr>
               <w:t xml:space="preserve">F</w:t>
             </w:r>
           </w:p>
@@ -1519,6 +1690,9 @@
               </m:sSub>
             </m:oMath>
             <w:r>
+              <w:rPr>
+                <w:rFonts w:eastAsia="黑体"/>
+              </w:rPr>
               <w:t xml:space="preserve">​</w:t>
             </w:r>
           </w:p>
@@ -1531,7 +1705,7 @@
             </w:pPr>
             <w:r>
               <w:rPr>
-                <w:rFonts w:hint="eastAsia"/>
+                <w:rFonts w:hint="eastAsia" w:eastAsia="黑体"/>
               </w:rPr>
               <w:t xml:space="preserve">截止频率</w:t>
             </w:r>
@@ -1544,6 +1718,9 @@
               <w:pStyle w:val="Compact"/>
             </w:pPr>
             <w:r>
+              <w:rPr>
+                <w:rFonts w:eastAsia="黑体"/>
+              </w:rPr>
               <w:t xml:space="preserve">Hz</w:t>
             </w:r>
           </w:p>
@@ -1562,6 +1739,9 @@
               </m:r>
             </m:oMath>
             <w:r>
+              <w:rPr>
+                <w:rFonts w:eastAsia="黑体"/>
+              </w:rPr>
               <w:t xml:space="preserve">​</w:t>
             </w:r>
           </w:p>
@@ -1574,7 +1754,7 @@
             </w:pPr>
             <w:r>
               <w:rPr>
-                <w:rFonts w:hint="eastAsia"/>
+                <w:rFonts w:hint="eastAsia" w:eastAsia="黑体"/>
               </w:rPr>
               <w:t xml:space="preserve">品质因数</w:t>
             </w:r>
@@ -1587,6 +1767,9 @@
               <w:pStyle w:val="Compact"/>
             </w:pPr>
             <w:r>
+              <w:rPr>
+                <w:rFonts w:eastAsia="黑体"/>
+              </w:rPr>
               <w:t xml:space="preserve">—</w:t>
             </w:r>
           </w:p>
@@ -1601,7 +1784,7 @@
       </w:pPr>
       <w:r>
         <w:rPr>
-          <w:rFonts w:hint="eastAsia"/>
+          <w:rFonts w:hint="eastAsia" w:eastAsia="黑体"/>
         </w:rPr>
         <w:t xml:space="preserve">元件调整影响</w:t>
       </w:r>
@@ -1630,6 +1813,7 @@
       </m:oMath>
       <w:r>
         <w:rPr>
+          <w:rFonts w:eastAsia="黑体"/>
           <w:b/>
           <w:bCs/>
         </w:rPr>
@@ -1637,21 +1821,27 @@
       </w:r>
       <w:r>
         <w:rPr>
-          <w:rFonts w:hint="eastAsia"/>
+          <w:rFonts w:hint="eastAsia" w:eastAsia="黑体"/>
           <w:b/>
           <w:bCs/>
         </w:rPr>
         <w:t xml:space="preserve">增大</w:t>
       </w:r>
       <w:r>
+        <w:rPr>
+          <w:rFonts w:eastAsia="黑体"/>
+        </w:rPr>
         <w:t xml:space="preserve"> </w:t>
       </w:r>
       <w:r>
+        <w:rPr>
+          <w:rFonts w:eastAsia="黑体"/>
+        </w:rPr>
         <w:t xml:space="preserve">→ </w:t>
       </w:r>
       <w:r>
         <w:rPr>
-          <w:rFonts w:hint="eastAsia"/>
+          <w:rFonts w:hint="eastAsia" w:eastAsia="黑体"/>
         </w:rPr>
         <w:t xml:space="preserve">通带增益增大（反相），同时影响截止频率。</w:t>
       </w:r>
@@ -1671,7 +1861,7 @@
       </m:oMath>
       <w:r>
         <w:rPr>
-          <w:rFonts w:hint="eastAsia"/>
+          <w:rFonts w:hint="eastAsia" w:eastAsia="黑体"/>
           <w:b/>
           <w:bCs/>
         </w:rPr>
@@ -1679,6 +1869,7 @@
       </w:r>
       <w:r>
         <w:rPr>
+          <w:rFonts w:eastAsia="黑体"/>
           <w:b/>
           <w:bCs/>
         </w:rPr>
@@ -1691,25 +1882,34 @@
       </m:oMath>
       <w:r>
         <w:rPr>
-          <w:rFonts w:hint="eastAsia"/>
+          <w:rFonts w:hint="eastAsia" w:eastAsia="黑体"/>
           <w:b/>
           <w:bCs/>
         </w:rPr>
         <w:t xml:space="preserve">）增大</w:t>
       </w:r>
       <w:r>
+        <w:rPr>
+          <w:rFonts w:eastAsia="黑体"/>
+        </w:rPr>
         <w:t xml:space="preserve"> </w:t>
       </w:r>
       <w:r>
+        <w:rPr>
+          <w:rFonts w:eastAsia="黑体"/>
+        </w:rPr>
         <w:t xml:space="preserve">→ </w:t>
       </w:r>
       <w:r>
         <w:rPr>
-          <w:rFonts w:hint="eastAsia"/>
+          <w:rFonts w:hint="eastAsia" w:eastAsia="黑体"/>
         </w:rPr>
         <w:t xml:space="preserve">截止频率</w:t>
       </w:r>
       <w:r>
+        <w:rPr>
+          <w:rFonts w:eastAsia="黑体"/>
+        </w:rPr>
         <w:t xml:space="preserve"> </w:t>
       </w:r>
       <m:oMath>
@@ -1727,11 +1927,14 @@
         </m:sSub>
       </m:oMath>
       <w:r>
+        <w:rPr>
+          <w:rFonts w:eastAsia="黑体"/>
+        </w:rPr>
         <w:t xml:space="preserve"> </w:t>
       </w:r>
       <w:r>
         <w:rPr>
-          <w:rFonts w:hint="eastAsia"/>
+          <w:rFonts w:hint="eastAsia" w:eastAsia="黑体"/>
         </w:rPr>
         <w:t xml:space="preserve">下降。</w:t>
       </w:r>
@@ -1751,6 +1954,7 @@
       </m:oMath>
       <w:r>
         <w:rPr>
+          <w:rFonts w:eastAsia="黑体"/>
           <w:b/>
           <w:bCs/>
         </w:rPr>
@@ -1758,21 +1962,27 @@
       </w:r>
       <w:r>
         <w:rPr>
-          <w:rFonts w:hint="eastAsia"/>
+          <w:rFonts w:hint="eastAsia" w:eastAsia="黑体"/>
           <w:b/>
           <w:bCs/>
         </w:rPr>
         <w:t xml:space="preserve">增大</w:t>
       </w:r>
       <w:r>
+        <w:rPr>
+          <w:rFonts w:eastAsia="黑体"/>
+        </w:rPr>
         <w:t xml:space="preserve"> </w:t>
       </w:r>
       <w:r>
+        <w:rPr>
+          <w:rFonts w:eastAsia="黑体"/>
+        </w:rPr>
         <w:t xml:space="preserve">→ </w:t>
       </w:r>
       <w:r>
         <w:rPr>
-          <w:rFonts w:hint="eastAsia"/>
+          <w:rFonts w:hint="eastAsia" w:eastAsia="黑体"/>
         </w:rPr>
         <w:t xml:space="preserve">过渡带更陡、转折处更尖，甚至出现过冲/振荡。</w:t>
       </w:r>
@@ -1787,7 +1997,7 @@
       </w:pPr>
       <w:r>
         <w:rPr>
-          <w:rFonts w:hint="eastAsia"/>
+          <w:rFonts w:hint="eastAsia" w:eastAsia="黑体"/>
         </w:rPr>
         <w:t xml:space="preserve">运放增益带宽积足够大才能保证高频特性符合设计值。</w:t>
       </w:r>
@@ -1800,7 +2010,7 @@
       </w:pPr>
       <w:r>
         <w:rPr>
-          <w:rFonts w:hint="eastAsia"/>
+          <w:rFonts w:hint="eastAsia" w:eastAsia="黑体"/>
         </w:rPr>
         <w:t xml:space="preserve">典型参数示例</w:t>
       </w:r>
@@ -1815,11 +2025,14 @@
       </w:pPr>
       <w:r>
         <w:rPr>
-          <w:rFonts w:hint="eastAsia"/>
+          <w:rFonts w:hint="eastAsia" w:eastAsia="黑体"/>
         </w:rPr>
         <w:t xml:space="preserve">一阶反相低通取</w:t>
       </w:r>
       <w:r>
+        <w:rPr>
+          <w:rFonts w:eastAsia="黑体"/>
+        </w:rPr>
         <w:t xml:space="preserve"> </w:t>
       </w:r>
       <m:oMath>
@@ -1856,6 +2069,9 @@
         </m:r>
       </m:oMath>
       <w:r>
+        <w:rPr>
+          <w:rFonts w:eastAsia="黑体"/>
+        </w:rPr>
         <w:t xml:space="preserve">、</w:t>
       </w:r>
       <m:oMath>
@@ -1884,7 +2100,7 @@
       </m:oMath>
       <w:r>
         <w:rPr>
-          <w:rFonts w:hint="eastAsia"/>
+          <w:rFonts w:hint="eastAsia" w:eastAsia="黑体"/>
         </w:rPr>
         <w:t xml:space="preserve">：</w:t>
       </w:r>
@@ -2007,11 +2223,14 @@
       </m:oMath>
       <w:r>
         <w:rPr>
-          <w:rFonts w:hint="eastAsia"/>
+          <w:rFonts w:hint="eastAsia" w:eastAsia="黑体"/>
         </w:rPr>
         <w:t xml:space="preserve">，增益</w:t>
       </w:r>
       <w:r>
+        <w:rPr>
+          <w:rFonts w:eastAsia="黑体"/>
+        </w:rPr>
         <w:t xml:space="preserve"> </w:t>
       </w:r>
       <m:oMath>
@@ -2078,11 +2297,14 @@
       </m:oMath>
       <w:r>
         <w:rPr>
-          <w:rFonts w:hint="eastAsia"/>
+          <w:rFonts w:hint="eastAsia" w:eastAsia="黑体"/>
         </w:rPr>
         <w:t xml:space="preserve">（取</w:t>
       </w:r>
       <w:r>
+        <w:rPr>
+          <w:rFonts w:eastAsia="黑体"/>
+        </w:rPr>
         <w:t xml:space="preserve"> </w:t>
       </w:r>
       <m:oMath>
@@ -2119,20 +2341,26 @@
         </m:r>
       </m:oMath>
       <w:r>
+        <w:rPr>
+          <w:rFonts w:eastAsia="黑体"/>
+        </w:rPr>
         <w:t xml:space="preserve"> </w:t>
       </w:r>
       <w:r>
         <w:rPr>
-          <w:rFonts w:hint="eastAsia"/>
+          <w:rFonts w:hint="eastAsia" w:eastAsia="黑体"/>
         </w:rPr>
         <w:t xml:space="preserve">时为</w:t>
       </w:r>
       <w:r>
+        <w:rPr>
+          <w:rFonts w:eastAsia="黑体"/>
+        </w:rPr>
         <w:t xml:space="preserve"> </w:t>
       </w:r>
       <w:r>
         <w:rPr>
-          <w:rFonts w:hint="eastAsia"/>
+          <w:rFonts w:hint="eastAsia" w:eastAsia="黑体"/>
         </w:rPr>
         <w:t xml:space="preserve">10）。</w:t>
       </w:r>
@@ -2147,11 +2375,14 @@
       </w:pPr>
       <w:r>
         <w:rPr>
-          <w:rFonts w:hint="eastAsia"/>
+          <w:rFonts w:hint="eastAsia" w:eastAsia="黑体"/>
         </w:rPr>
         <w:t xml:space="preserve">取</w:t>
       </w:r>
       <w:r>
+        <w:rPr>
+          <w:rFonts w:eastAsia="黑体"/>
+        </w:rPr>
         <w:t xml:space="preserve"> </w:t>
       </w:r>
       <m:oMath>
@@ -2188,6 +2419,9 @@
         </m:r>
       </m:oMath>
       <w:r>
+        <w:rPr>
+          <w:rFonts w:eastAsia="黑体"/>
+        </w:rPr>
         <w:t xml:space="preserve">、</w:t>
       </w:r>
       <m:oMath>
@@ -2224,6 +2458,9 @@
         </m:r>
       </m:oMath>
       <w:r>
+        <w:rPr>
+          <w:rFonts w:eastAsia="黑体"/>
+        </w:rPr>
         <w:t xml:space="preserve">、</w:t>
       </w:r>
       <m:oMath>
@@ -2252,7 +2489,7 @@
       </m:oMath>
       <w:r>
         <w:rPr>
-          <w:rFonts w:hint="eastAsia"/>
+          <w:rFonts w:hint="eastAsia" w:eastAsia="黑体"/>
         </w:rPr>
         <w:t xml:space="preserve">：</w:t>
       </w:r>
@@ -2291,11 +2528,14 @@
       </m:oMath>
       <w:r>
         <w:rPr>
-          <w:rFonts w:hint="eastAsia"/>
+          <w:rFonts w:hint="eastAsia" w:eastAsia="黑体"/>
         </w:rPr>
         <w:t xml:space="preserve">，增益</w:t>
       </w:r>
       <w:r>
+        <w:rPr>
+          <w:rFonts w:eastAsia="黑体"/>
+        </w:rPr>
         <w:t xml:space="preserve"> </w:t>
       </w:r>
       <m:oMath>
@@ -2334,6 +2574,9 @@
         </m:r>
       </m:oMath>
       <w:r>
+        <w:rPr>
+          <w:rFonts w:eastAsia="黑体"/>
+        </w:rPr>
         <w:t xml:space="preserve">。</w:t>
       </w:r>
     </w:p>
@@ -2345,7 +2588,7 @@
       </w:pPr>
       <w:r>
         <w:rPr>
-          <w:rFonts w:hint="eastAsia"/>
+          <w:rFonts w:hint="eastAsia" w:eastAsia="黑体"/>
         </w:rPr>
         <w:t xml:space="preserve">常见器件型号</w:t>
       </w:r>
@@ -2360,7 +2603,7 @@
       </w:pPr>
       <w:r>
         <w:rPr>
-          <w:rFonts w:hint="eastAsia"/>
+          <w:rFonts w:hint="eastAsia" w:eastAsia="黑体"/>
         </w:rPr>
         <w:t xml:space="preserve">运放：LM358、TL072、TL084、OPA2134、NE5532。</w:t>
       </w:r>
@@ -2375,25 +2618,31 @@
       </w:pPr>
       <w:r>
         <w:rPr>
-          <w:rFonts w:hint="eastAsia"/>
+          <w:rFonts w:hint="eastAsia" w:eastAsia="黑体"/>
         </w:rPr>
         <w:t xml:space="preserve">电阻电容：1%</w:t>
       </w:r>
       <w:r>
+        <w:rPr>
+          <w:rFonts w:eastAsia="黑体"/>
+        </w:rPr>
         <w:t xml:space="preserve"> </w:t>
       </w:r>
       <w:r>
         <w:rPr>
-          <w:rFonts w:hint="eastAsia"/>
+          <w:rFonts w:hint="eastAsia" w:eastAsia="黑体"/>
         </w:rPr>
         <w:t xml:space="preserve">电阻、C0G/NP0</w:t>
       </w:r>
       <w:r>
+        <w:rPr>
+          <w:rFonts w:eastAsia="黑体"/>
+        </w:rPr>
         <w:t xml:space="preserve"> </w:t>
       </w:r>
       <w:r>
         <w:rPr>
-          <w:rFonts w:hint="eastAsia"/>
+          <w:rFonts w:hint="eastAsia" w:eastAsia="黑体"/>
         </w:rPr>
         <w:t xml:space="preserve">电容。</w:t>
       </w:r>
@@ -2408,7 +2657,7 @@
       </w:pPr>
       <w:r>
         <w:rPr>
-          <w:rFonts w:hint="eastAsia"/>
+          <w:rFonts w:hint="eastAsia" w:eastAsia="黑体"/>
         </w:rPr>
         <w:t xml:space="preserve">常用：按需选型。</w:t>
       </w:r>
@@ -2421,7 +2670,7 @@
       </w:pPr>
       <w:r>
         <w:rPr>
-          <w:rFonts w:hint="eastAsia"/>
+          <w:rFonts w:hint="eastAsia" w:eastAsia="黑体"/>
         </w:rPr>
         <w:t xml:space="preserve">注意事项</w:t>
       </w:r>
@@ -2436,7 +2685,7 @@
       </w:pPr>
       <w:r>
         <w:rPr>
-          <w:rFonts w:hint="eastAsia"/>
+          <w:rFonts w:hint="eastAsia" w:eastAsia="黑体"/>
         </w:rPr>
         <w:t xml:space="preserve">运放需足够增益带宽积，否则高频衰减偏离设计曲线。</w:t>
       </w:r>
@@ -2451,25 +2700,31 @@
       </w:pPr>
       <w:r>
         <w:rPr>
-          <w:rFonts w:hint="eastAsia"/>
+          <w:rFonts w:hint="eastAsia" w:eastAsia="黑体"/>
         </w:rPr>
         <w:t xml:space="preserve">无源元件精度直接影响截止频率与</w:t>
       </w:r>
       <w:r>
+        <w:rPr>
+          <w:rFonts w:eastAsia="黑体"/>
+        </w:rPr>
         <w:t xml:space="preserve"> Q </w:t>
       </w:r>
       <w:r>
         <w:rPr>
-          <w:rFonts w:hint="eastAsia"/>
+          <w:rFonts w:hint="eastAsia" w:eastAsia="黑体"/>
         </w:rPr>
         <w:t xml:space="preserve">值，需选容差</w:t>
       </w:r>
       <w:r>
+        <w:rPr>
+          <w:rFonts w:eastAsia="黑体"/>
+        </w:rPr>
         <w:t xml:space="preserve"> &lt;2% </w:t>
       </w:r>
       <w:r>
         <w:rPr>
-          <w:rFonts w:hint="eastAsia"/>
+          <w:rFonts w:hint="eastAsia" w:eastAsia="黑体"/>
         </w:rPr>
         <w:t xml:space="preserve">的元件。</w:t>
       </w:r>
@@ -2483,20 +2738,26 @@
         </w:numPr>
       </w:pPr>
       <w:r>
+        <w:rPr>
+          <w:rFonts w:eastAsia="黑体"/>
+        </w:rPr>
         <w:t xml:space="preserve">Sallen-Key </w:t>
       </w:r>
       <w:r>
         <w:rPr>
-          <w:rFonts w:hint="eastAsia"/>
+          <w:rFonts w:hint="eastAsia" w:eastAsia="黑体"/>
         </w:rPr>
         <w:t xml:space="preserve">二阶高</w:t>
       </w:r>
       <w:r>
+        <w:rPr>
+          <w:rFonts w:eastAsia="黑体"/>
+        </w:rPr>
         <w:t xml:space="preserve"> Q </w:t>
       </w:r>
       <w:r>
         <w:rPr>
-          <w:rFonts w:hint="eastAsia"/>
+          <w:rFonts w:hint="eastAsia" w:eastAsia="黑体"/>
         </w:rPr>
         <w:t xml:space="preserve">时对元件参数敏感，可能振荡，需校验稳定性。</w:t>
       </w:r>
@@ -2511,7 +2772,7 @@
       </w:pPr>
       <w:r>
         <w:rPr>
-          <w:rFonts w:hint="eastAsia"/>
+          <w:rFonts w:hint="eastAsia" w:eastAsia="黑体"/>
         </w:rPr>
         <w:t xml:space="preserve">有源滤波器需要供电，且输出摆幅受运放电源限制。</w:t>
       </w:r>
@@ -2524,7 +2785,7 @@
       </w:pPr>
       <w:r>
         <w:rPr>
-          <w:rFonts w:hint="eastAsia"/>
+          <w:rFonts w:hint="eastAsia" w:eastAsia="黑体"/>
         </w:rPr>
         <w:t xml:space="preserve">参考资料</w:t>
       </w:r>
@@ -2538,6 +2799,9 @@
         </w:numPr>
       </w:pPr>
       <w:r>
+        <w:rPr>
+          <w:rFonts w:eastAsia="黑体"/>
+        </w:rPr>
         <w:t xml:space="preserve">Wikipedia: Active filter / Sallen–Key topology。</w:t>
       </w:r>
     </w:p>
@@ -2551,7 +2815,7 @@
       </w:pPr>
       <w:r>
         <w:rPr>
-          <w:rFonts w:hint="eastAsia"/>
+          <w:rFonts w:hint="eastAsia" w:eastAsia="黑体"/>
         </w:rPr>
         <w:t xml:space="preserve">《模拟电子技术基础》（童诗白、华成英）。</w:t>
       </w:r>
@@ -2565,20 +2829,26 @@
         </w:numPr>
       </w:pPr>
       <w:r>
+        <w:rPr>
+          <w:rFonts w:eastAsia="黑体"/>
+        </w:rPr>
         <w:t xml:space="preserve">TI </w:t>
       </w:r>
       <w:r>
         <w:rPr>
-          <w:rFonts w:hint="eastAsia"/>
+          <w:rFonts w:hint="eastAsia" w:eastAsia="黑体"/>
         </w:rPr>
         <w:t xml:space="preserve">应用笔记</w:t>
       </w:r>
       <w:r>
+        <w:rPr>
+          <w:rFonts w:eastAsia="黑体"/>
+        </w:rPr>
         <w:t xml:space="preserve"> </w:t>
       </w:r>
       <w:r>
         <w:rPr>
-          <w:rFonts w:hint="eastAsia"/>
+          <w:rFonts w:hint="eastAsia" w:eastAsia="黑体"/>
         </w:rPr>
         <w:t xml:space="preserve">SLOA024（有源滤波设计）。</w:t>
       </w:r>
@@ -2592,11 +2862,11 @@
       </w:pPr>
       <w:r>
         <w:rPr>
-          <w:rFonts w:ascii="Times New Roman" w:hAnsi="Times New Roman"/>
+          <w:rFonts w:ascii="Times New Roman" w:hAnsi="Times New Roman" w:eastAsia="黑体"/>
           <w:color w:val="555555"/>
           <w:sz w:val="21"/>
         </w:rPr>
-        <w:t>材料收集者：杜文杰</w:t>
+        <w:t>材料收集者：杜文杰，WX手机：19519196569，QQ:3478827729</w:t>
       </w:r>
     </w:p>
     <w:sectPr>
@@ -2616,7 +2886,7 @@
 </file>
 
 <file path=word/footer1.xml><?xml version="1.0" encoding="utf-8"?>
-<w:ftr xmlns:m="http://schemas.openxmlformats.org/officeDocument/2006/math" xmlns:mc="http://schemas.openxmlformats.org/markup-compatibility/2006" xmlns:mo="http://schemas.microsoft.com/office/mac/office/2008/main" xmlns:mv="urn:schemas-microsoft-com:mac:vml" xmlns:o="urn:schemas-microsoft-com:office:office" xmlns:r="http://schemas.openxmlformats.org/officeDocument/2006/relationships" xmlns:v="urn:schemas-microsoft-com:vml" xmlns:w10="urn:schemas-microsoft-com:office:word" xmlns:w14="http://schemas.microsoft.com/office/word/2010/wordml" xmlns:w="http://schemas.openxmlformats.org/wordprocessingml/2006/main" xmlns:wne="http://schemas.microsoft.com/office/word/2006/wordml" xmlns:wp14="http://schemas.microsoft.com/office/word/2010/wordprocessingDrawing" xmlns:wp="http://schemas.openxmlformats.org/drawingml/2006/wordprocessingDrawing" xmlns:wpc="http://schemas.microsoft.com/office/word/2010/wordprocessingCanvas" xmlns:wpg="http://schemas.microsoft.com/office/word/2010/wordprocessingGroup" xmlns:wpi="http://schemas.microsoft.com/office/word/2010/wordprocessingInk" xmlns:wps="http://schemas.microsoft.com/office/word/2010/wordprocessingShape" mc:Ignorable="w14 wp14">
+<w:ftr xmlns:mc="http://schemas.openxmlformats.org/markup-compatibility/2006" xmlns:w="http://schemas.openxmlformats.org/wordprocessingml/2006/main" xmlns:m="http://schemas.openxmlformats.org/officeDocument/2006/math" xmlns:mo="http://schemas.microsoft.com/office/mac/office/2008/main" xmlns:mv="urn:schemas-microsoft-com:mac:vml" xmlns:o="urn:schemas-microsoft-com:office:office" xmlns:r="http://schemas.openxmlformats.org/officeDocument/2006/relationships" xmlns:v="urn:schemas-microsoft-com:vml" xmlns:w10="urn:schemas-microsoft-com:office:word" xmlns:w14="http://schemas.microsoft.com/office/word/2010/wordml" xmlns:wne="http://schemas.microsoft.com/office/word/2006/wordml" xmlns:wp14="http://schemas.microsoft.com/office/word/2010/wordprocessingDrawing" xmlns:wp="http://schemas.openxmlformats.org/drawingml/2006/wordprocessingDrawing" xmlns:wpc="http://schemas.microsoft.com/office/word/2010/wordprocessingCanvas" xmlns:wpg="http://schemas.microsoft.com/office/word/2010/wordprocessingGroup" xmlns:wpi="http://schemas.microsoft.com/office/word/2010/wordprocessingInk" xmlns:wps="http://schemas.microsoft.com/office/word/2010/wordprocessingShape" mc:Ignorable="w14 wp14">
   <w:p>
     <w:pPr>
       <w:pStyle w:val="Footer"/>
@@ -2624,12 +2894,14 @@
     </w:pPr>
     <w:r>
       <w:rPr>
+        <w:rFonts w:eastAsia="黑体"/>
         <w:sz w:val="18"/>
       </w:rPr>
       <w:t xml:space="preserve">第 </w:t>
     </w:r>
     <w:r>
       <w:rPr>
+        <w:rFonts w:eastAsia="黑体"/>
         <w:sz w:val="18"/>
       </w:rPr>
       <w:fldChar w:fldCharType="begin"/>
@@ -2638,6 +2910,7 @@
     </w:r>
     <w:r>
       <w:rPr>
+        <w:rFonts w:eastAsia="黑体"/>
         <w:sz w:val="18"/>
       </w:rPr>
       <w:t xml:space="preserve"> 页</w:t>
@@ -2651,6 +2924,9 @@
   <w:footnote w:type="continuationSeparator" w:id="0">
     <w:p>
       <w:r>
+        <w:rPr>
+          <w:rFonts w:eastAsia="黑体"/>
+        </w:rPr>
         <w:continuationSeparator/>
       </w:r>
     </w:p>
@@ -2658,6 +2934,9 @@
   <w:footnote w:type="separator" w:id="-1">
     <w:p>
       <w:r>
+        <w:rPr>
+          <w:rFonts w:eastAsia="黑体"/>
+        </w:rPr>
         <w:separator/>
       </w:r>
     </w:p>
@@ -2666,7 +2945,7 @@
 </file>
 
 <file path=word/header1.xml><?xml version="1.0" encoding="utf-8"?>
-<w:hdr xmlns:m="http://schemas.openxmlformats.org/officeDocument/2006/math" xmlns:mc="http://schemas.openxmlformats.org/markup-compatibility/2006" xmlns:mo="http://schemas.microsoft.com/office/mac/office/2008/main" xmlns:mv="urn:schemas-microsoft-com:mac:vml" xmlns:o="urn:schemas-microsoft-com:office:office" xmlns:r="http://schemas.openxmlformats.org/officeDocument/2006/relationships" xmlns:v="urn:schemas-microsoft-com:vml" xmlns:w10="urn:schemas-microsoft-com:office:word" xmlns:w14="http://schemas.microsoft.com/office/word/2010/wordml" xmlns:w="http://schemas.openxmlformats.org/wordprocessingml/2006/main" xmlns:wne="http://schemas.microsoft.com/office/word/2006/wordml" xmlns:wp14="http://schemas.microsoft.com/office/word/2010/wordprocessingDrawing" xmlns:wp="http://schemas.openxmlformats.org/drawingml/2006/wordprocessingDrawing" xmlns:wpc="http://schemas.microsoft.com/office/word/2010/wordprocessingCanvas" xmlns:wpg="http://schemas.microsoft.com/office/word/2010/wordprocessingGroup" xmlns:wpi="http://schemas.microsoft.com/office/word/2010/wordprocessingInk" xmlns:wps="http://schemas.microsoft.com/office/word/2010/wordprocessingShape" mc:Ignorable="w14 wp14">
+<w:hdr xmlns:mc="http://schemas.openxmlformats.org/markup-compatibility/2006" xmlns:w="http://schemas.openxmlformats.org/wordprocessingml/2006/main" xmlns:m="http://schemas.openxmlformats.org/officeDocument/2006/math" xmlns:mo="http://schemas.microsoft.com/office/mac/office/2008/main" xmlns:mv="urn:schemas-microsoft-com:mac:vml" xmlns:o="urn:schemas-microsoft-com:office:office" xmlns:r="http://schemas.openxmlformats.org/officeDocument/2006/relationships" xmlns:v="urn:schemas-microsoft-com:vml" xmlns:w10="urn:schemas-microsoft-com:office:word" xmlns:w14="http://schemas.microsoft.com/office/word/2010/wordml" xmlns:wne="http://schemas.microsoft.com/office/word/2006/wordml" xmlns:wp14="http://schemas.microsoft.com/office/word/2010/wordprocessingDrawing" xmlns:wp="http://schemas.openxmlformats.org/drawingml/2006/wordprocessingDrawing" xmlns:wpc="http://schemas.microsoft.com/office/word/2010/wordprocessingCanvas" xmlns:wpg="http://schemas.microsoft.com/office/word/2010/wordprocessingGroup" xmlns:wpi="http://schemas.microsoft.com/office/word/2010/wordprocessingInk" xmlns:wps="http://schemas.microsoft.com/office/word/2010/wordprocessingShape" mc:Ignorable="w14 wp14">
   <w:p>
     <w:pPr>
       <w:pStyle w:val="Header"/>
@@ -2674,7 +2953,7 @@
     </w:pPr>
     <w:r>
       <w:rPr>
-        <w:rFonts w:ascii="Times New Roman" w:hAnsi="Times New Roman"/>
+        <w:rFonts w:ascii="Times New Roman" w:hAnsi="Times New Roman" w:eastAsia="黑体"/>
         <w:sz w:val="18"/>
         <w:rFonts w:eastAsia="黑体"/>
         <w:rFonts w:eastAsia="黑体"/>
@@ -2686,7 +2965,7 @@
 </file>
 
 <file path=word/numbering.xml><?xml version="1.0" encoding="utf-8"?>
-<w:numbering xmlns:m="http://schemas.openxmlformats.org/officeDocument/2006/math" xmlns:mc="http://schemas.openxmlformats.org/markup-compatibility/2006" xmlns:mo="http://schemas.microsoft.com/office/mac/office/2008/main" xmlns:mv="urn:schemas-microsoft-com:mac:vml" xmlns:o="urn:schemas-microsoft-com:office:office" xmlns:r="http://schemas.openxmlformats.org/officeDocument/2006/relationships" xmlns:v="urn:schemas-microsoft-com:vml" xmlns:w="http://schemas.openxmlformats.org/wordprocessingml/2006/main" xmlns:w10="urn:schemas-microsoft-com:office:word" xmlns:w14="http://schemas.microsoft.com/office/word/2010/wordml" xmlns:wne="http://schemas.microsoft.com/office/word/2006/wordml" xmlns:wp="http://schemas.openxmlformats.org/drawingml/2006/wordprocessingDrawing" xmlns:wp14="http://schemas.microsoft.com/office/word/2010/wordprocessingDrawing" xmlns:wpc="http://schemas.microsoft.com/office/word/2010/wordprocessingCanvas" xmlns:wpg="http://schemas.microsoft.com/office/word/2010/wordprocessingGroup" xmlns:wpi="http://schemas.microsoft.com/office/word/2010/wordprocessingInk" xmlns:wps="http://schemas.microsoft.com/office/word/2010/wordprocessingShape" mc:Ignorable="w14 wp14">
+<w:numbering xmlns:mc="http://schemas.openxmlformats.org/markup-compatibility/2006" xmlns:w="http://schemas.openxmlformats.org/wordprocessingml/2006/main" xmlns:m="http://schemas.openxmlformats.org/officeDocument/2006/math" xmlns:mo="http://schemas.microsoft.com/office/mac/office/2008/main" xmlns:mv="urn:schemas-microsoft-com:mac:vml" xmlns:o="urn:schemas-microsoft-com:office:office" xmlns:r="http://schemas.openxmlformats.org/officeDocument/2006/relationships" xmlns:v="urn:schemas-microsoft-com:vml" xmlns:w10="urn:schemas-microsoft-com:office:word" xmlns:w14="http://schemas.microsoft.com/office/word/2010/wordml" xmlns:wne="http://schemas.microsoft.com/office/word/2006/wordml" xmlns:wp="http://schemas.openxmlformats.org/drawingml/2006/wordprocessingDrawing" xmlns:wp14="http://schemas.microsoft.com/office/word/2010/wordprocessingDrawing" xmlns:wpc="http://schemas.microsoft.com/office/word/2010/wordprocessingCanvas" xmlns:wpg="http://schemas.microsoft.com/office/word/2010/wordprocessingGroup" xmlns:wpi="http://schemas.microsoft.com/office/word/2010/wordprocessingInk" xmlns:wps="http://schemas.microsoft.com/office/word/2010/wordprocessingShape" mc:Ignorable="w14 wp14">
   <w:abstractNum w:abstractNumId="0">
     <w:nsid w:val="FFFFFF7C"/>
     <w:multiLevelType w:val="singleLevel"/>
@@ -2773,7 +3052,7 @@
         <w:ind w:hanging="360" w:left="1440"/>
       </w:pPr>
       <w:rPr>
-        <w:rFonts w:ascii="Symbol" w:hAnsi="Symbol" w:hint="default"/>
+        <w:rFonts w:ascii="Symbol" w:hAnsi="Symbol" w:hint="default" w:eastAsia="黑体"/>
       </w:rPr>
     </w:lvl>
   </w:abstractNum>
@@ -2794,7 +3073,7 @@
         <w:ind w:hanging="360" w:left="1080"/>
       </w:pPr>
       <w:rPr>
-        <w:rFonts w:ascii="Symbol" w:hAnsi="Symbol" w:hint="default"/>
+        <w:rFonts w:ascii="Symbol" w:hAnsi="Symbol" w:hint="default" w:eastAsia="黑体"/>
       </w:rPr>
     </w:lvl>
   </w:abstractNum>
@@ -2815,7 +3094,7 @@
         <w:ind w:hanging="360" w:left="720"/>
       </w:pPr>
       <w:rPr>
-        <w:rFonts w:ascii="Symbol" w:hAnsi="Symbol" w:hint="default"/>
+        <w:rFonts w:ascii="Symbol" w:hAnsi="Symbol" w:hint="default" w:eastAsia="黑体"/>
       </w:rPr>
     </w:lvl>
   </w:abstractNum>
@@ -2854,7 +3133,7 @@
         <w:ind w:hanging="360" w:left="360"/>
       </w:pPr>
       <w:rPr>
-        <w:rFonts w:ascii="Symbol" w:hAnsi="Symbol" w:hint="default"/>
+        <w:rFonts w:ascii="Symbol" w:hAnsi="Symbol" w:hint="default" w:eastAsia="黑体"/>
       </w:rPr>
     </w:lvl>
   </w:abstractNum>
@@ -2945,7 +3224,7 @@
         <w:ind w:left="720" w:hanging="360"/>
       </w:pPr>
       <w:rPr>
-        <w:rFonts w:ascii="Symbol" w:hAnsi="Symbol" w:cs="Symbol" w:hint="default"/>
+        <w:rFonts w:ascii="Symbol" w:hAnsi="Symbol" w:cs="Symbol" w:hint="default" w:eastAsia="黑体"/>
       </w:rPr>
     </w:lvl>
     <w:lvl w:ilvl="1">
@@ -2956,7 +3235,7 @@
         <w:ind w:left="1440" w:hanging="360"/>
       </w:pPr>
       <w:rPr>
-        <w:rFonts w:ascii="Courier New" w:hAnsi="Courier New" w:cs="Courier New" w:hint="default"/>
+        <w:rFonts w:ascii="Courier New" w:hAnsi="Courier New" w:cs="Courier New" w:hint="default" w:eastAsia="黑体"/>
       </w:rPr>
     </w:lvl>
     <w:lvl w:ilvl="2">
@@ -2967,7 +3246,7 @@
         <w:ind w:left="2160" w:hanging="360"/>
       </w:pPr>
       <w:rPr>
-        <w:rFonts w:ascii="Wingdings" w:hAnsi="Wingdings" w:cs="Wingdings" w:hint="default"/>
+        <w:rFonts w:ascii="Wingdings" w:hAnsi="Wingdings" w:cs="Wingdings" w:hint="default" w:eastAsia="黑体"/>
       </w:rPr>
     </w:lvl>
     <w:lvl w:ilvl="3">
@@ -2978,7 +3257,7 @@
         <w:ind w:left="2880" w:hanging="360"/>
       </w:pPr>
       <w:rPr>
-        <w:rFonts w:ascii="Symbol" w:hAnsi="Symbol" w:cs="Symbol" w:hint="default"/>
+        <w:rFonts w:ascii="Symbol" w:hAnsi="Symbol" w:cs="Symbol" w:hint="default" w:eastAsia="黑体"/>
       </w:rPr>
     </w:lvl>
     <w:lvl w:ilvl="4">
@@ -2989,7 +3268,7 @@
         <w:ind w:left="3600" w:hanging="360"/>
       </w:pPr>
       <w:rPr>
-        <w:rFonts w:ascii="Courier New" w:hAnsi="Courier New" w:cs="Courier New" w:hint="default"/>
+        <w:rFonts w:ascii="Courier New" w:hAnsi="Courier New" w:cs="Courier New" w:hint="default" w:eastAsia="黑体"/>
       </w:rPr>
     </w:lvl>
     <w:lvl w:ilvl="5">
@@ -3000,7 +3279,7 @@
         <w:ind w:left="4320" w:hanging="360"/>
       </w:pPr>
       <w:rPr>
-        <w:rFonts w:ascii="Wingdings" w:hAnsi="Wingdings" w:cs="Wingdings" w:hint="default"/>
+        <w:rFonts w:ascii="Wingdings" w:hAnsi="Wingdings" w:cs="Wingdings" w:hint="default" w:eastAsia="黑体"/>
       </w:rPr>
     </w:lvl>
     <w:lvl w:ilvl="6">
@@ -3011,7 +3290,7 @@
         <w:ind w:left="5040" w:hanging="360"/>
       </w:pPr>
       <w:rPr>
-        <w:rFonts w:ascii="Symbol" w:hAnsi="Symbol" w:cs="Symbol" w:hint="default"/>
+        <w:rFonts w:ascii="Symbol" w:hAnsi="Symbol" w:cs="Symbol" w:hint="default" w:eastAsia="黑体"/>
       </w:rPr>
     </w:lvl>
     <w:lvl w:ilvl="7">
@@ -3022,7 +3301,7 @@
         <w:ind w:left="5760" w:hanging="360"/>
       </w:pPr>
       <w:rPr>
-        <w:rFonts w:ascii="Courier New" w:hAnsi="Courier New" w:cs="Courier New" w:hint="default"/>
+        <w:rFonts w:ascii="Courier New" w:hAnsi="Courier New" w:cs="Courier New" w:hint="default" w:eastAsia="黑体"/>
       </w:rPr>
     </w:lvl>
     <w:lvl w:ilvl="8">
@@ -3033,7 +3312,7 @@
         <w:ind w:left="6480" w:hanging="360"/>
       </w:pPr>
       <w:rPr>
-        <w:rFonts w:ascii="Wingdings" w:hAnsi="Wingdings" w:cs="Wingdings" w:hint="default"/>
+        <w:rFonts w:ascii="Wingdings" w:hAnsi="Wingdings" w:cs="Wingdings" w:hint="default" w:eastAsia="黑体"/>
       </w:rPr>
     </w:lvl>
   </w:abstractNum>
@@ -3089,11 +3368,11 @@
 </file>
 
 <file path=word/styles.xml><?xml version="1.0" encoding="utf-8"?>
-<w:styles xmlns:mc="http://schemas.openxmlformats.org/markup-compatibility/2006" xmlns:r="http://schemas.openxmlformats.org/officeDocument/2006/relationships" xmlns:w="http://schemas.openxmlformats.org/wordprocessingml/2006/main" xmlns:w14="http://schemas.microsoft.com/office/word/2010/wordml" mc:Ignorable="w14">
+<w:styles xmlns:mc="http://schemas.openxmlformats.org/markup-compatibility/2006" xmlns:w="http://schemas.openxmlformats.org/wordprocessingml/2006/main" xmlns:r="http://schemas.openxmlformats.org/officeDocument/2006/relationships" xmlns:w14="http://schemas.microsoft.com/office/word/2010/wordml" mc:Ignorable="w14">
   <w:docDefaults>
     <w:rPrDefault>
       <w:rPr>
-        <w:rFonts w:asciiTheme="minorHAnsi" w:cstheme="minorBidi" w:eastAsiaTheme="minorEastAsia" w:hAnsiTheme="minorHAnsi"/>
+        <w:rFonts w:asciiTheme="minorHAnsi" w:cstheme="minorBidi" w:hAnsiTheme="minorHAnsi" w:eastAsia="黑体"/>
         <w:sz w:val="22"/>
         <w:szCs w:val="22"/>
         <w:lang w:bidi="ar-SA" w:eastAsia="en-US" w:val="en-US"/>
@@ -3315,7 +3594,7 @@
       <w:outlineLvl w:val="0"/>
     </w:pPr>
     <w:rPr>
-      <w:rFonts w:ascii="Times New Roman" w:asciiTheme="majorHAnsi" w:cstheme="majorBidi" w:eastAsia="黑体" w:eastAsiaTheme="majorEastAsia" w:hAnsi="Times New Roman" w:hAnsiTheme="majorHAnsi"/>
+      <w:rFonts w:ascii="Times New Roman" w:asciiTheme="majorHAnsi" w:cstheme="majorBidi" w:eastAsia="黑体" w:hAnsi="Times New Roman" w:hAnsiTheme="majorHAnsi"/>
       <w:b/>
       <w:bCs/>
       <w:color w:val="1F3864"/>
@@ -3339,7 +3618,7 @@
       <w:outlineLvl w:val="1"/>
     </w:pPr>
     <w:rPr>
-      <w:rFonts w:ascii="Times New Roman" w:asciiTheme="majorHAnsi" w:cstheme="majorBidi" w:eastAsia="黑体" w:eastAsiaTheme="majorEastAsia" w:hAnsi="Times New Roman" w:hAnsiTheme="majorHAnsi"/>
+      <w:rFonts w:ascii="Times New Roman" w:asciiTheme="majorHAnsi" w:cstheme="majorBidi" w:eastAsia="黑体" w:hAnsi="Times New Roman" w:hAnsiTheme="majorHAnsi"/>
       <w:b/>
       <w:bCs/>
       <w:color w:val="2E4E7E"/>
@@ -3363,7 +3642,7 @@
       <w:outlineLvl w:val="2"/>
     </w:pPr>
     <w:rPr>
-      <w:rFonts w:ascii="Times New Roman" w:asciiTheme="majorHAnsi" w:cstheme="majorBidi" w:eastAsia="黑体" w:eastAsiaTheme="majorEastAsia" w:hAnsi="Times New Roman" w:hAnsiTheme="majorHAnsi"/>
+      <w:rFonts w:ascii="Times New Roman" w:asciiTheme="majorHAnsi" w:cstheme="majorBidi" w:eastAsia="黑体" w:hAnsi="Times New Roman" w:hAnsiTheme="majorHAnsi"/>
       <w:b/>
       <w:bCs/>
       <w:color w:val="2E4E7E"/>
@@ -3387,7 +3666,7 @@
       <w:outlineLvl w:val="3"/>
     </w:pPr>
     <w:rPr>
-      <w:rFonts w:ascii="Times New Roman" w:asciiTheme="majorHAnsi" w:cstheme="majorBidi" w:eastAsia="黑体" w:eastAsiaTheme="majorEastAsia" w:hAnsi="Times New Roman" w:hAnsiTheme="majorHAnsi"/>
+      <w:rFonts w:ascii="Times New Roman" w:asciiTheme="majorHAnsi" w:cstheme="majorBidi" w:eastAsia="黑体" w:hAnsi="Times New Roman" w:hAnsiTheme="majorHAnsi"/>
       <w:b/>
       <w:bCs/>
       <w:i/>
@@ -3413,7 +3692,7 @@
       <w:outlineLvl w:val="4"/>
     </w:pPr>
     <w:rPr>
-      <w:rFonts w:ascii="Times New Roman" w:asciiTheme="majorHAnsi" w:cstheme="majorBidi" w:eastAsia="黑体" w:eastAsiaTheme="majorEastAsia" w:hAnsi="Times New Roman" w:hAnsiTheme="majorHAnsi"/>
+      <w:rFonts w:ascii="Times New Roman" w:asciiTheme="majorHAnsi" w:cstheme="majorBidi" w:eastAsia="黑体" w:hAnsi="Times New Roman" w:hAnsiTheme="majorHAnsi"/>
       <w:b/>
       <w:color w:val="333333"/>
       <w:sz w:val="22"/>
@@ -3436,7 +3715,7 @@
       <w:outlineLvl w:val="5"/>
     </w:pPr>
     <w:rPr>
-      <w:rFonts w:asciiTheme="majorHAnsi" w:cstheme="majorBidi" w:eastAsiaTheme="majorEastAsia" w:hAnsiTheme="majorHAnsi"/>
+      <w:rFonts w:asciiTheme="majorHAnsi" w:cstheme="majorBidi" w:hAnsiTheme="majorHAnsi" w:eastAsia="黑体"/>
       <w:i/>
       <w:iCs/>
       <w:color w:themeColor="accent1" w:themeShade="7F" w:val="243F60"/>
@@ -3459,7 +3738,7 @@
       <w:outlineLvl w:val="6"/>
     </w:pPr>
     <w:rPr>
-      <w:rFonts w:asciiTheme="majorHAnsi" w:cstheme="majorBidi" w:eastAsiaTheme="majorEastAsia" w:hAnsiTheme="majorHAnsi"/>
+      <w:rFonts w:asciiTheme="majorHAnsi" w:cstheme="majorBidi" w:hAnsiTheme="majorHAnsi" w:eastAsia="黑体"/>
       <w:i/>
       <w:iCs/>
       <w:color w:themeColor="text1" w:themeTint="BF" w:val="404040"/>
@@ -3482,7 +3761,7 @@
       <w:outlineLvl w:val="7"/>
     </w:pPr>
     <w:rPr>
-      <w:rFonts w:asciiTheme="majorHAnsi" w:cstheme="majorBidi" w:eastAsiaTheme="majorEastAsia" w:hAnsiTheme="majorHAnsi"/>
+      <w:rFonts w:asciiTheme="majorHAnsi" w:cstheme="majorBidi" w:hAnsiTheme="majorHAnsi" w:eastAsia="黑体"/>
       <w:color w:themeColor="accent1" w:val="4F81BD"/>
       <w:sz w:val="20"/>
       <w:szCs w:val="20"/>
@@ -3505,7 +3784,7 @@
       <w:outlineLvl w:val="8"/>
     </w:pPr>
     <w:rPr>
-      <w:rFonts w:asciiTheme="majorHAnsi" w:cstheme="majorBidi" w:eastAsiaTheme="majorEastAsia" w:hAnsiTheme="majorHAnsi"/>
+      <w:rFonts w:asciiTheme="majorHAnsi" w:cstheme="majorBidi" w:hAnsiTheme="majorHAnsi" w:eastAsia="黑体"/>
       <w:i/>
       <w:iCs/>
       <w:color w:themeColor="text1" w:themeTint="BF" w:val="404040"/>
@@ -3556,7 +3835,7 @@
     <w:uiPriority w:val="9"/>
     <w:rsid w:val="00FC693F"/>
     <w:rPr>
-      <w:rFonts w:asciiTheme="majorHAnsi" w:cstheme="majorBidi" w:eastAsiaTheme="majorEastAsia" w:hAnsiTheme="majorHAnsi"/>
+      <w:rFonts w:asciiTheme="majorHAnsi" w:cstheme="majorBidi" w:hAnsiTheme="majorHAnsi" w:eastAsia="黑体"/>
       <w:b/>
       <w:bCs/>
       <w:color w:themeColor="accent1" w:themeShade="BF" w:val="365F91"/>
@@ -3571,7 +3850,7 @@
     <w:uiPriority w:val="9"/>
     <w:rsid w:val="00FC693F"/>
     <w:rPr>
-      <w:rFonts w:asciiTheme="majorHAnsi" w:cstheme="majorBidi" w:eastAsiaTheme="majorEastAsia" w:hAnsiTheme="majorHAnsi"/>
+      <w:rFonts w:asciiTheme="majorHAnsi" w:cstheme="majorBidi" w:hAnsiTheme="majorHAnsi" w:eastAsia="黑体"/>
       <w:b/>
       <w:bCs/>
       <w:color w:themeColor="accent1" w:val="4F81BD"/>
@@ -3586,7 +3865,7 @@
     <w:uiPriority w:val="9"/>
     <w:rsid w:val="00FC693F"/>
     <w:rPr>
-      <w:rFonts w:asciiTheme="majorHAnsi" w:cstheme="majorBidi" w:eastAsiaTheme="majorEastAsia" w:hAnsiTheme="majorHAnsi"/>
+      <w:rFonts w:asciiTheme="majorHAnsi" w:cstheme="majorBidi" w:hAnsiTheme="majorHAnsi" w:eastAsia="黑体"/>
       <w:b/>
       <w:bCs/>
       <w:color w:themeColor="accent1" w:val="4F81BD"/>
@@ -3609,7 +3888,7 @@
       <w:contextualSpacing/>
     </w:pPr>
     <w:rPr>
-      <w:rFonts w:ascii="Times New Roman" w:asciiTheme="majorHAnsi" w:cstheme="majorBidi" w:eastAsia="黑体" w:eastAsiaTheme="majorEastAsia" w:hAnsi="Times New Roman" w:hAnsiTheme="majorHAnsi"/>
+      <w:rFonts w:ascii="Times New Roman" w:asciiTheme="majorHAnsi" w:cstheme="majorBidi" w:eastAsia="黑体" w:hAnsi="Times New Roman" w:hAnsiTheme="majorHAnsi"/>
       <w:b/>
       <w:color w:val="1F3864"/>
       <w:spacing w:val="5"/>
@@ -3625,7 +3904,7 @@
     <w:uiPriority w:val="10"/>
     <w:rsid w:val="00FC693F"/>
     <w:rPr>
-      <w:rFonts w:asciiTheme="majorHAnsi" w:cstheme="majorBidi" w:eastAsiaTheme="majorEastAsia" w:hAnsiTheme="majorHAnsi"/>
+      <w:rFonts w:asciiTheme="majorHAnsi" w:cstheme="majorBidi" w:hAnsiTheme="majorHAnsi" w:eastAsia="黑体"/>
       <w:color w:themeColor="text2" w:themeShade="BF" w:val="17365D"/>
       <w:spacing w:val="5"/>
       <w:kern w:val="28"/>
@@ -3647,7 +3926,7 @@
       </w:numPr>
     </w:pPr>
     <w:rPr>
-      <w:rFonts w:asciiTheme="majorHAnsi" w:cstheme="majorBidi" w:eastAsiaTheme="majorEastAsia" w:hAnsiTheme="majorHAnsi"/>
+      <w:rFonts w:asciiTheme="majorHAnsi" w:cstheme="majorBidi" w:hAnsiTheme="majorHAnsi" w:eastAsia="黑体"/>
       <w:i/>
       <w:iCs/>
       <w:color w:themeColor="accent1" w:val="4F81BD"/>
@@ -3663,7 +3942,7 @@
     <w:uiPriority w:val="11"/>
     <w:rsid w:val="00FC693F"/>
     <w:rPr>
-      <w:rFonts w:asciiTheme="majorHAnsi" w:cstheme="majorBidi" w:eastAsiaTheme="majorEastAsia" w:hAnsiTheme="majorHAnsi"/>
+      <w:rFonts w:asciiTheme="majorHAnsi" w:cstheme="majorBidi" w:hAnsiTheme="majorHAnsi" w:eastAsia="黑体"/>
       <w:i/>
       <w:iCs/>
       <w:color w:themeColor="accent1" w:val="4F81BD"/>
@@ -3730,6 +4009,7 @@
       <w:spacing w:after="120"/>
     </w:pPr>
     <w:rPr>
+      <w:rFonts w:eastAsia="黑体"/>
       <w:sz w:val="16"/>
       <w:szCs w:val="16"/>
     </w:rPr>
@@ -3741,6 +4021,7 @@
     <w:uiPriority w:val="99"/>
     <w:rsid w:val="00AA1D8D"/>
     <w:rPr>
+      <w:rFonts w:eastAsia="黑体"/>
       <w:sz w:val="16"/>
       <w:szCs w:val="16"/>
     </w:rPr>
@@ -3910,7 +4191,7 @@
       </w:tabs>
     </w:pPr>
     <w:rPr>
-      <w:rFonts w:ascii="Courier" w:hAnsi="Courier"/>
+      <w:rFonts w:ascii="Courier" w:hAnsi="Courier" w:eastAsia="黑体"/>
       <w:sz w:val="20"/>
       <w:szCs w:val="20"/>
     </w:rPr>
@@ -3922,7 +4203,7 @@
     <w:uiPriority w:val="99"/>
     <w:rsid w:val="0029639D"/>
     <w:rPr>
-      <w:rFonts w:ascii="Courier" w:hAnsi="Courier"/>
+      <w:rFonts w:ascii="Courier" w:hAnsi="Courier" w:eastAsia="黑体"/>
       <w:sz w:val="20"/>
       <w:szCs w:val="20"/>
     </w:rPr>
@@ -3958,6 +4239,7 @@
     <w:uiPriority w:val="29"/>
     <w:rsid w:val="00FC693F"/>
     <w:rPr>
+      <w:rFonts w:eastAsia="黑体"/>
       <w:i/>
       <w:iCs/>
       <w:color w:themeColor="text1" w:val="000000"/>
@@ -3971,7 +4253,7 @@
     <w:semiHidden/>
     <w:rsid w:val="00FC693F"/>
     <w:rPr>
-      <w:rFonts w:asciiTheme="majorHAnsi" w:cstheme="majorBidi" w:eastAsiaTheme="majorEastAsia" w:hAnsiTheme="majorHAnsi"/>
+      <w:rFonts w:asciiTheme="majorHAnsi" w:cstheme="majorBidi" w:hAnsiTheme="majorHAnsi" w:eastAsia="黑体"/>
       <w:b/>
       <w:bCs/>
       <w:i/>
@@ -3987,7 +4269,7 @@
     <w:semiHidden/>
     <w:rsid w:val="00FC693F"/>
     <w:rPr>
-      <w:rFonts w:asciiTheme="majorHAnsi" w:cstheme="majorBidi" w:eastAsiaTheme="majorEastAsia" w:hAnsiTheme="majorHAnsi"/>
+      <w:rFonts w:asciiTheme="majorHAnsi" w:cstheme="majorBidi" w:hAnsiTheme="majorHAnsi" w:eastAsia="黑体"/>
       <w:color w:themeColor="accent1" w:themeShade="7F" w:val="243F60"/>
     </w:rPr>
   </w:style>
@@ -3999,7 +4281,7 @@
     <w:semiHidden/>
     <w:rsid w:val="00FC693F"/>
     <w:rPr>
-      <w:rFonts w:asciiTheme="majorHAnsi" w:cstheme="majorBidi" w:eastAsiaTheme="majorEastAsia" w:hAnsiTheme="majorHAnsi"/>
+      <w:rFonts w:asciiTheme="majorHAnsi" w:cstheme="majorBidi" w:hAnsiTheme="majorHAnsi" w:eastAsia="黑体"/>
       <w:i/>
       <w:iCs/>
       <w:color w:themeColor="accent1" w:themeShade="7F" w:val="243F60"/>
@@ -4013,7 +4295,7 @@
     <w:semiHidden/>
     <w:rsid w:val="00FC693F"/>
     <w:rPr>
-      <w:rFonts w:asciiTheme="majorHAnsi" w:cstheme="majorBidi" w:eastAsiaTheme="majorEastAsia" w:hAnsiTheme="majorHAnsi"/>
+      <w:rFonts w:asciiTheme="majorHAnsi" w:cstheme="majorBidi" w:hAnsiTheme="majorHAnsi" w:eastAsia="黑体"/>
       <w:i/>
       <w:iCs/>
       <w:color w:themeColor="text1" w:themeTint="BF" w:val="404040"/>
@@ -4027,7 +4309,7 @@
     <w:semiHidden/>
     <w:rsid w:val="00FC693F"/>
     <w:rPr>
-      <w:rFonts w:asciiTheme="majorHAnsi" w:cstheme="majorBidi" w:eastAsiaTheme="majorEastAsia" w:hAnsiTheme="majorHAnsi"/>
+      <w:rFonts w:asciiTheme="majorHAnsi" w:cstheme="majorBidi" w:hAnsiTheme="majorHAnsi" w:eastAsia="黑体"/>
       <w:color w:themeColor="accent1" w:val="4F81BD"/>
       <w:sz w:val="20"/>
       <w:szCs w:val="20"/>
@@ -4041,7 +4323,7 @@
     <w:semiHidden/>
     <w:rsid w:val="00FC693F"/>
     <w:rPr>
-      <w:rFonts w:asciiTheme="majorHAnsi" w:cstheme="majorBidi" w:eastAsiaTheme="majorEastAsia" w:hAnsiTheme="majorHAnsi"/>
+      <w:rFonts w:asciiTheme="majorHAnsi" w:cstheme="majorBidi" w:hAnsiTheme="majorHAnsi" w:eastAsia="黑体"/>
       <w:i/>
       <w:iCs/>
       <w:color w:themeColor="text1" w:themeTint="BF" w:val="404040"/>
@@ -4062,6 +4344,7 @@
       <w:spacing w:line="240" w:lineRule="auto"/>
     </w:pPr>
     <w:rPr>
+      <w:rFonts w:eastAsia="黑体"/>
       <w:b/>
       <w:bCs/>
       <w:color w:themeColor="accent1" w:val="4F81BD"/>
@@ -4076,6 +4359,7 @@
     <w:qFormat/>
     <w:rsid w:val="00FC693F"/>
     <w:rPr>
+      <w:rFonts w:eastAsia="黑体"/>
       <w:b/>
       <w:bCs/>
     </w:rPr>
@@ -4087,6 +4371,7 @@
     <w:qFormat/>
     <w:rsid w:val="00FC693F"/>
     <w:rPr>
+      <w:rFonts w:eastAsia="黑体"/>
       <w:i/>
       <w:iCs/>
     </w:rPr>
@@ -4107,6 +4392,7 @@
       <w:ind w:left="936" w:right="936"/>
     </w:pPr>
     <w:rPr>
+      <w:rFonts w:eastAsia="黑体"/>
       <w:b/>
       <w:bCs/>
       <w:i/>
@@ -4121,6 +4407,7 @@
     <w:uiPriority w:val="30"/>
     <w:rsid w:val="00FC693F"/>
     <w:rPr>
+      <w:rFonts w:eastAsia="黑体"/>
       <w:b/>
       <w:bCs/>
       <w:i/>
@@ -4135,6 +4422,7 @@
     <w:qFormat/>
     <w:rsid w:val="00FC693F"/>
     <w:rPr>
+      <w:rFonts w:eastAsia="黑体"/>
       <w:i/>
       <w:iCs/>
       <w:color w:themeColor="text1" w:themeTint="7F" w:val="808080"/>
@@ -4147,6 +4435,7 @@
     <w:qFormat/>
     <w:rsid w:val="00FC693F"/>
     <w:rPr>
+      <w:rFonts w:eastAsia="黑体"/>
       <w:b/>
       <w:bCs/>
       <w:i/>
@@ -4161,6 +4450,7 @@
     <w:qFormat/>
     <w:rsid w:val="00FC693F"/>
     <w:rPr>
+      <w:rFonts w:eastAsia="黑体"/>
       <w:smallCaps/>
       <w:color w:themeColor="accent2" w:val="C0504D"/>
       <w:u w:val="single"/>
@@ -4173,6 +4463,7 @@
     <w:qFormat/>
     <w:rsid w:val="00FC693F"/>
     <w:rPr>
+      <w:rFonts w:eastAsia="黑体"/>
       <w:b/>
       <w:bCs/>
       <w:smallCaps/>
@@ -4188,6 +4479,7 @@
     <w:qFormat/>
     <w:rsid w:val="00FC693F"/>
     <w:rPr>
+      <w:rFonts w:eastAsia="黑体"/>
       <w:b/>
       <w:bCs/>
       <w:smallCaps/>
@@ -4242,6 +4534,7 @@
       <w:spacing w:after="0" w:line="240" w:lineRule="auto"/>
     </w:pPr>
     <w:rPr>
+      <w:rFonts w:eastAsia="黑体"/>
       <w:color w:themeColor="text1" w:themeShade="BF" w:val="000000"/>
     </w:rPr>
     <w:tblPr>
@@ -4264,6 +4557,7 @@
         <w:spacing w:after="0" w:before="0" w:line="240" w:lineRule="auto"/>
       </w:pPr>
       <w:rPr>
+        <w:rFonts w:eastAsia="黑体"/>
         <w:b/>
         <w:bCs/>
       </w:rPr>
@@ -4284,6 +4578,7 @@
         <w:spacing w:after="0" w:before="0" w:line="240" w:lineRule="auto"/>
       </w:pPr>
       <w:rPr>
+        <w:rFonts w:eastAsia="黑体"/>
         <w:b/>
         <w:bCs/>
       </w:rPr>
@@ -4301,12 +4596,14 @@
     </w:tblStylePr>
     <w:tblStylePr w:type="firstCol">
       <w:rPr>
+        <w:rFonts w:eastAsia="黑体"/>
         <w:b/>
         <w:bCs/>
       </w:rPr>
     </w:tblStylePr>
     <w:tblStylePr w:type="lastCol">
       <w:rPr>
+        <w:rFonts w:eastAsia="黑体"/>
         <w:b/>
         <w:bCs/>
       </w:rPr>
@@ -4345,6 +4642,7 @@
       <w:spacing w:after="0" w:line="240" w:lineRule="auto"/>
     </w:pPr>
     <w:rPr>
+      <w:rFonts w:eastAsia="黑体"/>
       <w:color w:themeColor="accent1" w:themeShade="BF" w:val="365F91"/>
     </w:rPr>
     <w:tblPr>
@@ -4367,6 +4665,7 @@
         <w:spacing w:after="0" w:before="0" w:line="240" w:lineRule="auto"/>
       </w:pPr>
       <w:rPr>
+        <w:rFonts w:eastAsia="黑体"/>
         <w:b/>
         <w:bCs/>
       </w:rPr>
@@ -4387,6 +4686,7 @@
         <w:spacing w:after="0" w:before="0" w:line="240" w:lineRule="auto"/>
       </w:pPr>
       <w:rPr>
+        <w:rFonts w:eastAsia="黑体"/>
         <w:b/>
         <w:bCs/>
       </w:rPr>
@@ -4404,12 +4704,14 @@
     </w:tblStylePr>
     <w:tblStylePr w:type="firstCol">
       <w:rPr>
+        <w:rFonts w:eastAsia="黑体"/>
         <w:b/>
         <w:bCs/>
       </w:rPr>
     </w:tblStylePr>
     <w:tblStylePr w:type="lastCol">
       <w:rPr>
+        <w:rFonts w:eastAsia="黑体"/>
         <w:b/>
         <w:bCs/>
       </w:rPr>
@@ -4448,6 +4750,7 @@
       <w:spacing w:after="0" w:line="240" w:lineRule="auto"/>
     </w:pPr>
     <w:rPr>
+      <w:rFonts w:eastAsia="黑体"/>
       <w:color w:themeColor="accent2" w:themeShade="BF" w:val="943634"/>
     </w:rPr>
     <w:tblPr>
@@ -4470,6 +4773,7 @@
         <w:spacing w:after="0" w:before="0" w:line="240" w:lineRule="auto"/>
       </w:pPr>
       <w:rPr>
+        <w:rFonts w:eastAsia="黑体"/>
         <w:b/>
         <w:bCs/>
       </w:rPr>
@@ -4490,6 +4794,7 @@
         <w:spacing w:after="0" w:before="0" w:line="240" w:lineRule="auto"/>
       </w:pPr>
       <w:rPr>
+        <w:rFonts w:eastAsia="黑体"/>
         <w:b/>
         <w:bCs/>
       </w:rPr>
@@ -4507,12 +4812,14 @@
     </w:tblStylePr>
     <w:tblStylePr w:type="firstCol">
       <w:rPr>
+        <w:rFonts w:eastAsia="黑体"/>
         <w:b/>
         <w:bCs/>
       </w:rPr>
     </w:tblStylePr>
     <w:tblStylePr w:type="lastCol">
       <w:rPr>
+        <w:rFonts w:eastAsia="黑体"/>
         <w:b/>
         <w:bCs/>
       </w:rPr>
@@ -4551,6 +4858,7 @@
       <w:spacing w:after="0" w:line="240" w:lineRule="auto"/>
     </w:pPr>
     <w:rPr>
+      <w:rFonts w:eastAsia="黑体"/>
       <w:color w:themeColor="accent3" w:themeShade="BF" w:val="76923C"/>
     </w:rPr>
     <w:tblPr>
@@ -4573,6 +4881,7 @@
         <w:spacing w:after="0" w:before="0" w:line="240" w:lineRule="auto"/>
       </w:pPr>
       <w:rPr>
+        <w:rFonts w:eastAsia="黑体"/>
         <w:b/>
         <w:bCs/>
       </w:rPr>
@@ -4593,6 +4902,7 @@
         <w:spacing w:after="0" w:before="0" w:line="240" w:lineRule="auto"/>
       </w:pPr>
       <w:rPr>
+        <w:rFonts w:eastAsia="黑体"/>
         <w:b/>
         <w:bCs/>
       </w:rPr>
@@ -4610,12 +4920,14 @@
     </w:tblStylePr>
     <w:tblStylePr w:type="firstCol">
       <w:rPr>
+        <w:rFonts w:eastAsia="黑体"/>
         <w:b/>
         <w:bCs/>
       </w:rPr>
     </w:tblStylePr>
     <w:tblStylePr w:type="lastCol">
       <w:rPr>
+        <w:rFonts w:eastAsia="黑体"/>
         <w:b/>
         <w:bCs/>
       </w:rPr>
@@ -4654,6 +4966,7 @@
       <w:spacing w:after="0" w:line="240" w:lineRule="auto"/>
     </w:pPr>
     <w:rPr>
+      <w:rFonts w:eastAsia="黑体"/>
       <w:color w:themeColor="accent4" w:themeShade="BF" w:val="5F497A"/>
     </w:rPr>
     <w:tblPr>
@@ -4676,6 +4989,7 @@
         <w:spacing w:after="0" w:before="0" w:line="240" w:lineRule="auto"/>
       </w:pPr>
       <w:rPr>
+        <w:rFonts w:eastAsia="黑体"/>
         <w:b/>
         <w:bCs/>
       </w:rPr>
@@ -4696,6 +5010,7 @@
         <w:spacing w:after="0" w:before="0" w:line="240" w:lineRule="auto"/>
       </w:pPr>
       <w:rPr>
+        <w:rFonts w:eastAsia="黑体"/>
         <w:b/>
         <w:bCs/>
       </w:rPr>
@@ -4713,12 +5028,14 @@
     </w:tblStylePr>
     <w:tblStylePr w:type="firstCol">
       <w:rPr>
+        <w:rFonts w:eastAsia="黑体"/>
         <w:b/>
         <w:bCs/>
       </w:rPr>
     </w:tblStylePr>
     <w:tblStylePr w:type="lastCol">
       <w:rPr>
+        <w:rFonts w:eastAsia="黑体"/>
         <w:b/>
         <w:bCs/>
       </w:rPr>
@@ -4757,6 +5074,7 @@
       <w:spacing w:after="0" w:line="240" w:lineRule="auto"/>
     </w:pPr>
     <w:rPr>
+      <w:rFonts w:eastAsia="黑体"/>
       <w:color w:themeColor="accent5" w:themeShade="BF" w:val="31849B"/>
     </w:rPr>
     <w:tblPr>
@@ -4779,6 +5097,7 @@
         <w:spacing w:after="0" w:before="0" w:line="240" w:lineRule="auto"/>
       </w:pPr>
       <w:rPr>
+        <w:rFonts w:eastAsia="黑体"/>
         <w:b/>
         <w:bCs/>
       </w:rPr>
@@ -4799,6 +5118,7 @@
         <w:spacing w:after="0" w:before="0" w:line="240" w:lineRule="auto"/>
       </w:pPr>
       <w:rPr>
+        <w:rFonts w:eastAsia="黑体"/>
         <w:b/>
         <w:bCs/>
       </w:rPr>
@@ -4816,12 +5136,14 @@
     </w:tblStylePr>
     <w:tblStylePr w:type="firstCol">
       <w:rPr>
+        <w:rFonts w:eastAsia="黑体"/>
         <w:b/>
         <w:bCs/>
       </w:rPr>
     </w:tblStylePr>
     <w:tblStylePr w:type="lastCol">
       <w:rPr>
+        <w:rFonts w:eastAsia="黑体"/>
         <w:b/>
         <w:bCs/>
       </w:rPr>
@@ -4860,6 +5182,7 @@
       <w:spacing w:after="0" w:line="240" w:lineRule="auto"/>
     </w:pPr>
     <w:rPr>
+      <w:rFonts w:eastAsia="黑体"/>
       <w:color w:themeColor="accent6" w:themeShade="BF" w:val="E36C0A"/>
     </w:rPr>
     <w:tblPr>
@@ -4882,6 +5205,7 @@
         <w:spacing w:after="0" w:before="0" w:line="240" w:lineRule="auto"/>
       </w:pPr>
       <w:rPr>
+        <w:rFonts w:eastAsia="黑体"/>
         <w:b/>
         <w:bCs/>
       </w:rPr>
@@ -4902,6 +5226,7 @@
         <w:spacing w:after="0" w:before="0" w:line="240" w:lineRule="auto"/>
       </w:pPr>
       <w:rPr>
+        <w:rFonts w:eastAsia="黑体"/>
         <w:b/>
         <w:bCs/>
       </w:rPr>
@@ -4919,12 +5244,14 @@
     </w:tblStylePr>
     <w:tblStylePr w:type="firstCol">
       <w:rPr>
+        <w:rFonts w:eastAsia="黑体"/>
         <w:b/>
         <w:bCs/>
       </w:rPr>
     </w:tblStylePr>
     <w:tblStylePr w:type="lastCol">
       <w:rPr>
+        <w:rFonts w:eastAsia="黑体"/>
         <w:b/>
         <w:bCs/>
       </w:rPr>
@@ -4984,6 +5311,7 @@
         <w:spacing w:after="0" w:before="0" w:line="240" w:lineRule="auto"/>
       </w:pPr>
       <w:rPr>
+        <w:rFonts w:eastAsia="黑体"/>
         <w:b/>
         <w:bCs/>
         <w:color w:themeColor="background1" w:val="FFFFFF"/>
@@ -4998,6 +5326,7 @@
         <w:spacing w:after="0" w:before="0" w:line="240" w:lineRule="auto"/>
       </w:pPr>
       <w:rPr>
+        <w:rFonts w:eastAsia="黑体"/>
         <w:b/>
         <w:bCs/>
       </w:rPr>
@@ -5013,12 +5342,14 @@
     </w:tblStylePr>
     <w:tblStylePr w:type="firstCol">
       <w:rPr>
+        <w:rFonts w:eastAsia="黑体"/>
         <w:b/>
         <w:bCs/>
       </w:rPr>
     </w:tblStylePr>
     <w:tblStylePr w:type="lastCol">
       <w:rPr>
+        <w:rFonts w:eastAsia="黑体"/>
         <w:b/>
         <w:bCs/>
       </w:rPr>
@@ -5076,6 +5407,7 @@
         <w:spacing w:after="0" w:before="0" w:line="240" w:lineRule="auto"/>
       </w:pPr>
       <w:rPr>
+        <w:rFonts w:eastAsia="黑体"/>
         <w:b/>
         <w:bCs/>
         <w:color w:themeColor="background1" w:val="FFFFFF"/>
@@ -5090,6 +5422,7 @@
         <w:spacing w:after="0" w:before="0" w:line="240" w:lineRule="auto"/>
       </w:pPr>
       <w:rPr>
+        <w:rFonts w:eastAsia="黑体"/>
         <w:b/>
         <w:bCs/>
       </w:rPr>
@@ -5105,12 +5438,14 @@
     </w:tblStylePr>
     <w:tblStylePr w:type="firstCol">
       <w:rPr>
+        <w:rFonts w:eastAsia="黑体"/>
         <w:b/>
         <w:bCs/>
       </w:rPr>
     </w:tblStylePr>
     <w:tblStylePr w:type="lastCol">
       <w:rPr>
+        <w:rFonts w:eastAsia="黑体"/>
         <w:b/>
         <w:bCs/>
       </w:rPr>
@@ -5168,6 +5503,7 @@
         <w:spacing w:after="0" w:before="0" w:line="240" w:lineRule="auto"/>
       </w:pPr>
       <w:rPr>
+        <w:rFonts w:eastAsia="黑体"/>
         <w:b/>
         <w:bCs/>
         <w:color w:themeColor="background1" w:val="FFFFFF"/>
@@ -5182,6 +5518,7 @@
         <w:spacing w:after="0" w:before="0" w:line="240" w:lineRule="auto"/>
       </w:pPr>
       <w:rPr>
+        <w:rFonts w:eastAsia="黑体"/>
         <w:b/>
         <w:bCs/>
       </w:rPr>
@@ -5197,12 +5534,14 @@
     </w:tblStylePr>
     <w:tblStylePr w:type="firstCol">
       <w:rPr>
+        <w:rFonts w:eastAsia="黑体"/>
         <w:b/>
         <w:bCs/>
       </w:rPr>
     </w:tblStylePr>
     <w:tblStylePr w:type="lastCol">
       <w:rPr>
+        <w:rFonts w:eastAsia="黑体"/>
         <w:b/>
         <w:bCs/>
       </w:rPr>
@@ -5260,6 +5599,7 @@
         <w:spacing w:after="0" w:before="0" w:line="240" w:lineRule="auto"/>
       </w:pPr>
       <w:rPr>
+        <w:rFonts w:eastAsia="黑体"/>
         <w:b/>
         <w:bCs/>
         <w:color w:themeColor="background1" w:val="FFFFFF"/>
@@ -5274,6 +5614,7 @@
         <w:spacing w:after="0" w:before="0" w:line="240" w:lineRule="auto"/>
       </w:pPr>
       <w:rPr>
+        <w:rFonts w:eastAsia="黑体"/>
         <w:b/>
         <w:bCs/>
       </w:rPr>
@@ -5289,12 +5630,14 @@
     </w:tblStylePr>
     <w:tblStylePr w:type="firstCol">
       <w:rPr>
+        <w:rFonts w:eastAsia="黑体"/>
         <w:b/>
         <w:bCs/>
       </w:rPr>
     </w:tblStylePr>
     <w:tblStylePr w:type="lastCol">
       <w:rPr>
+        <w:rFonts w:eastAsia="黑体"/>
         <w:b/>
         <w:bCs/>
       </w:rPr>
@@ -5352,6 +5695,7 @@
         <w:spacing w:after="0" w:before="0" w:line="240" w:lineRule="auto"/>
       </w:pPr>
       <w:rPr>
+        <w:rFonts w:eastAsia="黑体"/>
         <w:b/>
         <w:bCs/>
         <w:color w:themeColor="background1" w:val="FFFFFF"/>
@@ -5366,6 +5710,7 @@
         <w:spacing w:after="0" w:before="0" w:line="240" w:lineRule="auto"/>
       </w:pPr>
       <w:rPr>
+        <w:rFonts w:eastAsia="黑体"/>
         <w:b/>
         <w:bCs/>
       </w:rPr>
@@ -5381,12 +5726,14 @@
     </w:tblStylePr>
     <w:tblStylePr w:type="firstCol">
       <w:rPr>
+        <w:rFonts w:eastAsia="黑体"/>
         <w:b/>
         <w:bCs/>
       </w:rPr>
     </w:tblStylePr>
     <w:tblStylePr w:type="lastCol">
       <w:rPr>
+        <w:rFonts w:eastAsia="黑体"/>
         <w:b/>
         <w:bCs/>
       </w:rPr>
@@ -5444,6 +5791,7 @@
         <w:spacing w:after="0" w:before="0" w:line="240" w:lineRule="auto"/>
       </w:pPr>
       <w:rPr>
+        <w:rFonts w:eastAsia="黑体"/>
         <w:b/>
         <w:bCs/>
         <w:color w:themeColor="background1" w:val="FFFFFF"/>
@@ -5458,6 +5806,7 @@
         <w:spacing w:after="0" w:before="0" w:line="240" w:lineRule="auto"/>
       </w:pPr>
       <w:rPr>
+        <w:rFonts w:eastAsia="黑体"/>
         <w:b/>
         <w:bCs/>
       </w:rPr>
@@ -5473,12 +5822,14 @@
     </w:tblStylePr>
     <w:tblStylePr w:type="firstCol">
       <w:rPr>
+        <w:rFonts w:eastAsia="黑体"/>
         <w:b/>
         <w:bCs/>
       </w:rPr>
     </w:tblStylePr>
     <w:tblStylePr w:type="lastCol">
       <w:rPr>
+        <w:rFonts w:eastAsia="黑体"/>
         <w:b/>
         <w:bCs/>
       </w:rPr>
@@ -5536,6 +5887,7 @@
         <w:spacing w:after="0" w:before="0" w:line="240" w:lineRule="auto"/>
       </w:pPr>
       <w:rPr>
+        <w:rFonts w:eastAsia="黑体"/>
         <w:b/>
         <w:bCs/>
         <w:color w:themeColor="background1" w:val="FFFFFF"/>
@@ -5550,6 +5902,7 @@
         <w:spacing w:after="0" w:before="0" w:line="240" w:lineRule="auto"/>
       </w:pPr>
       <w:rPr>
+        <w:rFonts w:eastAsia="黑体"/>
         <w:b/>
         <w:bCs/>
       </w:rPr>
@@ -5565,12 +5918,14 @@
     </w:tblStylePr>
     <w:tblStylePr w:type="firstCol">
       <w:rPr>
+        <w:rFonts w:eastAsia="黑体"/>
         <w:b/>
         <w:bCs/>
       </w:rPr>
     </w:tblStylePr>
     <w:tblStylePr w:type="lastCol">
       <w:rPr>
+        <w:rFonts w:eastAsia="黑体"/>
         <w:b/>
         <w:bCs/>
       </w:rPr>
@@ -5630,7 +5985,7 @@
         <w:spacing w:after="0" w:before="0" w:line="240" w:lineRule="auto"/>
       </w:pPr>
       <w:rPr>
-        <w:rFonts w:asciiTheme="majorHAnsi" w:cstheme="majorBidi" w:eastAsiaTheme="majorEastAsia" w:hAnsiTheme="majorHAnsi"/>
+        <w:rFonts w:asciiTheme="majorHAnsi" w:cstheme="majorBidi" w:hAnsiTheme="majorHAnsi" w:eastAsia="黑体"/>
         <w:b/>
         <w:bCs/>
       </w:rPr>
@@ -5651,7 +6006,7 @@
         <w:spacing w:after="0" w:before="0" w:line="240" w:lineRule="auto"/>
       </w:pPr>
       <w:rPr>
-        <w:rFonts w:asciiTheme="majorHAnsi" w:cstheme="majorBidi" w:eastAsiaTheme="majorEastAsia" w:hAnsiTheme="majorHAnsi"/>
+        <w:rFonts w:asciiTheme="majorHAnsi" w:cstheme="majorBidi" w:hAnsiTheme="majorHAnsi" w:eastAsia="黑体"/>
         <w:b/>
         <w:bCs/>
       </w:rPr>
@@ -5669,14 +6024,14 @@
     </w:tblStylePr>
     <w:tblStylePr w:type="firstCol">
       <w:rPr>
-        <w:rFonts w:asciiTheme="majorHAnsi" w:cstheme="majorBidi" w:eastAsiaTheme="majorEastAsia" w:hAnsiTheme="majorHAnsi"/>
+        <w:rFonts w:asciiTheme="majorHAnsi" w:cstheme="majorBidi" w:hAnsiTheme="majorHAnsi" w:eastAsia="黑体"/>
         <w:b/>
         <w:bCs/>
       </w:rPr>
     </w:tblStylePr>
     <w:tblStylePr w:type="lastCol">
       <w:rPr>
-        <w:rFonts w:asciiTheme="majorHAnsi" w:cstheme="majorBidi" w:eastAsiaTheme="majorEastAsia" w:hAnsiTheme="majorHAnsi"/>
+        <w:rFonts w:asciiTheme="majorHAnsi" w:cstheme="majorBidi" w:hAnsiTheme="majorHAnsi" w:eastAsia="黑体"/>
         <w:b/>
         <w:bCs/>
       </w:rPr>
@@ -5760,7 +6115,7 @@
         <w:spacing w:after="0" w:before="0" w:line="240" w:lineRule="auto"/>
       </w:pPr>
       <w:rPr>
-        <w:rFonts w:asciiTheme="majorHAnsi" w:cstheme="majorBidi" w:eastAsiaTheme="majorEastAsia" w:hAnsiTheme="majorHAnsi"/>
+        <w:rFonts w:asciiTheme="majorHAnsi" w:cstheme="majorBidi" w:hAnsiTheme="majorHAnsi" w:eastAsia="黑体"/>
         <w:b/>
         <w:bCs/>
       </w:rPr>
@@ -5781,7 +6136,7 @@
         <w:spacing w:after="0" w:before="0" w:line="240" w:lineRule="auto"/>
       </w:pPr>
       <w:rPr>
-        <w:rFonts w:asciiTheme="majorHAnsi" w:cstheme="majorBidi" w:eastAsiaTheme="majorEastAsia" w:hAnsiTheme="majorHAnsi"/>
+        <w:rFonts w:asciiTheme="majorHAnsi" w:cstheme="majorBidi" w:hAnsiTheme="majorHAnsi" w:eastAsia="黑体"/>
         <w:b/>
         <w:bCs/>
       </w:rPr>
@@ -5799,14 +6154,14 @@
     </w:tblStylePr>
     <w:tblStylePr w:type="firstCol">
       <w:rPr>
-        <w:rFonts w:asciiTheme="majorHAnsi" w:cstheme="majorBidi" w:eastAsiaTheme="majorEastAsia" w:hAnsiTheme="majorHAnsi"/>
+        <w:rFonts w:asciiTheme="majorHAnsi" w:cstheme="majorBidi" w:hAnsiTheme="majorHAnsi" w:eastAsia="黑体"/>
         <w:b/>
         <w:bCs/>
       </w:rPr>
     </w:tblStylePr>
     <w:tblStylePr w:type="lastCol">
       <w:rPr>
-        <w:rFonts w:asciiTheme="majorHAnsi" w:cstheme="majorBidi" w:eastAsiaTheme="majorEastAsia" w:hAnsiTheme="majorHAnsi"/>
+        <w:rFonts w:asciiTheme="majorHAnsi" w:cstheme="majorBidi" w:hAnsiTheme="majorHAnsi" w:eastAsia="黑体"/>
         <w:b/>
         <w:bCs/>
       </w:rPr>
@@ -5890,7 +6245,7 @@
         <w:spacing w:after="0" w:before="0" w:line="240" w:lineRule="auto"/>
       </w:pPr>
       <w:rPr>
-        <w:rFonts w:asciiTheme="majorHAnsi" w:cstheme="majorBidi" w:eastAsiaTheme="majorEastAsia" w:hAnsiTheme="majorHAnsi"/>
+        <w:rFonts w:asciiTheme="majorHAnsi" w:cstheme="majorBidi" w:hAnsiTheme="majorHAnsi" w:eastAsia="黑体"/>
         <w:b/>
         <w:bCs/>
       </w:rPr>
@@ -5911,7 +6266,7 @@
         <w:spacing w:after="0" w:before="0" w:line="240" w:lineRule="auto"/>
       </w:pPr>
       <w:rPr>
-        <w:rFonts w:asciiTheme="majorHAnsi" w:cstheme="majorBidi" w:eastAsiaTheme="majorEastAsia" w:hAnsiTheme="majorHAnsi"/>
+        <w:rFonts w:asciiTheme="majorHAnsi" w:cstheme="majorBidi" w:hAnsiTheme="majorHAnsi" w:eastAsia="黑体"/>
         <w:b/>
         <w:bCs/>
       </w:rPr>
@@ -5929,14 +6284,14 @@
     </w:tblStylePr>
     <w:tblStylePr w:type="firstCol">
       <w:rPr>
-        <w:rFonts w:asciiTheme="majorHAnsi" w:cstheme="majorBidi" w:eastAsiaTheme="majorEastAsia" w:hAnsiTheme="majorHAnsi"/>
+        <w:rFonts w:asciiTheme="majorHAnsi" w:cstheme="majorBidi" w:hAnsiTheme="majorHAnsi" w:eastAsia="黑体"/>
         <w:b/>
         <w:bCs/>
       </w:rPr>
     </w:tblStylePr>
     <w:tblStylePr w:type="lastCol">
       <w:rPr>
-        <w:rFonts w:asciiTheme="majorHAnsi" w:cstheme="majorBidi" w:eastAsiaTheme="majorEastAsia" w:hAnsiTheme="majorHAnsi"/>
+        <w:rFonts w:asciiTheme="majorHAnsi" w:cstheme="majorBidi" w:hAnsiTheme="majorHAnsi" w:eastAsia="黑体"/>
         <w:b/>
         <w:bCs/>
       </w:rPr>
@@ -6020,7 +6375,7 @@
         <w:spacing w:after="0" w:before="0" w:line="240" w:lineRule="auto"/>
       </w:pPr>
       <w:rPr>
-        <w:rFonts w:asciiTheme="majorHAnsi" w:cstheme="majorBidi" w:eastAsiaTheme="majorEastAsia" w:hAnsiTheme="majorHAnsi"/>
+        <w:rFonts w:asciiTheme="majorHAnsi" w:cstheme="majorBidi" w:hAnsiTheme="majorHAnsi" w:eastAsia="黑体"/>
         <w:b/>
         <w:bCs/>
       </w:rPr>
@@ -6041,7 +6396,7 @@
         <w:spacing w:after="0" w:before="0" w:line="240" w:lineRule="auto"/>
       </w:pPr>
       <w:rPr>
-        <w:rFonts w:asciiTheme="majorHAnsi" w:cstheme="majorBidi" w:eastAsiaTheme="majorEastAsia" w:hAnsiTheme="majorHAnsi"/>
+        <w:rFonts w:asciiTheme="majorHAnsi" w:cstheme="majorBidi" w:hAnsiTheme="majorHAnsi" w:eastAsia="黑体"/>
         <w:b/>
         <w:bCs/>
       </w:rPr>
@@ -6059,14 +6414,14 @@
     </w:tblStylePr>
     <w:tblStylePr w:type="firstCol">
       <w:rPr>
-        <w:rFonts w:asciiTheme="majorHAnsi" w:cstheme="majorBidi" w:eastAsiaTheme="majorEastAsia" w:hAnsiTheme="majorHAnsi"/>
+        <w:rFonts w:asciiTheme="majorHAnsi" w:cstheme="majorBidi" w:hAnsiTheme="majorHAnsi" w:eastAsia="黑体"/>
         <w:b/>
         <w:bCs/>
       </w:rPr>
     </w:tblStylePr>
     <w:tblStylePr w:type="lastCol">
       <w:rPr>
-        <w:rFonts w:asciiTheme="majorHAnsi" w:cstheme="majorBidi" w:eastAsiaTheme="majorEastAsia" w:hAnsiTheme="majorHAnsi"/>
+        <w:rFonts w:asciiTheme="majorHAnsi" w:cstheme="majorBidi" w:hAnsiTheme="majorHAnsi" w:eastAsia="黑体"/>
         <w:b/>
         <w:bCs/>
       </w:rPr>
@@ -6150,7 +6505,7 @@
         <w:spacing w:after="0" w:before="0" w:line="240" w:lineRule="auto"/>
       </w:pPr>
       <w:rPr>
-        <w:rFonts w:asciiTheme="majorHAnsi" w:cstheme="majorBidi" w:eastAsiaTheme="majorEastAsia" w:hAnsiTheme="majorHAnsi"/>
+        <w:rFonts w:asciiTheme="majorHAnsi" w:cstheme="majorBidi" w:hAnsiTheme="majorHAnsi" w:eastAsia="黑体"/>
         <w:b/>
         <w:bCs/>
       </w:rPr>
@@ -6171,7 +6526,7 @@
         <w:spacing w:after="0" w:before="0" w:line="240" w:lineRule="auto"/>
       </w:pPr>
       <w:rPr>
-        <w:rFonts w:asciiTheme="majorHAnsi" w:cstheme="majorBidi" w:eastAsiaTheme="majorEastAsia" w:hAnsiTheme="majorHAnsi"/>
+        <w:rFonts w:asciiTheme="majorHAnsi" w:cstheme="majorBidi" w:hAnsiTheme="majorHAnsi" w:eastAsia="黑体"/>
         <w:b/>
         <w:bCs/>
       </w:rPr>
@@ -6189,14 +6544,14 @@
     </w:tblStylePr>
     <w:tblStylePr w:type="firstCol">
       <w:rPr>
-        <w:rFonts w:asciiTheme="majorHAnsi" w:cstheme="majorBidi" w:eastAsiaTheme="majorEastAsia" w:hAnsiTheme="majorHAnsi"/>
+        <w:rFonts w:asciiTheme="majorHAnsi" w:cstheme="majorBidi" w:hAnsiTheme="majorHAnsi" w:eastAsia="黑体"/>
         <w:b/>
         <w:bCs/>
       </w:rPr>
     </w:tblStylePr>
     <w:tblStylePr w:type="lastCol">
       <w:rPr>
-        <w:rFonts w:asciiTheme="majorHAnsi" w:cstheme="majorBidi" w:eastAsiaTheme="majorEastAsia" w:hAnsiTheme="majorHAnsi"/>
+        <w:rFonts w:asciiTheme="majorHAnsi" w:cstheme="majorBidi" w:hAnsiTheme="majorHAnsi" w:eastAsia="黑体"/>
         <w:b/>
         <w:bCs/>
       </w:rPr>
@@ -6280,7 +6635,7 @@
         <w:spacing w:after="0" w:before="0" w:line="240" w:lineRule="auto"/>
       </w:pPr>
       <w:rPr>
-        <w:rFonts w:asciiTheme="majorHAnsi" w:cstheme="majorBidi" w:eastAsiaTheme="majorEastAsia" w:hAnsiTheme="majorHAnsi"/>
+        <w:rFonts w:asciiTheme="majorHAnsi" w:cstheme="majorBidi" w:hAnsiTheme="majorHAnsi" w:eastAsia="黑体"/>
         <w:b/>
         <w:bCs/>
       </w:rPr>
@@ -6301,7 +6656,7 @@
         <w:spacing w:after="0" w:before="0" w:line="240" w:lineRule="auto"/>
       </w:pPr>
       <w:rPr>
-        <w:rFonts w:asciiTheme="majorHAnsi" w:cstheme="majorBidi" w:eastAsiaTheme="majorEastAsia" w:hAnsiTheme="majorHAnsi"/>
+        <w:rFonts w:asciiTheme="majorHAnsi" w:cstheme="majorBidi" w:hAnsiTheme="majorHAnsi" w:eastAsia="黑体"/>
         <w:b/>
         <w:bCs/>
       </w:rPr>
@@ -6319,14 +6674,14 @@
     </w:tblStylePr>
     <w:tblStylePr w:type="firstCol">
       <w:rPr>
-        <w:rFonts w:asciiTheme="majorHAnsi" w:cstheme="majorBidi" w:eastAsiaTheme="majorEastAsia" w:hAnsiTheme="majorHAnsi"/>
+        <w:rFonts w:asciiTheme="majorHAnsi" w:cstheme="majorBidi" w:hAnsiTheme="majorHAnsi" w:eastAsia="黑体"/>
         <w:b/>
         <w:bCs/>
       </w:rPr>
     </w:tblStylePr>
     <w:tblStylePr w:type="lastCol">
       <w:rPr>
-        <w:rFonts w:asciiTheme="majorHAnsi" w:cstheme="majorBidi" w:eastAsiaTheme="majorEastAsia" w:hAnsiTheme="majorHAnsi"/>
+        <w:rFonts w:asciiTheme="majorHAnsi" w:cstheme="majorBidi" w:hAnsiTheme="majorHAnsi" w:eastAsia="黑体"/>
         <w:b/>
         <w:bCs/>
       </w:rPr>
@@ -6410,7 +6765,7 @@
         <w:spacing w:after="0" w:before="0" w:line="240" w:lineRule="auto"/>
       </w:pPr>
       <w:rPr>
-        <w:rFonts w:asciiTheme="majorHAnsi" w:cstheme="majorBidi" w:eastAsiaTheme="majorEastAsia" w:hAnsiTheme="majorHAnsi"/>
+        <w:rFonts w:asciiTheme="majorHAnsi" w:cstheme="majorBidi" w:hAnsiTheme="majorHAnsi" w:eastAsia="黑体"/>
         <w:b/>
         <w:bCs/>
       </w:rPr>
@@ -6431,7 +6786,7 @@
         <w:spacing w:after="0" w:before="0" w:line="240" w:lineRule="auto"/>
       </w:pPr>
       <w:rPr>
-        <w:rFonts w:asciiTheme="majorHAnsi" w:cstheme="majorBidi" w:eastAsiaTheme="majorEastAsia" w:hAnsiTheme="majorHAnsi"/>
+        <w:rFonts w:asciiTheme="majorHAnsi" w:cstheme="majorBidi" w:hAnsiTheme="majorHAnsi" w:eastAsia="黑体"/>
         <w:b/>
         <w:bCs/>
       </w:rPr>
@@ -6449,14 +6804,14 @@
     </w:tblStylePr>
     <w:tblStylePr w:type="firstCol">
       <w:rPr>
-        <w:rFonts w:asciiTheme="majorHAnsi" w:cstheme="majorBidi" w:eastAsiaTheme="majorEastAsia" w:hAnsiTheme="majorHAnsi"/>
+        <w:rFonts w:asciiTheme="majorHAnsi" w:cstheme="majorBidi" w:hAnsiTheme="majorHAnsi" w:eastAsia="黑体"/>
         <w:b/>
         <w:bCs/>
       </w:rPr>
     </w:tblStylePr>
     <w:tblStylePr w:type="lastCol">
       <w:rPr>
-        <w:rFonts w:asciiTheme="majorHAnsi" w:cstheme="majorBidi" w:eastAsiaTheme="majorEastAsia" w:hAnsiTheme="majorHAnsi"/>
+        <w:rFonts w:asciiTheme="majorHAnsi" w:cstheme="majorBidi" w:hAnsiTheme="majorHAnsi" w:eastAsia="黑体"/>
         <w:b/>
         <w:bCs/>
       </w:rPr>
@@ -6539,6 +6894,7 @@
         <w:spacing w:after="0" w:before="0" w:line="240" w:lineRule="auto"/>
       </w:pPr>
       <w:rPr>
+        <w:rFonts w:eastAsia="黑体"/>
         <w:b/>
         <w:bCs/>
         <w:color w:themeColor="background1" w:val="FFFFFF"/>
@@ -6561,6 +6917,7 @@
         <w:spacing w:after="0" w:before="0" w:line="240" w:lineRule="auto"/>
       </w:pPr>
       <w:rPr>
+        <w:rFonts w:eastAsia="黑体"/>
         <w:b/>
         <w:bCs/>
       </w:rPr>
@@ -6578,12 +6935,14 @@
     </w:tblStylePr>
     <w:tblStylePr w:type="firstCol">
       <w:rPr>
+        <w:rFonts w:eastAsia="黑体"/>
         <w:b/>
         <w:bCs/>
       </w:rPr>
     </w:tblStylePr>
     <w:tblStylePr w:type="lastCol">
       <w:rPr>
+        <w:rFonts w:eastAsia="黑体"/>
         <w:b/>
         <w:bCs/>
       </w:rPr>
@@ -6645,6 +7004,7 @@
         <w:spacing w:after="0" w:before="0" w:line="240" w:lineRule="auto"/>
       </w:pPr>
       <w:rPr>
+        <w:rFonts w:eastAsia="黑体"/>
         <w:b/>
         <w:bCs/>
         <w:color w:themeColor="background1" w:val="FFFFFF"/>
@@ -6667,6 +7027,7 @@
         <w:spacing w:after="0" w:before="0" w:line="240" w:lineRule="auto"/>
       </w:pPr>
       <w:rPr>
+        <w:rFonts w:eastAsia="黑体"/>
         <w:b/>
         <w:bCs/>
       </w:rPr>
@@ -6684,12 +7045,14 @@
     </w:tblStylePr>
     <w:tblStylePr w:type="firstCol">
       <w:rPr>
+        <w:rFonts w:eastAsia="黑体"/>
         <w:b/>
         <w:bCs/>
       </w:rPr>
     </w:tblStylePr>
     <w:tblStylePr w:type="lastCol">
       <w:rPr>
+        <w:rFonts w:eastAsia="黑体"/>
         <w:b/>
         <w:bCs/>
       </w:rPr>
@@ -6751,6 +7114,7 @@
         <w:spacing w:after="0" w:before="0" w:line="240" w:lineRule="auto"/>
       </w:pPr>
       <w:rPr>
+        <w:rFonts w:eastAsia="黑体"/>
         <w:b/>
         <w:bCs/>
         <w:color w:themeColor="background1" w:val="FFFFFF"/>
@@ -6773,6 +7137,7 @@
         <w:spacing w:after="0" w:before="0" w:line="240" w:lineRule="auto"/>
       </w:pPr>
       <w:rPr>
+        <w:rFonts w:eastAsia="黑体"/>
         <w:b/>
         <w:bCs/>
       </w:rPr>
@@ -6790,12 +7155,14 @@
     </w:tblStylePr>
     <w:tblStylePr w:type="firstCol">
       <w:rPr>
+        <w:rFonts w:eastAsia="黑体"/>
         <w:b/>
         <w:bCs/>
       </w:rPr>
     </w:tblStylePr>
     <w:tblStylePr w:type="lastCol">
       <w:rPr>
+        <w:rFonts w:eastAsia="黑体"/>
         <w:b/>
         <w:bCs/>
       </w:rPr>
@@ -6857,6 +7224,7 @@
         <w:spacing w:after="0" w:before="0" w:line="240" w:lineRule="auto"/>
       </w:pPr>
       <w:rPr>
+        <w:rFonts w:eastAsia="黑体"/>
         <w:b/>
         <w:bCs/>
         <w:color w:themeColor="background1" w:val="FFFFFF"/>
@@ -6879,6 +7247,7 @@
         <w:spacing w:after="0" w:before="0" w:line="240" w:lineRule="auto"/>
       </w:pPr>
       <w:rPr>
+        <w:rFonts w:eastAsia="黑体"/>
         <w:b/>
         <w:bCs/>
       </w:rPr>
@@ -6896,12 +7265,14 @@
     </w:tblStylePr>
     <w:tblStylePr w:type="firstCol">
       <w:rPr>
+        <w:rFonts w:eastAsia="黑体"/>
         <w:b/>
         <w:bCs/>
       </w:rPr>
     </w:tblStylePr>
     <w:tblStylePr w:type="lastCol">
       <w:rPr>
+        <w:rFonts w:eastAsia="黑体"/>
         <w:b/>
         <w:bCs/>
       </w:rPr>
@@ -6963,6 +7334,7 @@
         <w:spacing w:after="0" w:before="0" w:line="240" w:lineRule="auto"/>
       </w:pPr>
       <w:rPr>
+        <w:rFonts w:eastAsia="黑体"/>
         <w:b/>
         <w:bCs/>
         <w:color w:themeColor="background1" w:val="FFFFFF"/>
@@ -6985,6 +7357,7 @@
         <w:spacing w:after="0" w:before="0" w:line="240" w:lineRule="auto"/>
       </w:pPr>
       <w:rPr>
+        <w:rFonts w:eastAsia="黑体"/>
         <w:b/>
         <w:bCs/>
       </w:rPr>
@@ -7002,12 +7375,14 @@
     </w:tblStylePr>
     <w:tblStylePr w:type="firstCol">
       <w:rPr>
+        <w:rFonts w:eastAsia="黑体"/>
         <w:b/>
         <w:bCs/>
       </w:rPr>
     </w:tblStylePr>
     <w:tblStylePr w:type="lastCol">
       <w:rPr>
+        <w:rFonts w:eastAsia="黑体"/>
         <w:b/>
         <w:bCs/>
       </w:rPr>
@@ -7069,6 +7444,7 @@
         <w:spacing w:after="0" w:before="0" w:line="240" w:lineRule="auto"/>
       </w:pPr>
       <w:rPr>
+        <w:rFonts w:eastAsia="黑体"/>
         <w:b/>
         <w:bCs/>
         <w:color w:themeColor="background1" w:val="FFFFFF"/>
@@ -7091,6 +7467,7 @@
         <w:spacing w:after="0" w:before="0" w:line="240" w:lineRule="auto"/>
       </w:pPr>
       <w:rPr>
+        <w:rFonts w:eastAsia="黑体"/>
         <w:b/>
         <w:bCs/>
       </w:rPr>
@@ -7108,12 +7485,14 @@
     </w:tblStylePr>
     <w:tblStylePr w:type="firstCol">
       <w:rPr>
+        <w:rFonts w:eastAsia="黑体"/>
         <w:b/>
         <w:bCs/>
       </w:rPr>
     </w:tblStylePr>
     <w:tblStylePr w:type="lastCol">
       <w:rPr>
+        <w:rFonts w:eastAsia="黑体"/>
         <w:b/>
         <w:bCs/>
       </w:rPr>
@@ -7175,6 +7554,7 @@
         <w:spacing w:after="0" w:before="0" w:line="240" w:lineRule="auto"/>
       </w:pPr>
       <w:rPr>
+        <w:rFonts w:eastAsia="黑体"/>
         <w:b/>
         <w:bCs/>
         <w:color w:themeColor="background1" w:val="FFFFFF"/>
@@ -7197,6 +7577,7 @@
         <w:spacing w:after="0" w:before="0" w:line="240" w:lineRule="auto"/>
       </w:pPr>
       <w:rPr>
+        <w:rFonts w:eastAsia="黑体"/>
         <w:b/>
         <w:bCs/>
       </w:rPr>
@@ -7214,12 +7595,14 @@
     </w:tblStylePr>
     <w:tblStylePr w:type="firstCol">
       <w:rPr>
+        <w:rFonts w:eastAsia="黑体"/>
         <w:b/>
         <w:bCs/>
       </w:rPr>
     </w:tblStylePr>
     <w:tblStylePr w:type="lastCol">
       <w:rPr>
+        <w:rFonts w:eastAsia="黑体"/>
         <w:b/>
         <w:bCs/>
       </w:rPr>
@@ -7278,6 +7661,7 @@
         <w:spacing w:after="0" w:before="0" w:line="240" w:lineRule="auto"/>
       </w:pPr>
       <w:rPr>
+        <w:rFonts w:eastAsia="黑体"/>
         <w:b/>
         <w:bCs/>
         <w:color w:themeColor="background1" w:val="FFFFFF"/>
@@ -7300,6 +7684,7 @@
         <w:spacing w:after="0" w:before="0" w:line="240" w:lineRule="auto"/>
       </w:pPr>
       <w:rPr>
+        <w:rFonts w:eastAsia="黑体"/>
         <w:color w:val="auto"/>
       </w:rPr>
       <w:tblPr/>
@@ -7317,6 +7702,7 @@
     </w:tblStylePr>
     <w:tblStylePr w:type="firstCol">
       <w:rPr>
+        <w:rFonts w:eastAsia="黑体"/>
         <w:b/>
         <w:bCs/>
         <w:color w:themeColor="background1" w:val="FFFFFF"/>
@@ -7336,6 +7722,7 @@
     </w:tblStylePr>
     <w:tblStylePr w:type="lastCol">
       <w:rPr>
+        <w:rFonts w:eastAsia="黑体"/>
         <w:b/>
         <w:bCs/>
         <w:color w:themeColor="background1" w:val="FFFFFF"/>
@@ -7384,6 +7771,7 @@
     </w:tblStylePr>
     <w:tblStylePr w:type="nwCell">
       <w:rPr>
+        <w:rFonts w:eastAsia="黑体"/>
         <w:color w:themeColor="background1" w:val="FFFFFF"/>
       </w:rPr>
       <w:tblPr/>
@@ -7427,6 +7815,7 @@
         <w:spacing w:after="0" w:before="0" w:line="240" w:lineRule="auto"/>
       </w:pPr>
       <w:rPr>
+        <w:rFonts w:eastAsia="黑体"/>
         <w:b/>
         <w:bCs/>
         <w:color w:themeColor="background1" w:val="FFFFFF"/>
@@ -7449,6 +7838,7 @@
         <w:spacing w:after="0" w:before="0" w:line="240" w:lineRule="auto"/>
       </w:pPr>
       <w:rPr>
+        <w:rFonts w:eastAsia="黑体"/>
         <w:color w:val="auto"/>
       </w:rPr>
       <w:tblPr/>
@@ -7466,6 +7856,7 @@
     </w:tblStylePr>
     <w:tblStylePr w:type="firstCol">
       <w:rPr>
+        <w:rFonts w:eastAsia="黑体"/>
         <w:b/>
         <w:bCs/>
         <w:color w:themeColor="background1" w:val="FFFFFF"/>
@@ -7485,6 +7876,7 @@
     </w:tblStylePr>
     <w:tblStylePr w:type="lastCol">
       <w:rPr>
+        <w:rFonts w:eastAsia="黑体"/>
         <w:b/>
         <w:bCs/>
         <w:color w:themeColor="background1" w:val="FFFFFF"/>
@@ -7533,6 +7925,7 @@
     </w:tblStylePr>
     <w:tblStylePr w:type="nwCell">
       <w:rPr>
+        <w:rFonts w:eastAsia="黑体"/>
         <w:color w:themeColor="background1" w:val="FFFFFF"/>
       </w:rPr>
       <w:tblPr/>
@@ -7576,6 +7969,7 @@
         <w:spacing w:after="0" w:before="0" w:line="240" w:lineRule="auto"/>
       </w:pPr>
       <w:rPr>
+        <w:rFonts w:eastAsia="黑体"/>
         <w:b/>
         <w:bCs/>
         <w:color w:themeColor="background1" w:val="FFFFFF"/>
@@ -7598,6 +7992,7 @@
         <w:spacing w:after="0" w:before="0" w:line="240" w:lineRule="auto"/>
       </w:pPr>
       <w:rPr>
+        <w:rFonts w:eastAsia="黑体"/>
         <w:color w:val="auto"/>
       </w:rPr>
       <w:tblPr/>
@@ -7615,6 +8010,7 @@
     </w:tblStylePr>
     <w:tblStylePr w:type="firstCol">
       <w:rPr>
+        <w:rFonts w:eastAsia="黑体"/>
         <w:b/>
         <w:bCs/>
         <w:color w:themeColor="background1" w:val="FFFFFF"/>
@@ -7634,6 +8030,7 @@
     </w:tblStylePr>
     <w:tblStylePr w:type="lastCol">
       <w:rPr>
+        <w:rFonts w:eastAsia="黑体"/>
         <w:b/>
         <w:bCs/>
         <w:color w:themeColor="background1" w:val="FFFFFF"/>
@@ -7682,6 +8079,7 @@
     </w:tblStylePr>
     <w:tblStylePr w:type="nwCell">
       <w:rPr>
+        <w:rFonts w:eastAsia="黑体"/>
         <w:color w:themeColor="background1" w:val="FFFFFF"/>
       </w:rPr>
       <w:tblPr/>
@@ -7725,6 +8123,7 @@
         <w:spacing w:after="0" w:before="0" w:line="240" w:lineRule="auto"/>
       </w:pPr>
       <w:rPr>
+        <w:rFonts w:eastAsia="黑体"/>
         <w:b/>
         <w:bCs/>
         <w:color w:themeColor="background1" w:val="FFFFFF"/>
@@ -7747,6 +8146,7 @@
         <w:spacing w:after="0" w:before="0" w:line="240" w:lineRule="auto"/>
       </w:pPr>
       <w:rPr>
+        <w:rFonts w:eastAsia="黑体"/>
         <w:color w:val="auto"/>
       </w:rPr>
       <w:tblPr/>
@@ -7764,6 +8164,7 @@
     </w:tblStylePr>
     <w:tblStylePr w:type="firstCol">
       <w:rPr>
+        <w:rFonts w:eastAsia="黑体"/>
         <w:b/>
         <w:bCs/>
         <w:color w:themeColor="background1" w:val="FFFFFF"/>
@@ -7783,6 +8184,7 @@
     </w:tblStylePr>
     <w:tblStylePr w:type="lastCol">
       <w:rPr>
+        <w:rFonts w:eastAsia="黑体"/>
         <w:b/>
         <w:bCs/>
         <w:color w:themeColor="background1" w:val="FFFFFF"/>
@@ -7831,6 +8233,7 @@
     </w:tblStylePr>
     <w:tblStylePr w:type="nwCell">
       <w:rPr>
+        <w:rFonts w:eastAsia="黑体"/>
         <w:color w:themeColor="background1" w:val="FFFFFF"/>
       </w:rPr>
       <w:tblPr/>
@@ -7874,6 +8277,7 @@
         <w:spacing w:after="0" w:before="0" w:line="240" w:lineRule="auto"/>
       </w:pPr>
       <w:rPr>
+        <w:rFonts w:eastAsia="黑体"/>
         <w:b/>
         <w:bCs/>
         <w:color w:themeColor="background1" w:val="FFFFFF"/>
@@ -7896,6 +8300,7 @@
         <w:spacing w:after="0" w:before="0" w:line="240" w:lineRule="auto"/>
       </w:pPr>
       <w:rPr>
+        <w:rFonts w:eastAsia="黑体"/>
         <w:color w:val="auto"/>
       </w:rPr>
       <w:tblPr/>
@@ -7913,6 +8318,7 @@
     </w:tblStylePr>
     <w:tblStylePr w:type="firstCol">
       <w:rPr>
+        <w:rFonts w:eastAsia="黑体"/>
         <w:b/>
         <w:bCs/>
         <w:color w:themeColor="background1" w:val="FFFFFF"/>
@@ -7932,6 +8338,7 @@
     </w:tblStylePr>
     <w:tblStylePr w:type="lastCol">
       <w:rPr>
+        <w:rFonts w:eastAsia="黑体"/>
         <w:b/>
         <w:bCs/>
         <w:color w:themeColor="background1" w:val="FFFFFF"/>
@@ -7980,6 +8387,7 @@
     </w:tblStylePr>
     <w:tblStylePr w:type="nwCell">
       <w:rPr>
+        <w:rFonts w:eastAsia="黑体"/>
         <w:color w:themeColor="background1" w:val="FFFFFF"/>
       </w:rPr>
       <w:tblPr/>
@@ -8023,6 +8431,7 @@
         <w:spacing w:after="0" w:before="0" w:line="240" w:lineRule="auto"/>
       </w:pPr>
       <w:rPr>
+        <w:rFonts w:eastAsia="黑体"/>
         <w:b/>
         <w:bCs/>
         <w:color w:themeColor="background1" w:val="FFFFFF"/>
@@ -8045,6 +8454,7 @@
         <w:spacing w:after="0" w:before="0" w:line="240" w:lineRule="auto"/>
       </w:pPr>
       <w:rPr>
+        <w:rFonts w:eastAsia="黑体"/>
         <w:color w:val="auto"/>
       </w:rPr>
       <w:tblPr/>
@@ -8062,6 +8472,7 @@
     </w:tblStylePr>
     <w:tblStylePr w:type="firstCol">
       <w:rPr>
+        <w:rFonts w:eastAsia="黑体"/>
         <w:b/>
         <w:bCs/>
         <w:color w:themeColor="background1" w:val="FFFFFF"/>
@@ -8081,6 +8492,7 @@
     </w:tblStylePr>
     <w:tblStylePr w:type="lastCol">
       <w:rPr>
+        <w:rFonts w:eastAsia="黑体"/>
         <w:b/>
         <w:bCs/>
         <w:color w:themeColor="background1" w:val="FFFFFF"/>
@@ -8129,6 +8541,7 @@
     </w:tblStylePr>
     <w:tblStylePr w:type="nwCell">
       <w:rPr>
+        <w:rFonts w:eastAsia="黑体"/>
         <w:color w:themeColor="background1" w:val="FFFFFF"/>
       </w:rPr>
       <w:tblPr/>
@@ -8172,6 +8585,7 @@
         <w:spacing w:after="0" w:before="0" w:line="240" w:lineRule="auto"/>
       </w:pPr>
       <w:rPr>
+        <w:rFonts w:eastAsia="黑体"/>
         <w:b/>
         <w:bCs/>
         <w:color w:themeColor="background1" w:val="FFFFFF"/>
@@ -8194,6 +8608,7 @@
         <w:spacing w:after="0" w:before="0" w:line="240" w:lineRule="auto"/>
       </w:pPr>
       <w:rPr>
+        <w:rFonts w:eastAsia="黑体"/>
         <w:color w:val="auto"/>
       </w:rPr>
       <w:tblPr/>
@@ -8211,6 +8626,7 @@
     </w:tblStylePr>
     <w:tblStylePr w:type="firstCol">
       <w:rPr>
+        <w:rFonts w:eastAsia="黑体"/>
         <w:b/>
         <w:bCs/>
         <w:color w:themeColor="background1" w:val="FFFFFF"/>
@@ -8230,6 +8646,7 @@
     </w:tblStylePr>
     <w:tblStylePr w:type="lastCol">
       <w:rPr>
+        <w:rFonts w:eastAsia="黑体"/>
         <w:b/>
         <w:bCs/>
         <w:color w:themeColor="background1" w:val="FFFFFF"/>
@@ -8278,6 +8695,7 @@
     </w:tblStylePr>
     <w:tblStylePr w:type="nwCell">
       <w:rPr>
+        <w:rFonts w:eastAsia="黑体"/>
         <w:color w:themeColor="background1" w:val="FFFFFF"/>
       </w:rPr>
       <w:tblPr/>
@@ -8302,6 +8720,7 @@
       <w:spacing w:after="0" w:line="240" w:lineRule="auto"/>
     </w:pPr>
     <w:rPr>
+      <w:rFonts w:eastAsia="黑体"/>
       <w:color w:themeColor="text1" w:val="000000"/>
     </w:rPr>
     <w:tblPr>
@@ -8321,7 +8740,7 @@
     </w:tblPr>
     <w:tblStylePr w:type="firstRow">
       <w:rPr>
-        <w:rFonts w:asciiTheme="majorHAnsi" w:cstheme="majorBidi" w:eastAsiaTheme="majorEastAsia" w:hAnsiTheme="majorHAnsi"/>
+        <w:rFonts w:asciiTheme="majorHAnsi" w:cstheme="majorBidi" w:hAnsiTheme="majorHAnsi" w:eastAsia="黑体"/>
       </w:rPr>
       <w:tblPr/>
       <w:tcPr>
@@ -8333,6 +8752,7 @@
     </w:tblStylePr>
     <w:tblStylePr w:type="lastRow">
       <w:rPr>
+        <w:rFonts w:eastAsia="黑体"/>
         <w:b/>
         <w:bCs/>
         <w:color w:themeColor="text2" w:val="1F497D"/>
@@ -8347,12 +8767,14 @@
     </w:tblStylePr>
     <w:tblStylePr w:type="firstCol">
       <w:rPr>
+        <w:rFonts w:eastAsia="黑体"/>
         <w:b/>
         <w:bCs/>
       </w:rPr>
     </w:tblStylePr>
     <w:tblStylePr w:type="lastCol">
       <w:rPr>
+        <w:rFonts w:eastAsia="黑体"/>
         <w:b/>
         <w:bCs/>
       </w:rPr>
@@ -8386,6 +8808,7 @@
       <w:spacing w:after="0" w:line="240" w:lineRule="auto"/>
     </w:pPr>
     <w:rPr>
+      <w:rFonts w:eastAsia="黑体"/>
       <w:color w:themeColor="text1" w:val="000000"/>
     </w:rPr>
     <w:tblPr>
@@ -8405,7 +8828,7 @@
     </w:tblPr>
     <w:tblStylePr w:type="firstRow">
       <w:rPr>
-        <w:rFonts w:asciiTheme="majorHAnsi" w:cstheme="majorBidi" w:eastAsiaTheme="majorEastAsia" w:hAnsiTheme="majorHAnsi"/>
+        <w:rFonts w:asciiTheme="majorHAnsi" w:cstheme="majorBidi" w:hAnsiTheme="majorHAnsi" w:eastAsia="黑体"/>
       </w:rPr>
       <w:tblPr/>
       <w:tcPr>
@@ -8417,6 +8840,7 @@
     </w:tblStylePr>
     <w:tblStylePr w:type="lastRow">
       <w:rPr>
+        <w:rFonts w:eastAsia="黑体"/>
         <w:b/>
         <w:bCs/>
         <w:color w:themeColor="text2" w:val="1F497D"/>
@@ -8431,12 +8855,14 @@
     </w:tblStylePr>
     <w:tblStylePr w:type="firstCol">
       <w:rPr>
+        <w:rFonts w:eastAsia="黑体"/>
         <w:b/>
         <w:bCs/>
       </w:rPr>
     </w:tblStylePr>
     <w:tblStylePr w:type="lastCol">
       <w:rPr>
+        <w:rFonts w:eastAsia="黑体"/>
         <w:b/>
         <w:bCs/>
       </w:rPr>
@@ -8470,6 +8896,7 @@
       <w:spacing w:after="0" w:line="240" w:lineRule="auto"/>
     </w:pPr>
     <w:rPr>
+      <w:rFonts w:eastAsia="黑体"/>
       <w:color w:themeColor="text1" w:val="000000"/>
     </w:rPr>
     <w:tblPr>
@@ -8489,7 +8916,7 @@
     </w:tblPr>
     <w:tblStylePr w:type="firstRow">
       <w:rPr>
-        <w:rFonts w:asciiTheme="majorHAnsi" w:cstheme="majorBidi" w:eastAsiaTheme="majorEastAsia" w:hAnsiTheme="majorHAnsi"/>
+        <w:rFonts w:asciiTheme="majorHAnsi" w:cstheme="majorBidi" w:hAnsiTheme="majorHAnsi" w:eastAsia="黑体"/>
       </w:rPr>
       <w:tblPr/>
       <w:tcPr>
@@ -8501,6 +8928,7 @@
     </w:tblStylePr>
     <w:tblStylePr w:type="lastRow">
       <w:rPr>
+        <w:rFonts w:eastAsia="黑体"/>
         <w:b/>
         <w:bCs/>
         <w:color w:themeColor="text2" w:val="1F497D"/>
@@ -8515,12 +8943,14 @@
     </w:tblStylePr>
     <w:tblStylePr w:type="firstCol">
       <w:rPr>
+        <w:rFonts w:eastAsia="黑体"/>
         <w:b/>
         <w:bCs/>
       </w:rPr>
     </w:tblStylePr>
     <w:tblStylePr w:type="lastCol">
       <w:rPr>
+        <w:rFonts w:eastAsia="黑体"/>
         <w:b/>
         <w:bCs/>
       </w:rPr>
@@ -8554,6 +8984,7 @@
       <w:spacing w:after="0" w:line="240" w:lineRule="auto"/>
     </w:pPr>
     <w:rPr>
+      <w:rFonts w:eastAsia="黑体"/>
       <w:color w:themeColor="text1" w:val="000000"/>
     </w:rPr>
     <w:tblPr>
@@ -8573,7 +9004,7 @@
     </w:tblPr>
     <w:tblStylePr w:type="firstRow">
       <w:rPr>
-        <w:rFonts w:asciiTheme="majorHAnsi" w:cstheme="majorBidi" w:eastAsiaTheme="majorEastAsia" w:hAnsiTheme="majorHAnsi"/>
+        <w:rFonts w:asciiTheme="majorHAnsi" w:cstheme="majorBidi" w:hAnsiTheme="majorHAnsi" w:eastAsia="黑体"/>
       </w:rPr>
       <w:tblPr/>
       <w:tcPr>
@@ -8585,6 +9016,7 @@
     </w:tblStylePr>
     <w:tblStylePr w:type="lastRow">
       <w:rPr>
+        <w:rFonts w:eastAsia="黑体"/>
         <w:b/>
         <w:bCs/>
         <w:color w:themeColor="text2" w:val="1F497D"/>
@@ -8599,12 +9031,14 @@
     </w:tblStylePr>
     <w:tblStylePr w:type="firstCol">
       <w:rPr>
+        <w:rFonts w:eastAsia="黑体"/>
         <w:b/>
         <w:bCs/>
       </w:rPr>
     </w:tblStylePr>
     <w:tblStylePr w:type="lastCol">
       <w:rPr>
+        <w:rFonts w:eastAsia="黑体"/>
         <w:b/>
         <w:bCs/>
       </w:rPr>
@@ -8638,6 +9072,7 @@
       <w:spacing w:after="0" w:line="240" w:lineRule="auto"/>
     </w:pPr>
     <w:rPr>
+      <w:rFonts w:eastAsia="黑体"/>
       <w:color w:themeColor="text1" w:val="000000"/>
     </w:rPr>
     <w:tblPr>
@@ -8657,7 +9092,7 @@
     </w:tblPr>
     <w:tblStylePr w:type="firstRow">
       <w:rPr>
-        <w:rFonts w:asciiTheme="majorHAnsi" w:cstheme="majorBidi" w:eastAsiaTheme="majorEastAsia" w:hAnsiTheme="majorHAnsi"/>
+        <w:rFonts w:asciiTheme="majorHAnsi" w:cstheme="majorBidi" w:hAnsiTheme="majorHAnsi" w:eastAsia="黑体"/>
       </w:rPr>
       <w:tblPr/>
       <w:tcPr>
@@ -8669,6 +9104,7 @@
     </w:tblStylePr>
     <w:tblStylePr w:type="lastRow">
       <w:rPr>
+        <w:rFonts w:eastAsia="黑体"/>
         <w:b/>
         <w:bCs/>
         <w:color w:themeColor="text2" w:val="1F497D"/>
@@ -8683,12 +9119,14 @@
     </w:tblStylePr>
     <w:tblStylePr w:type="firstCol">
       <w:rPr>
+        <w:rFonts w:eastAsia="黑体"/>
         <w:b/>
         <w:bCs/>
       </w:rPr>
     </w:tblStylePr>
     <w:tblStylePr w:type="lastCol">
       <w:rPr>
+        <w:rFonts w:eastAsia="黑体"/>
         <w:b/>
         <w:bCs/>
       </w:rPr>
@@ -8722,6 +9160,7 @@
       <w:spacing w:after="0" w:line="240" w:lineRule="auto"/>
     </w:pPr>
     <w:rPr>
+      <w:rFonts w:eastAsia="黑体"/>
       <w:color w:themeColor="text1" w:val="000000"/>
     </w:rPr>
     <w:tblPr>
@@ -8741,7 +9180,7 @@
     </w:tblPr>
     <w:tblStylePr w:type="firstRow">
       <w:rPr>
-        <w:rFonts w:asciiTheme="majorHAnsi" w:cstheme="majorBidi" w:eastAsiaTheme="majorEastAsia" w:hAnsiTheme="majorHAnsi"/>
+        <w:rFonts w:asciiTheme="majorHAnsi" w:cstheme="majorBidi" w:hAnsiTheme="majorHAnsi" w:eastAsia="黑体"/>
       </w:rPr>
       <w:tblPr/>
       <w:tcPr>
@@ -8753,6 +9192,7 @@
     </w:tblStylePr>
     <w:tblStylePr w:type="lastRow">
       <w:rPr>
+        <w:rFonts w:eastAsia="黑体"/>
         <w:b/>
         <w:bCs/>
         <w:color w:themeColor="text2" w:val="1F497D"/>
@@ -8767,12 +9207,14 @@
     </w:tblStylePr>
     <w:tblStylePr w:type="firstCol">
       <w:rPr>
+        <w:rFonts w:eastAsia="黑体"/>
         <w:b/>
         <w:bCs/>
       </w:rPr>
     </w:tblStylePr>
     <w:tblStylePr w:type="lastCol">
       <w:rPr>
+        <w:rFonts w:eastAsia="黑体"/>
         <w:b/>
         <w:bCs/>
       </w:rPr>
@@ -8806,6 +9248,7 @@
       <w:spacing w:after="0" w:line="240" w:lineRule="auto"/>
     </w:pPr>
     <w:rPr>
+      <w:rFonts w:eastAsia="黑体"/>
       <w:color w:themeColor="text1" w:val="000000"/>
     </w:rPr>
     <w:tblPr>
@@ -8825,7 +9268,7 @@
     </w:tblPr>
     <w:tblStylePr w:type="firstRow">
       <w:rPr>
-        <w:rFonts w:asciiTheme="majorHAnsi" w:cstheme="majorBidi" w:eastAsiaTheme="majorEastAsia" w:hAnsiTheme="majorHAnsi"/>
+        <w:rFonts w:asciiTheme="majorHAnsi" w:cstheme="majorBidi" w:hAnsiTheme="majorHAnsi" w:eastAsia="黑体"/>
       </w:rPr>
       <w:tblPr/>
       <w:tcPr>
@@ -8837,6 +9280,7 @@
     </w:tblStylePr>
     <w:tblStylePr w:type="lastRow">
       <w:rPr>
+        <w:rFonts w:eastAsia="黑体"/>
         <w:b/>
         <w:bCs/>
         <w:color w:themeColor="text2" w:val="1F497D"/>
@@ -8851,12 +9295,14 @@
     </w:tblStylePr>
     <w:tblStylePr w:type="firstCol">
       <w:rPr>
+        <w:rFonts w:eastAsia="黑体"/>
         <w:b/>
         <w:bCs/>
       </w:rPr>
     </w:tblStylePr>
     <w:tblStylePr w:type="lastCol">
       <w:rPr>
+        <w:rFonts w:eastAsia="黑体"/>
         <w:b/>
         <w:bCs/>
       </w:rPr>
@@ -8890,7 +9336,7 @@
       <w:spacing w:after="0" w:line="240" w:lineRule="auto"/>
     </w:pPr>
     <w:rPr>
-      <w:rFonts w:asciiTheme="majorHAnsi" w:cstheme="majorBidi" w:eastAsiaTheme="majorEastAsia" w:hAnsiTheme="majorHAnsi"/>
+      <w:rFonts w:asciiTheme="majorHAnsi" w:cstheme="majorBidi" w:hAnsiTheme="majorHAnsi" w:eastAsia="黑体"/>
       <w:color w:themeColor="text1" w:val="000000"/>
     </w:rPr>
     <w:tblPr>
@@ -8912,6 +9358,7 @@
     </w:tblPr>
     <w:tblStylePr w:type="firstRow">
       <w:rPr>
+        <w:rFonts w:eastAsia="黑体"/>
         <w:sz w:val="24"/>
         <w:szCs w:val="24"/>
       </w:rPr>
@@ -9018,7 +9465,7 @@
       <w:spacing w:after="0" w:line="240" w:lineRule="auto"/>
     </w:pPr>
     <w:rPr>
-      <w:rFonts w:asciiTheme="majorHAnsi" w:cstheme="majorBidi" w:eastAsiaTheme="majorEastAsia" w:hAnsiTheme="majorHAnsi"/>
+      <w:rFonts w:asciiTheme="majorHAnsi" w:cstheme="majorBidi" w:hAnsiTheme="majorHAnsi" w:eastAsia="黑体"/>
       <w:color w:themeColor="text1" w:val="000000"/>
     </w:rPr>
     <w:tblPr>
@@ -9040,6 +9487,7 @@
     </w:tblPr>
     <w:tblStylePr w:type="firstRow">
       <w:rPr>
+        <w:rFonts w:eastAsia="黑体"/>
         <w:sz w:val="24"/>
         <w:szCs w:val="24"/>
       </w:rPr>
@@ -9146,7 +9594,7 @@
       <w:spacing w:after="0" w:line="240" w:lineRule="auto"/>
     </w:pPr>
     <w:rPr>
-      <w:rFonts w:asciiTheme="majorHAnsi" w:cstheme="majorBidi" w:eastAsiaTheme="majorEastAsia" w:hAnsiTheme="majorHAnsi"/>
+      <w:rFonts w:asciiTheme="majorHAnsi" w:cstheme="majorBidi" w:hAnsiTheme="majorHAnsi" w:eastAsia="黑体"/>
       <w:color w:themeColor="text1" w:val="000000"/>
     </w:rPr>
     <w:tblPr>
@@ -9168,6 +9616,7 @@
     </w:tblPr>
     <w:tblStylePr w:type="firstRow">
       <w:rPr>
+        <w:rFonts w:eastAsia="黑体"/>
         <w:sz w:val="24"/>
         <w:szCs w:val="24"/>
       </w:rPr>
@@ -9274,7 +9723,7 @@
       <w:spacing w:after="0" w:line="240" w:lineRule="auto"/>
     </w:pPr>
     <w:rPr>
-      <w:rFonts w:asciiTheme="majorHAnsi" w:cstheme="majorBidi" w:eastAsiaTheme="majorEastAsia" w:hAnsiTheme="majorHAnsi"/>
+      <w:rFonts w:asciiTheme="majorHAnsi" w:cstheme="majorBidi" w:hAnsiTheme="majorHAnsi" w:eastAsia="黑体"/>
       <w:color w:themeColor="text1" w:val="000000"/>
     </w:rPr>
     <w:tblPr>
@@ -9296,6 +9745,7 @@
     </w:tblPr>
     <w:tblStylePr w:type="firstRow">
       <w:rPr>
+        <w:rFonts w:eastAsia="黑体"/>
         <w:sz w:val="24"/>
         <w:szCs w:val="24"/>
       </w:rPr>
@@ -9402,7 +9852,7 @@
       <w:spacing w:after="0" w:line="240" w:lineRule="auto"/>
     </w:pPr>
     <w:rPr>
-      <w:rFonts w:asciiTheme="majorHAnsi" w:cstheme="majorBidi" w:eastAsiaTheme="majorEastAsia" w:hAnsiTheme="majorHAnsi"/>
+      <w:rFonts w:asciiTheme="majorHAnsi" w:cstheme="majorBidi" w:hAnsiTheme="majorHAnsi" w:eastAsia="黑体"/>
       <w:color w:themeColor="text1" w:val="000000"/>
     </w:rPr>
     <w:tblPr>
@@ -9424,6 +9874,7 @@
     </w:tblPr>
     <w:tblStylePr w:type="firstRow">
       <w:rPr>
+        <w:rFonts w:eastAsia="黑体"/>
         <w:sz w:val="24"/>
         <w:szCs w:val="24"/>
       </w:rPr>
@@ -9530,7 +9981,7 @@
       <w:spacing w:after="0" w:line="240" w:lineRule="auto"/>
     </w:pPr>
     <w:rPr>
-      <w:rFonts w:asciiTheme="majorHAnsi" w:cstheme="majorBidi" w:eastAsiaTheme="majorEastAsia" w:hAnsiTheme="majorHAnsi"/>
+      <w:rFonts w:asciiTheme="majorHAnsi" w:cstheme="majorBidi" w:hAnsiTheme="majorHAnsi" w:eastAsia="黑体"/>
       <w:color w:themeColor="text1" w:val="000000"/>
     </w:rPr>
     <w:tblPr>
@@ -9552,6 +10003,7 @@
     </w:tblPr>
     <w:tblStylePr w:type="firstRow">
       <w:rPr>
+        <w:rFonts w:eastAsia="黑体"/>
         <w:sz w:val="24"/>
         <w:szCs w:val="24"/>
       </w:rPr>
@@ -9658,7 +10110,7 @@
       <w:spacing w:after="0" w:line="240" w:lineRule="auto"/>
     </w:pPr>
     <w:rPr>
-      <w:rFonts w:asciiTheme="majorHAnsi" w:cstheme="majorBidi" w:eastAsiaTheme="majorEastAsia" w:hAnsiTheme="majorHAnsi"/>
+      <w:rFonts w:asciiTheme="majorHAnsi" w:cstheme="majorBidi" w:hAnsiTheme="majorHAnsi" w:eastAsia="黑体"/>
       <w:color w:themeColor="text1" w:val="000000"/>
     </w:rPr>
     <w:tblPr>
@@ -9680,6 +10132,7 @@
     </w:tblPr>
     <w:tblStylePr w:type="firstRow">
       <w:rPr>
+        <w:rFonts w:eastAsia="黑体"/>
         <w:sz w:val="24"/>
         <w:szCs w:val="24"/>
       </w:rPr>
@@ -9809,12 +10262,14 @@
     </w:tcPr>
     <w:tblStylePr w:type="firstRow">
       <w:rPr>
+        <w:rFonts w:eastAsia="黑体"/>
         <w:b/>
         <w:bCs/>
       </w:rPr>
     </w:tblStylePr>
     <w:tblStylePr w:type="lastRow">
       <w:rPr>
+        <w:rFonts w:eastAsia="黑体"/>
         <w:b/>
         <w:bCs/>
       </w:rPr>
@@ -9827,12 +10282,14 @@
     </w:tblStylePr>
     <w:tblStylePr w:type="firstCol">
       <w:rPr>
+        <w:rFonts w:eastAsia="黑体"/>
         <w:b/>
         <w:bCs/>
       </w:rPr>
     </w:tblStylePr>
     <w:tblStylePr w:type="lastCol">
       <w:rPr>
+        <w:rFonts w:eastAsia="黑体"/>
         <w:b/>
         <w:bCs/>
       </w:rPr>
@@ -9882,12 +10339,14 @@
     </w:tcPr>
     <w:tblStylePr w:type="firstRow">
       <w:rPr>
+        <w:rFonts w:eastAsia="黑体"/>
         <w:b/>
         <w:bCs/>
       </w:rPr>
     </w:tblStylePr>
     <w:tblStylePr w:type="lastRow">
       <w:rPr>
+        <w:rFonts w:eastAsia="黑体"/>
         <w:b/>
         <w:bCs/>
       </w:rPr>
@@ -9900,12 +10359,14 @@
     </w:tblStylePr>
     <w:tblStylePr w:type="firstCol">
       <w:rPr>
+        <w:rFonts w:eastAsia="黑体"/>
         <w:b/>
         <w:bCs/>
       </w:rPr>
     </w:tblStylePr>
     <w:tblStylePr w:type="lastCol">
       <w:rPr>
+        <w:rFonts w:eastAsia="黑体"/>
         <w:b/>
         <w:bCs/>
       </w:rPr>
@@ -9955,12 +10416,14 @@
     </w:tcPr>
     <w:tblStylePr w:type="firstRow">
       <w:rPr>
+        <w:rFonts w:eastAsia="黑体"/>
         <w:b/>
         <w:bCs/>
       </w:rPr>
     </w:tblStylePr>
     <w:tblStylePr w:type="lastRow">
       <w:rPr>
+        <w:rFonts w:eastAsia="黑体"/>
         <w:b/>
         <w:bCs/>
       </w:rPr>
@@ -9973,12 +10436,14 @@
     </w:tblStylePr>
     <w:tblStylePr w:type="firstCol">
       <w:rPr>
+        <w:rFonts w:eastAsia="黑体"/>
         <w:b/>
         <w:bCs/>
       </w:rPr>
     </w:tblStylePr>
     <w:tblStylePr w:type="lastCol">
       <w:rPr>
+        <w:rFonts w:eastAsia="黑体"/>
         <w:b/>
         <w:bCs/>
       </w:rPr>
@@ -10028,12 +10493,14 @@
     </w:tcPr>
     <w:tblStylePr w:type="firstRow">
       <w:rPr>
+        <w:rFonts w:eastAsia="黑体"/>
         <w:b/>
         <w:bCs/>
       </w:rPr>
     </w:tblStylePr>
     <w:tblStylePr w:type="lastRow">
       <w:rPr>
+        <w:rFonts w:eastAsia="黑体"/>
         <w:b/>
         <w:bCs/>
       </w:rPr>
@@ -10046,12 +10513,14 @@
     </w:tblStylePr>
     <w:tblStylePr w:type="firstCol">
       <w:rPr>
+        <w:rFonts w:eastAsia="黑体"/>
         <w:b/>
         <w:bCs/>
       </w:rPr>
     </w:tblStylePr>
     <w:tblStylePr w:type="lastCol">
       <w:rPr>
+        <w:rFonts w:eastAsia="黑体"/>
         <w:b/>
         <w:bCs/>
       </w:rPr>
@@ -10101,12 +10570,14 @@
     </w:tcPr>
     <w:tblStylePr w:type="firstRow">
       <w:rPr>
+        <w:rFonts w:eastAsia="黑体"/>
         <w:b/>
         <w:bCs/>
       </w:rPr>
     </w:tblStylePr>
     <w:tblStylePr w:type="lastRow">
       <w:rPr>
+        <w:rFonts w:eastAsia="黑体"/>
         <w:b/>
         <w:bCs/>
       </w:rPr>
@@ -10119,12 +10590,14 @@
     </w:tblStylePr>
     <w:tblStylePr w:type="firstCol">
       <w:rPr>
+        <w:rFonts w:eastAsia="黑体"/>
         <w:b/>
         <w:bCs/>
       </w:rPr>
     </w:tblStylePr>
     <w:tblStylePr w:type="lastCol">
       <w:rPr>
+        <w:rFonts w:eastAsia="黑体"/>
         <w:b/>
         <w:bCs/>
       </w:rPr>
@@ -10174,12 +10647,14 @@
     </w:tcPr>
     <w:tblStylePr w:type="firstRow">
       <w:rPr>
+        <w:rFonts w:eastAsia="黑体"/>
         <w:b/>
         <w:bCs/>
       </w:rPr>
     </w:tblStylePr>
     <w:tblStylePr w:type="lastRow">
       <w:rPr>
+        <w:rFonts w:eastAsia="黑体"/>
         <w:b/>
         <w:bCs/>
       </w:rPr>
@@ -10192,12 +10667,14 @@
     </w:tblStylePr>
     <w:tblStylePr w:type="firstCol">
       <w:rPr>
+        <w:rFonts w:eastAsia="黑体"/>
         <w:b/>
         <w:bCs/>
       </w:rPr>
     </w:tblStylePr>
     <w:tblStylePr w:type="lastCol">
       <w:rPr>
+        <w:rFonts w:eastAsia="黑体"/>
         <w:b/>
         <w:bCs/>
       </w:rPr>
@@ -10247,12 +10724,14 @@
     </w:tcPr>
     <w:tblStylePr w:type="firstRow">
       <w:rPr>
+        <w:rFonts w:eastAsia="黑体"/>
         <w:b/>
         <w:bCs/>
       </w:rPr>
     </w:tblStylePr>
     <w:tblStylePr w:type="lastRow">
       <w:rPr>
+        <w:rFonts w:eastAsia="黑体"/>
         <w:b/>
         <w:bCs/>
       </w:rPr>
@@ -10265,12 +10744,14 @@
     </w:tblStylePr>
     <w:tblStylePr w:type="firstCol">
       <w:rPr>
+        <w:rFonts w:eastAsia="黑体"/>
         <w:b/>
         <w:bCs/>
       </w:rPr>
     </w:tblStylePr>
     <w:tblStylePr w:type="lastCol">
       <w:rPr>
+        <w:rFonts w:eastAsia="黑体"/>
         <w:b/>
         <w:bCs/>
       </w:rPr>
@@ -10297,7 +10778,7 @@
       <w:spacing w:after="0" w:line="240" w:lineRule="auto"/>
     </w:pPr>
     <w:rPr>
-      <w:rFonts w:asciiTheme="majorHAnsi" w:cstheme="majorBidi" w:eastAsiaTheme="majorEastAsia" w:hAnsiTheme="majorHAnsi"/>
+      <w:rFonts w:asciiTheme="majorHAnsi" w:cstheme="majorBidi" w:hAnsiTheme="majorHAnsi" w:eastAsia="黑体"/>
       <w:color w:themeColor="text1" w:val="000000"/>
     </w:rPr>
     <w:tblPr>
@@ -10324,6 +10805,7 @@
     </w:tcPr>
     <w:tblStylePr w:type="firstRow">
       <w:rPr>
+        <w:rFonts w:eastAsia="黑体"/>
         <w:b/>
         <w:bCs/>
         <w:color w:themeColor="text1" w:val="000000"/>
@@ -10335,6 +10817,7 @@
     </w:tblStylePr>
     <w:tblStylePr w:type="lastRow">
       <w:rPr>
+        <w:rFonts w:eastAsia="黑体"/>
         <w:b/>
         <w:bCs/>
         <w:color w:themeColor="text1" w:val="000000"/>
@@ -10354,6 +10837,7 @@
     </w:tblStylePr>
     <w:tblStylePr w:type="firstCol">
       <w:rPr>
+        <w:rFonts w:eastAsia="黑体"/>
         <w:b/>
         <w:bCs/>
         <w:color w:themeColor="text1" w:val="000000"/>
@@ -10373,6 +10857,7 @@
     </w:tblStylePr>
     <w:tblStylePr w:type="lastCol">
       <w:rPr>
+        <w:rFonts w:eastAsia="黑体"/>
         <w:b w:val="0"/>
         <w:bCs w:val="0"/>
         <w:color w:themeColor="text1" w:val="000000"/>
@@ -10422,7 +10907,7 @@
       <w:spacing w:after="0" w:line="240" w:lineRule="auto"/>
     </w:pPr>
     <w:rPr>
-      <w:rFonts w:asciiTheme="majorHAnsi" w:cstheme="majorBidi" w:eastAsiaTheme="majorEastAsia" w:hAnsiTheme="majorHAnsi"/>
+      <w:rFonts w:asciiTheme="majorHAnsi" w:cstheme="majorBidi" w:hAnsiTheme="majorHAnsi" w:eastAsia="黑体"/>
       <w:color w:themeColor="text1" w:val="000000"/>
     </w:rPr>
     <w:tblPr>
@@ -10449,6 +10934,7 @@
     </w:tcPr>
     <w:tblStylePr w:type="firstRow">
       <w:rPr>
+        <w:rFonts w:eastAsia="黑体"/>
         <w:b/>
         <w:bCs/>
         <w:color w:themeColor="text1" w:val="000000"/>
@@ -10460,6 +10946,7 @@
     </w:tblStylePr>
     <w:tblStylePr w:type="lastRow">
       <w:rPr>
+        <w:rFonts w:eastAsia="黑体"/>
         <w:b/>
         <w:bCs/>
         <w:color w:themeColor="text1" w:val="000000"/>
@@ -10479,6 +10966,7 @@
     </w:tblStylePr>
     <w:tblStylePr w:type="firstCol">
       <w:rPr>
+        <w:rFonts w:eastAsia="黑体"/>
         <w:b/>
         <w:bCs/>
         <w:color w:themeColor="text1" w:val="000000"/>
@@ -10498,6 +10986,7 @@
     </w:tblStylePr>
     <w:tblStylePr w:type="lastCol">
       <w:rPr>
+        <w:rFonts w:eastAsia="黑体"/>
         <w:b w:val="0"/>
         <w:bCs w:val="0"/>
         <w:color w:themeColor="text1" w:val="000000"/>
@@ -10547,7 +11036,7 @@
       <w:spacing w:after="0" w:line="240" w:lineRule="auto"/>
     </w:pPr>
     <w:rPr>
-      <w:rFonts w:asciiTheme="majorHAnsi" w:cstheme="majorBidi" w:eastAsiaTheme="majorEastAsia" w:hAnsiTheme="majorHAnsi"/>
+      <w:rFonts w:asciiTheme="majorHAnsi" w:cstheme="majorBidi" w:hAnsiTheme="majorHAnsi" w:eastAsia="黑体"/>
       <w:color w:themeColor="text1" w:val="000000"/>
     </w:rPr>
     <w:tblPr>
@@ -10574,6 +11063,7 @@
     </w:tcPr>
     <w:tblStylePr w:type="firstRow">
       <w:rPr>
+        <w:rFonts w:eastAsia="黑体"/>
         <w:b/>
         <w:bCs/>
         <w:color w:themeColor="text1" w:val="000000"/>
@@ -10585,6 +11075,7 @@
     </w:tblStylePr>
     <w:tblStylePr w:type="lastRow">
       <w:rPr>
+        <w:rFonts w:eastAsia="黑体"/>
         <w:b/>
         <w:bCs/>
         <w:color w:themeColor="text1" w:val="000000"/>
@@ -10604,6 +11095,7 @@
     </w:tblStylePr>
     <w:tblStylePr w:type="firstCol">
       <w:rPr>
+        <w:rFonts w:eastAsia="黑体"/>
         <w:b/>
         <w:bCs/>
         <w:color w:themeColor="text1" w:val="000000"/>
@@ -10623,6 +11115,7 @@
     </w:tblStylePr>
     <w:tblStylePr w:type="lastCol">
       <w:rPr>
+        <w:rFonts w:eastAsia="黑体"/>
         <w:b w:val="0"/>
         <w:bCs w:val="0"/>
         <w:color w:themeColor="text1" w:val="000000"/>
@@ -10672,7 +11165,7 @@
       <w:spacing w:after="0" w:line="240" w:lineRule="auto"/>
     </w:pPr>
     <w:rPr>
-      <w:rFonts w:asciiTheme="majorHAnsi" w:cstheme="majorBidi" w:eastAsiaTheme="majorEastAsia" w:hAnsiTheme="majorHAnsi"/>
+      <w:rFonts w:asciiTheme="majorHAnsi" w:cstheme="majorBidi" w:hAnsiTheme="majorHAnsi" w:eastAsia="黑体"/>
       <w:color w:themeColor="text1" w:val="000000"/>
     </w:rPr>
     <w:tblPr>
@@ -10699,6 +11192,7 @@
     </w:tcPr>
     <w:tblStylePr w:type="firstRow">
       <w:rPr>
+        <w:rFonts w:eastAsia="黑体"/>
         <w:b/>
         <w:bCs/>
         <w:color w:themeColor="text1" w:val="000000"/>
@@ -10710,6 +11204,7 @@
     </w:tblStylePr>
     <w:tblStylePr w:type="lastRow">
       <w:rPr>
+        <w:rFonts w:eastAsia="黑体"/>
         <w:b/>
         <w:bCs/>
         <w:color w:themeColor="text1" w:val="000000"/>
@@ -10729,6 +11224,7 @@
     </w:tblStylePr>
     <w:tblStylePr w:type="firstCol">
       <w:rPr>
+        <w:rFonts w:eastAsia="黑体"/>
         <w:b/>
         <w:bCs/>
         <w:color w:themeColor="text1" w:val="000000"/>
@@ -10748,6 +11244,7 @@
     </w:tblStylePr>
     <w:tblStylePr w:type="lastCol">
       <w:rPr>
+        <w:rFonts w:eastAsia="黑体"/>
         <w:b w:val="0"/>
         <w:bCs w:val="0"/>
         <w:color w:themeColor="text1" w:val="000000"/>
@@ -10797,7 +11294,7 @@
       <w:spacing w:after="0" w:line="240" w:lineRule="auto"/>
     </w:pPr>
     <w:rPr>
-      <w:rFonts w:asciiTheme="majorHAnsi" w:cstheme="majorBidi" w:eastAsiaTheme="majorEastAsia" w:hAnsiTheme="majorHAnsi"/>
+      <w:rFonts w:asciiTheme="majorHAnsi" w:cstheme="majorBidi" w:hAnsiTheme="majorHAnsi" w:eastAsia="黑体"/>
       <w:color w:themeColor="text1" w:val="000000"/>
     </w:rPr>
     <w:tblPr>
@@ -10824,6 +11321,7 @@
     </w:tcPr>
     <w:tblStylePr w:type="firstRow">
       <w:rPr>
+        <w:rFonts w:eastAsia="黑体"/>
         <w:b/>
         <w:bCs/>
         <w:color w:themeColor="text1" w:val="000000"/>
@@ -10835,6 +11333,7 @@
     </w:tblStylePr>
     <w:tblStylePr w:type="lastRow">
       <w:rPr>
+        <w:rFonts w:eastAsia="黑体"/>
         <w:b/>
         <w:bCs/>
         <w:color w:themeColor="text1" w:val="000000"/>
@@ -10854,6 +11353,7 @@
     </w:tblStylePr>
     <w:tblStylePr w:type="firstCol">
       <w:rPr>
+        <w:rFonts w:eastAsia="黑体"/>
         <w:b/>
         <w:bCs/>
         <w:color w:themeColor="text1" w:val="000000"/>
@@ -10873,6 +11373,7 @@
     </w:tblStylePr>
     <w:tblStylePr w:type="lastCol">
       <w:rPr>
+        <w:rFonts w:eastAsia="黑体"/>
         <w:b w:val="0"/>
         <w:bCs w:val="0"/>
         <w:color w:themeColor="text1" w:val="000000"/>
@@ -10922,7 +11423,7 @@
       <w:spacing w:after="0" w:line="240" w:lineRule="auto"/>
     </w:pPr>
     <w:rPr>
-      <w:rFonts w:asciiTheme="majorHAnsi" w:cstheme="majorBidi" w:eastAsiaTheme="majorEastAsia" w:hAnsiTheme="majorHAnsi"/>
+      <w:rFonts w:asciiTheme="majorHAnsi" w:cstheme="majorBidi" w:hAnsiTheme="majorHAnsi" w:eastAsia="黑体"/>
       <w:color w:themeColor="text1" w:val="000000"/>
     </w:rPr>
     <w:tblPr>
@@ -10949,6 +11450,7 @@
     </w:tcPr>
     <w:tblStylePr w:type="firstRow">
       <w:rPr>
+        <w:rFonts w:eastAsia="黑体"/>
         <w:b/>
         <w:bCs/>
         <w:color w:themeColor="text1" w:val="000000"/>
@@ -10960,6 +11462,7 @@
     </w:tblStylePr>
     <w:tblStylePr w:type="lastRow">
       <w:rPr>
+        <w:rFonts w:eastAsia="黑体"/>
         <w:b/>
         <w:bCs/>
         <w:color w:themeColor="text1" w:val="000000"/>
@@ -10979,6 +11482,7 @@
     </w:tblStylePr>
     <w:tblStylePr w:type="firstCol">
       <w:rPr>
+        <w:rFonts w:eastAsia="黑体"/>
         <w:b/>
         <w:bCs/>
         <w:color w:themeColor="text1" w:val="000000"/>
@@ -10998,6 +11502,7 @@
     </w:tblStylePr>
     <w:tblStylePr w:type="lastCol">
       <w:rPr>
+        <w:rFonts w:eastAsia="黑体"/>
         <w:b w:val="0"/>
         <w:bCs w:val="0"/>
         <w:color w:themeColor="text1" w:val="000000"/>
@@ -11047,7 +11552,7 @@
       <w:spacing w:after="0" w:line="240" w:lineRule="auto"/>
     </w:pPr>
     <w:rPr>
-      <w:rFonts w:asciiTheme="majorHAnsi" w:cstheme="majorBidi" w:eastAsiaTheme="majorEastAsia" w:hAnsiTheme="majorHAnsi"/>
+      <w:rFonts w:asciiTheme="majorHAnsi" w:cstheme="majorBidi" w:hAnsiTheme="majorHAnsi" w:eastAsia="黑体"/>
       <w:color w:themeColor="text1" w:val="000000"/>
     </w:rPr>
     <w:tblPr>
@@ -11074,6 +11579,7 @@
     </w:tcPr>
     <w:tblStylePr w:type="firstRow">
       <w:rPr>
+        <w:rFonts w:eastAsia="黑体"/>
         <w:b/>
         <w:bCs/>
         <w:color w:themeColor="text1" w:val="000000"/>
@@ -11085,6 +11591,7 @@
     </w:tblStylePr>
     <w:tblStylePr w:type="lastRow">
       <w:rPr>
+        <w:rFonts w:eastAsia="黑体"/>
         <w:b/>
         <w:bCs/>
         <w:color w:themeColor="text1" w:val="000000"/>
@@ -11104,6 +11611,7 @@
     </w:tblStylePr>
     <w:tblStylePr w:type="firstCol">
       <w:rPr>
+        <w:rFonts w:eastAsia="黑体"/>
         <w:b/>
         <w:bCs/>
         <w:color w:themeColor="text1" w:val="000000"/>
@@ -11123,6 +11631,7 @@
     </w:tblStylePr>
     <w:tblStylePr w:type="lastCol">
       <w:rPr>
+        <w:rFonts w:eastAsia="黑体"/>
         <w:b w:val="0"/>
         <w:bCs w:val="0"/>
         <w:color w:themeColor="text1" w:val="000000"/>
@@ -11195,6 +11704,7 @@
     </w:tcPr>
     <w:tblStylePr w:type="firstRow">
       <w:rPr>
+        <w:rFonts w:eastAsia="黑体"/>
         <w:b/>
         <w:bCs/>
         <w:i w:val="0"/>
@@ -11216,6 +11726,7 @@
     </w:tblStylePr>
     <w:tblStylePr w:type="lastRow">
       <w:rPr>
+        <w:rFonts w:eastAsia="黑体"/>
         <w:b/>
         <w:bCs/>
         <w:i w:val="0"/>
@@ -11237,6 +11748,7 @@
     </w:tblStylePr>
     <w:tblStylePr w:type="firstCol">
       <w:rPr>
+        <w:rFonts w:eastAsia="黑体"/>
         <w:b/>
         <w:bCs/>
         <w:i w:val="0"/>
@@ -11256,6 +11768,7 @@
     </w:tblStylePr>
     <w:tblStylePr w:type="lastCol">
       <w:rPr>
+        <w:rFonts w:eastAsia="黑体"/>
         <w:b/>
         <w:bCs/>
         <w:i w:val="0"/>
@@ -11336,6 +11849,7 @@
     </w:tcPr>
     <w:tblStylePr w:type="firstRow">
       <w:rPr>
+        <w:rFonts w:eastAsia="黑体"/>
         <w:b/>
         <w:bCs/>
         <w:i w:val="0"/>
@@ -11357,6 +11871,7 @@
     </w:tblStylePr>
     <w:tblStylePr w:type="lastRow">
       <w:rPr>
+        <w:rFonts w:eastAsia="黑体"/>
         <w:b/>
         <w:bCs/>
         <w:i w:val="0"/>
@@ -11378,6 +11893,7 @@
     </w:tblStylePr>
     <w:tblStylePr w:type="firstCol">
       <w:rPr>
+        <w:rFonts w:eastAsia="黑体"/>
         <w:b/>
         <w:bCs/>
         <w:i w:val="0"/>
@@ -11397,6 +11913,7 @@
     </w:tblStylePr>
     <w:tblStylePr w:type="lastCol">
       <w:rPr>
+        <w:rFonts w:eastAsia="黑体"/>
         <w:b/>
         <w:bCs/>
         <w:i w:val="0"/>
@@ -11477,6 +11994,7 @@
     </w:tcPr>
     <w:tblStylePr w:type="firstRow">
       <w:rPr>
+        <w:rFonts w:eastAsia="黑体"/>
         <w:b/>
         <w:bCs/>
         <w:i w:val="0"/>
@@ -11498,6 +12016,7 @@
     </w:tblStylePr>
     <w:tblStylePr w:type="lastRow">
       <w:rPr>
+        <w:rFonts w:eastAsia="黑体"/>
         <w:b/>
         <w:bCs/>
         <w:i w:val="0"/>
@@ -11519,6 +12038,7 @@
     </w:tblStylePr>
     <w:tblStylePr w:type="firstCol">
       <w:rPr>
+        <w:rFonts w:eastAsia="黑体"/>
         <w:b/>
         <w:bCs/>
         <w:i w:val="0"/>
@@ -11538,6 +12058,7 @@
     </w:tblStylePr>
     <w:tblStylePr w:type="lastCol">
       <w:rPr>
+        <w:rFonts w:eastAsia="黑体"/>
         <w:b/>
         <w:bCs/>
         <w:i w:val="0"/>
@@ -11618,6 +12139,7 @@
     </w:tcPr>
     <w:tblStylePr w:type="firstRow">
       <w:rPr>
+        <w:rFonts w:eastAsia="黑体"/>
         <w:b/>
         <w:bCs/>
         <w:i w:val="0"/>
@@ -11639,6 +12161,7 @@
     </w:tblStylePr>
     <w:tblStylePr w:type="lastRow">
       <w:rPr>
+        <w:rFonts w:eastAsia="黑体"/>
         <w:b/>
         <w:bCs/>
         <w:i w:val="0"/>
@@ -11660,6 +12183,7 @@
     </w:tblStylePr>
     <w:tblStylePr w:type="firstCol">
       <w:rPr>
+        <w:rFonts w:eastAsia="黑体"/>
         <w:b/>
         <w:bCs/>
         <w:i w:val="0"/>
@@ -11679,6 +12203,7 @@
     </w:tblStylePr>
     <w:tblStylePr w:type="lastCol">
       <w:rPr>
+        <w:rFonts w:eastAsia="黑体"/>
         <w:b/>
         <w:bCs/>
         <w:i w:val="0"/>
@@ -11759,6 +12284,7 @@
     </w:tcPr>
     <w:tblStylePr w:type="firstRow">
       <w:rPr>
+        <w:rFonts w:eastAsia="黑体"/>
         <w:b/>
         <w:bCs/>
         <w:i w:val="0"/>
@@ -11780,6 +12306,7 @@
     </w:tblStylePr>
     <w:tblStylePr w:type="lastRow">
       <w:rPr>
+        <w:rFonts w:eastAsia="黑体"/>
         <w:b/>
         <w:bCs/>
         <w:i w:val="0"/>
@@ -11801,6 +12328,7 @@
     </w:tblStylePr>
     <w:tblStylePr w:type="firstCol">
       <w:rPr>
+        <w:rFonts w:eastAsia="黑体"/>
         <w:b/>
         <w:bCs/>
         <w:i w:val="0"/>
@@ -11820,6 +12348,7 @@
     </w:tblStylePr>
     <w:tblStylePr w:type="lastCol">
       <w:rPr>
+        <w:rFonts w:eastAsia="黑体"/>
         <w:b/>
         <w:bCs/>
         <w:i w:val="0"/>
@@ -11900,6 +12429,7 @@
     </w:tcPr>
     <w:tblStylePr w:type="firstRow">
       <w:rPr>
+        <w:rFonts w:eastAsia="黑体"/>
         <w:b/>
         <w:bCs/>
         <w:i w:val="0"/>
@@ -11921,6 +12451,7 @@
     </w:tblStylePr>
     <w:tblStylePr w:type="lastRow">
       <w:rPr>
+        <w:rFonts w:eastAsia="黑体"/>
         <w:b/>
         <w:bCs/>
         <w:i w:val="0"/>
@@ -11942,6 +12473,7 @@
     </w:tblStylePr>
     <w:tblStylePr w:type="firstCol">
       <w:rPr>
+        <w:rFonts w:eastAsia="黑体"/>
         <w:b/>
         <w:bCs/>
         <w:i w:val="0"/>
@@ -11961,6 +12493,7 @@
     </w:tblStylePr>
     <w:tblStylePr w:type="lastCol">
       <w:rPr>
+        <w:rFonts w:eastAsia="黑体"/>
         <w:b/>
         <w:bCs/>
         <w:i w:val="0"/>
@@ -12041,6 +12574,7 @@
     </w:tcPr>
     <w:tblStylePr w:type="firstRow">
       <w:rPr>
+        <w:rFonts w:eastAsia="黑体"/>
         <w:b/>
         <w:bCs/>
         <w:i w:val="0"/>
@@ -12062,6 +12596,7 @@
     </w:tblStylePr>
     <w:tblStylePr w:type="lastRow">
       <w:rPr>
+        <w:rFonts w:eastAsia="黑体"/>
         <w:b/>
         <w:bCs/>
         <w:i w:val="0"/>
@@ -12083,6 +12618,7 @@
     </w:tblStylePr>
     <w:tblStylePr w:type="firstCol">
       <w:rPr>
+        <w:rFonts w:eastAsia="黑体"/>
         <w:b/>
         <w:bCs/>
         <w:i w:val="0"/>
@@ -12102,6 +12638,7 @@
     </w:tblStylePr>
     <w:tblStylePr w:type="lastCol">
       <w:rPr>
+        <w:rFonts w:eastAsia="黑体"/>
         <w:b/>
         <w:bCs/>
         <w:i w:val="0"/>
@@ -12159,6 +12696,7 @@
       <w:spacing w:after="0" w:line="240" w:lineRule="auto"/>
     </w:pPr>
     <w:rPr>
+      <w:rFonts w:eastAsia="黑体"/>
       <w:color w:themeColor="background1" w:val="FFFFFF"/>
     </w:rPr>
     <w:tblPr>
@@ -12177,6 +12715,7 @@
     </w:tcPr>
     <w:tblStylePr w:type="firstRow">
       <w:rPr>
+        <w:rFonts w:eastAsia="黑体"/>
         <w:b/>
         <w:bCs/>
       </w:rPr>
@@ -12273,6 +12812,7 @@
       <w:spacing w:after="0" w:line="240" w:lineRule="auto"/>
     </w:pPr>
     <w:rPr>
+      <w:rFonts w:eastAsia="黑体"/>
       <w:color w:themeColor="background1" w:val="FFFFFF"/>
     </w:rPr>
     <w:tblPr>
@@ -12291,6 +12831,7 @@
     </w:tcPr>
     <w:tblStylePr w:type="firstRow">
       <w:rPr>
+        <w:rFonts w:eastAsia="黑体"/>
         <w:b/>
         <w:bCs/>
       </w:rPr>
@@ -12387,6 +12928,7 @@
       <w:spacing w:after="0" w:line="240" w:lineRule="auto"/>
     </w:pPr>
     <w:rPr>
+      <w:rFonts w:eastAsia="黑体"/>
       <w:color w:themeColor="background1" w:val="FFFFFF"/>
     </w:rPr>
     <w:tblPr>
@@ -12405,6 +12947,7 @@
     </w:tcPr>
     <w:tblStylePr w:type="firstRow">
       <w:rPr>
+        <w:rFonts w:eastAsia="黑体"/>
         <w:b/>
         <w:bCs/>
       </w:rPr>
@@ -12501,6 +13044,7 @@
       <w:spacing w:after="0" w:line="240" w:lineRule="auto"/>
     </w:pPr>
     <w:rPr>
+      <w:rFonts w:eastAsia="黑体"/>
       <w:color w:themeColor="background1" w:val="FFFFFF"/>
     </w:rPr>
     <w:tblPr>
@@ -12519,6 +13063,7 @@
     </w:tcPr>
     <w:tblStylePr w:type="firstRow">
       <w:rPr>
+        <w:rFonts w:eastAsia="黑体"/>
         <w:b/>
         <w:bCs/>
       </w:rPr>
@@ -12615,6 +13160,7 @@
       <w:spacing w:after="0" w:line="240" w:lineRule="auto"/>
     </w:pPr>
     <w:rPr>
+      <w:rFonts w:eastAsia="黑体"/>
       <w:color w:themeColor="background1" w:val="FFFFFF"/>
     </w:rPr>
     <w:tblPr>
@@ -12633,6 +13179,7 @@
     </w:tcPr>
     <w:tblStylePr w:type="firstRow">
       <w:rPr>
+        <w:rFonts w:eastAsia="黑体"/>
         <w:b/>
         <w:bCs/>
       </w:rPr>
@@ -12729,6 +13276,7 @@
       <w:spacing w:after="0" w:line="240" w:lineRule="auto"/>
     </w:pPr>
     <w:rPr>
+      <w:rFonts w:eastAsia="黑体"/>
       <w:color w:themeColor="background1" w:val="FFFFFF"/>
     </w:rPr>
     <w:tblPr>
@@ -12747,6 +13295,7 @@
     </w:tcPr>
     <w:tblStylePr w:type="firstRow">
       <w:rPr>
+        <w:rFonts w:eastAsia="黑体"/>
         <w:b/>
         <w:bCs/>
       </w:rPr>
@@ -12843,6 +13392,7 @@
       <w:spacing w:after="0" w:line="240" w:lineRule="auto"/>
     </w:pPr>
     <w:rPr>
+      <w:rFonts w:eastAsia="黑体"/>
       <w:color w:themeColor="background1" w:val="FFFFFF"/>
     </w:rPr>
     <w:tblPr>
@@ -12861,6 +13411,7 @@
     </w:tcPr>
     <w:tblStylePr w:type="firstRow">
       <w:rPr>
+        <w:rFonts w:eastAsia="黑体"/>
         <w:b/>
         <w:bCs/>
       </w:rPr>
@@ -12957,6 +13508,7 @@
       <w:spacing w:after="0" w:line="240" w:lineRule="auto"/>
     </w:pPr>
     <w:rPr>
+      <w:rFonts w:eastAsia="黑体"/>
       <w:color w:themeColor="text1" w:val="000000"/>
     </w:rPr>
     <w:tblPr>
@@ -12983,6 +13535,7 @@
     </w:tcPr>
     <w:tblStylePr w:type="firstRow">
       <w:rPr>
+        <w:rFonts w:eastAsia="黑体"/>
         <w:b/>
         <w:bCs/>
       </w:rPr>
@@ -13001,6 +13554,7 @@
     </w:tblStylePr>
     <w:tblStylePr w:type="lastRow">
       <w:rPr>
+        <w:rFonts w:eastAsia="黑体"/>
         <w:b/>
         <w:bCs/>
         <w:color w:themeColor="background1" w:val="FFFFFF"/>
@@ -13015,6 +13569,7 @@
     </w:tblStylePr>
     <w:tblStylePr w:type="firstCol">
       <w:rPr>
+        <w:rFonts w:eastAsia="黑体"/>
         <w:color w:themeColor="background1" w:val="FFFFFF"/>
       </w:rPr>
       <w:tblPr/>
@@ -13032,6 +13587,7 @@
     </w:tblStylePr>
     <w:tblStylePr w:type="lastCol">
       <w:rPr>
+        <w:rFonts w:eastAsia="黑体"/>
         <w:color w:themeColor="background1" w:val="FFFFFF"/>
       </w:rPr>
       <w:tblPr/>
@@ -13061,11 +13617,13 @@
     </w:tblStylePr>
     <w:tblStylePr w:type="neCell">
       <w:rPr>
+        <w:rFonts w:eastAsia="黑体"/>
         <w:color w:themeColor="text1" w:val="000000"/>
       </w:rPr>
     </w:tblStylePr>
     <w:tblStylePr w:type="nwCell">
       <w:rPr>
+        <w:rFonts w:eastAsia="黑体"/>
         <w:color w:themeColor="text1" w:val="000000"/>
       </w:rPr>
     </w:tblStylePr>
@@ -13079,6 +13637,7 @@
       <w:spacing w:after="0" w:line="240" w:lineRule="auto"/>
     </w:pPr>
     <w:rPr>
+      <w:rFonts w:eastAsia="黑体"/>
       <w:color w:themeColor="text1" w:val="000000"/>
     </w:rPr>
     <w:tblPr>
@@ -13105,6 +13664,7 @@
     </w:tcPr>
     <w:tblStylePr w:type="firstRow">
       <w:rPr>
+        <w:rFonts w:eastAsia="黑体"/>
         <w:b/>
         <w:bCs/>
       </w:rPr>
@@ -13123,6 +13683,7 @@
     </w:tblStylePr>
     <w:tblStylePr w:type="lastRow">
       <w:rPr>
+        <w:rFonts w:eastAsia="黑体"/>
         <w:b/>
         <w:bCs/>
         <w:color w:themeColor="background1" w:val="FFFFFF"/>
@@ -13137,6 +13698,7 @@
     </w:tblStylePr>
     <w:tblStylePr w:type="firstCol">
       <w:rPr>
+        <w:rFonts w:eastAsia="黑体"/>
         <w:color w:themeColor="background1" w:val="FFFFFF"/>
       </w:rPr>
       <w:tblPr/>
@@ -13154,6 +13716,7 @@
     </w:tblStylePr>
     <w:tblStylePr w:type="lastCol">
       <w:rPr>
+        <w:rFonts w:eastAsia="黑体"/>
         <w:color w:themeColor="background1" w:val="FFFFFF"/>
       </w:rPr>
       <w:tblPr/>
@@ -13183,11 +13746,13 @@
     </w:tblStylePr>
     <w:tblStylePr w:type="neCell">
       <w:rPr>
+        <w:rFonts w:eastAsia="黑体"/>
         <w:color w:themeColor="text1" w:val="000000"/>
       </w:rPr>
     </w:tblStylePr>
     <w:tblStylePr w:type="nwCell">
       <w:rPr>
+        <w:rFonts w:eastAsia="黑体"/>
         <w:color w:themeColor="text1" w:val="000000"/>
       </w:rPr>
     </w:tblStylePr>
@@ -13201,6 +13766,7 @@
       <w:spacing w:after="0" w:line="240" w:lineRule="auto"/>
     </w:pPr>
     <w:rPr>
+      <w:rFonts w:eastAsia="黑体"/>
       <w:color w:themeColor="text1" w:val="000000"/>
     </w:rPr>
     <w:tblPr>
@@ -13227,6 +13793,7 @@
     </w:tcPr>
     <w:tblStylePr w:type="firstRow">
       <w:rPr>
+        <w:rFonts w:eastAsia="黑体"/>
         <w:b/>
         <w:bCs/>
       </w:rPr>
@@ -13245,6 +13812,7 @@
     </w:tblStylePr>
     <w:tblStylePr w:type="lastRow">
       <w:rPr>
+        <w:rFonts w:eastAsia="黑体"/>
         <w:b/>
         <w:bCs/>
         <w:color w:themeColor="background1" w:val="FFFFFF"/>
@@ -13259,6 +13827,7 @@
     </w:tblStylePr>
     <w:tblStylePr w:type="firstCol">
       <w:rPr>
+        <w:rFonts w:eastAsia="黑体"/>
         <w:color w:themeColor="background1" w:val="FFFFFF"/>
       </w:rPr>
       <w:tblPr/>
@@ -13276,6 +13845,7 @@
     </w:tblStylePr>
     <w:tblStylePr w:type="lastCol">
       <w:rPr>
+        <w:rFonts w:eastAsia="黑体"/>
         <w:color w:themeColor="background1" w:val="FFFFFF"/>
       </w:rPr>
       <w:tblPr/>
@@ -13305,11 +13875,13 @@
     </w:tblStylePr>
     <w:tblStylePr w:type="neCell">
       <w:rPr>
+        <w:rFonts w:eastAsia="黑体"/>
         <w:color w:themeColor="text1" w:val="000000"/>
       </w:rPr>
     </w:tblStylePr>
     <w:tblStylePr w:type="nwCell">
       <w:rPr>
+        <w:rFonts w:eastAsia="黑体"/>
         <w:color w:themeColor="text1" w:val="000000"/>
       </w:rPr>
     </w:tblStylePr>
@@ -13323,6 +13895,7 @@
       <w:spacing w:after="0" w:line="240" w:lineRule="auto"/>
     </w:pPr>
     <w:rPr>
+      <w:rFonts w:eastAsia="黑体"/>
       <w:color w:themeColor="text1" w:val="000000"/>
     </w:rPr>
     <w:tblPr>
@@ -13349,6 +13922,7 @@
     </w:tcPr>
     <w:tblStylePr w:type="firstRow">
       <w:rPr>
+        <w:rFonts w:eastAsia="黑体"/>
         <w:b/>
         <w:bCs/>
       </w:rPr>
@@ -13367,6 +13941,7 @@
     </w:tblStylePr>
     <w:tblStylePr w:type="lastRow">
       <w:rPr>
+        <w:rFonts w:eastAsia="黑体"/>
         <w:b/>
         <w:bCs/>
         <w:color w:themeColor="background1" w:val="FFFFFF"/>
@@ -13381,6 +13956,7 @@
     </w:tblStylePr>
     <w:tblStylePr w:type="firstCol">
       <w:rPr>
+        <w:rFonts w:eastAsia="黑体"/>
         <w:color w:themeColor="background1" w:val="FFFFFF"/>
       </w:rPr>
       <w:tblPr/>
@@ -13398,6 +13974,7 @@
     </w:tblStylePr>
     <w:tblStylePr w:type="lastCol">
       <w:rPr>
+        <w:rFonts w:eastAsia="黑体"/>
         <w:color w:themeColor="background1" w:val="FFFFFF"/>
       </w:rPr>
       <w:tblPr/>
@@ -13435,6 +14012,7 @@
       <w:spacing w:after="0" w:line="240" w:lineRule="auto"/>
     </w:pPr>
     <w:rPr>
+      <w:rFonts w:eastAsia="黑体"/>
       <w:color w:themeColor="text1" w:val="000000"/>
     </w:rPr>
     <w:tblPr>
@@ -13461,6 +14039,7 @@
     </w:tcPr>
     <w:tblStylePr w:type="firstRow">
       <w:rPr>
+        <w:rFonts w:eastAsia="黑体"/>
         <w:b/>
         <w:bCs/>
       </w:rPr>
@@ -13479,6 +14058,7 @@
     </w:tblStylePr>
     <w:tblStylePr w:type="lastRow">
       <w:rPr>
+        <w:rFonts w:eastAsia="黑体"/>
         <w:b/>
         <w:bCs/>
         <w:color w:themeColor="background1" w:val="FFFFFF"/>
@@ -13493,6 +14073,7 @@
     </w:tblStylePr>
     <w:tblStylePr w:type="firstCol">
       <w:rPr>
+        <w:rFonts w:eastAsia="黑体"/>
         <w:color w:themeColor="background1" w:val="FFFFFF"/>
       </w:rPr>
       <w:tblPr/>
@@ -13510,6 +14091,7 @@
     </w:tblStylePr>
     <w:tblStylePr w:type="lastCol">
       <w:rPr>
+        <w:rFonts w:eastAsia="黑体"/>
         <w:color w:themeColor="background1" w:val="FFFFFF"/>
       </w:rPr>
       <w:tblPr/>
@@ -13539,11 +14121,13 @@
     </w:tblStylePr>
     <w:tblStylePr w:type="neCell">
       <w:rPr>
+        <w:rFonts w:eastAsia="黑体"/>
         <w:color w:themeColor="text1" w:val="000000"/>
       </w:rPr>
     </w:tblStylePr>
     <w:tblStylePr w:type="nwCell">
       <w:rPr>
+        <w:rFonts w:eastAsia="黑体"/>
         <w:color w:themeColor="text1" w:val="000000"/>
       </w:rPr>
     </w:tblStylePr>
@@ -13557,6 +14141,7 @@
       <w:spacing w:after="0" w:line="240" w:lineRule="auto"/>
     </w:pPr>
     <w:rPr>
+      <w:rFonts w:eastAsia="黑体"/>
       <w:color w:themeColor="text1" w:val="000000"/>
     </w:rPr>
     <w:tblPr>
@@ -13583,6 +14168,7 @@
     </w:tcPr>
     <w:tblStylePr w:type="firstRow">
       <w:rPr>
+        <w:rFonts w:eastAsia="黑体"/>
         <w:b/>
         <w:bCs/>
       </w:rPr>
@@ -13601,6 +14187,7 @@
     </w:tblStylePr>
     <w:tblStylePr w:type="lastRow">
       <w:rPr>
+        <w:rFonts w:eastAsia="黑体"/>
         <w:b/>
         <w:bCs/>
         <w:color w:themeColor="background1" w:val="FFFFFF"/>
@@ -13615,6 +14202,7 @@
     </w:tblStylePr>
     <w:tblStylePr w:type="firstCol">
       <w:rPr>
+        <w:rFonts w:eastAsia="黑体"/>
         <w:color w:themeColor="background1" w:val="FFFFFF"/>
       </w:rPr>
       <w:tblPr/>
@@ -13632,6 +14220,7 @@
     </w:tblStylePr>
     <w:tblStylePr w:type="lastCol">
       <w:rPr>
+        <w:rFonts w:eastAsia="黑体"/>
         <w:color w:themeColor="background1" w:val="FFFFFF"/>
       </w:rPr>
       <w:tblPr/>
@@ -13661,11 +14250,13 @@
     </w:tblStylePr>
     <w:tblStylePr w:type="neCell">
       <w:rPr>
+        <w:rFonts w:eastAsia="黑体"/>
         <w:color w:themeColor="text1" w:val="000000"/>
       </w:rPr>
     </w:tblStylePr>
     <w:tblStylePr w:type="nwCell">
       <w:rPr>
+        <w:rFonts w:eastAsia="黑体"/>
         <w:color w:themeColor="text1" w:val="000000"/>
       </w:rPr>
     </w:tblStylePr>
@@ -13679,6 +14270,7 @@
       <w:spacing w:after="0" w:line="240" w:lineRule="auto"/>
     </w:pPr>
     <w:rPr>
+      <w:rFonts w:eastAsia="黑体"/>
       <w:color w:themeColor="text1" w:val="000000"/>
     </w:rPr>
     <w:tblPr>
@@ -13705,6 +14297,7 @@
     </w:tcPr>
     <w:tblStylePr w:type="firstRow">
       <w:rPr>
+        <w:rFonts w:eastAsia="黑体"/>
         <w:b/>
         <w:bCs/>
       </w:rPr>
@@ -13723,6 +14316,7 @@
     </w:tblStylePr>
     <w:tblStylePr w:type="lastRow">
       <w:rPr>
+        <w:rFonts w:eastAsia="黑体"/>
         <w:b/>
         <w:bCs/>
         <w:color w:themeColor="background1" w:val="FFFFFF"/>
@@ -13737,6 +14331,7 @@
     </w:tblStylePr>
     <w:tblStylePr w:type="firstCol">
       <w:rPr>
+        <w:rFonts w:eastAsia="黑体"/>
         <w:color w:themeColor="background1" w:val="FFFFFF"/>
       </w:rPr>
       <w:tblPr/>
@@ -13754,6 +14349,7 @@
     </w:tblStylePr>
     <w:tblStylePr w:type="lastCol">
       <w:rPr>
+        <w:rFonts w:eastAsia="黑体"/>
         <w:color w:themeColor="background1" w:val="FFFFFF"/>
       </w:rPr>
       <w:tblPr/>
@@ -13783,11 +14379,13 @@
     </w:tblStylePr>
     <w:tblStylePr w:type="neCell">
       <w:rPr>
+        <w:rFonts w:eastAsia="黑体"/>
         <w:color w:themeColor="text1" w:val="000000"/>
       </w:rPr>
     </w:tblStylePr>
     <w:tblStylePr w:type="nwCell">
       <w:rPr>
+        <w:rFonts w:eastAsia="黑体"/>
         <w:color w:themeColor="text1" w:val="000000"/>
       </w:rPr>
     </w:tblStylePr>
@@ -13801,6 +14399,7 @@
       <w:spacing w:after="0" w:line="240" w:lineRule="auto"/>
     </w:pPr>
     <w:rPr>
+      <w:rFonts w:eastAsia="黑体"/>
       <w:color w:themeColor="text1" w:val="000000"/>
     </w:rPr>
     <w:tblPr>
@@ -13819,6 +14418,7 @@
     </w:tcPr>
     <w:tblStylePr w:type="firstRow">
       <w:rPr>
+        <w:rFonts w:eastAsia="黑体"/>
         <w:b/>
         <w:bCs/>
         <w:color w:themeColor="background1" w:val="FFFFFF"/>
@@ -13833,6 +14433,7 @@
     </w:tblStylePr>
     <w:tblStylePr w:type="lastRow">
       <w:rPr>
+        <w:rFonts w:eastAsia="黑体"/>
         <w:b/>
         <w:bCs/>
         <w:color w:themeColor="accent2" w:themeShade="CC" w:val="9E3A38"/>
@@ -13847,12 +14448,14 @@
     </w:tblStylePr>
     <w:tblStylePr w:type="firstCol">
       <w:rPr>
+        <w:rFonts w:eastAsia="黑体"/>
         <w:b/>
         <w:bCs/>
       </w:rPr>
     </w:tblStylePr>
     <w:tblStylePr w:type="lastCol">
       <w:rPr>
+        <w:rFonts w:eastAsia="黑体"/>
         <w:b/>
         <w:bCs/>
       </w:rPr>
@@ -13887,6 +14490,7 @@
       <w:spacing w:after="0" w:line="240" w:lineRule="auto"/>
     </w:pPr>
     <w:rPr>
+      <w:rFonts w:eastAsia="黑体"/>
       <w:color w:themeColor="text1" w:val="000000"/>
     </w:rPr>
     <w:tblPr>
@@ -13905,6 +14509,7 @@
     </w:tcPr>
     <w:tblStylePr w:type="firstRow">
       <w:rPr>
+        <w:rFonts w:eastAsia="黑体"/>
         <w:b/>
         <w:bCs/>
         <w:color w:themeColor="background1" w:val="FFFFFF"/>
@@ -13919,6 +14524,7 @@
     </w:tblStylePr>
     <w:tblStylePr w:type="lastRow">
       <w:rPr>
+        <w:rFonts w:eastAsia="黑体"/>
         <w:b/>
         <w:bCs/>
         <w:color w:themeColor="accent2" w:themeShade="CC" w:val="9E3A38"/>
@@ -13933,12 +14539,14 @@
     </w:tblStylePr>
     <w:tblStylePr w:type="firstCol">
       <w:rPr>
+        <w:rFonts w:eastAsia="黑体"/>
         <w:b/>
         <w:bCs/>
       </w:rPr>
     </w:tblStylePr>
     <w:tblStylePr w:type="lastCol">
       <w:rPr>
+        <w:rFonts w:eastAsia="黑体"/>
         <w:b/>
         <w:bCs/>
       </w:rPr>
@@ -13973,6 +14581,7 @@
       <w:spacing w:after="0" w:line="240" w:lineRule="auto"/>
     </w:pPr>
     <w:rPr>
+      <w:rFonts w:eastAsia="黑体"/>
       <w:color w:themeColor="text1" w:val="000000"/>
     </w:rPr>
     <w:tblPr>
@@ -13991,6 +14600,7 @@
     </w:tcPr>
     <w:tblStylePr w:type="firstRow">
       <w:rPr>
+        <w:rFonts w:eastAsia="黑体"/>
         <w:b/>
         <w:bCs/>
         <w:color w:themeColor="background1" w:val="FFFFFF"/>
@@ -14005,6 +14615,7 @@
     </w:tblStylePr>
     <w:tblStylePr w:type="lastRow">
       <w:rPr>
+        <w:rFonts w:eastAsia="黑体"/>
         <w:b/>
         <w:bCs/>
         <w:color w:themeColor="accent2" w:themeShade="CC" w:val="9E3A38"/>
@@ -14019,12 +14630,14 @@
     </w:tblStylePr>
     <w:tblStylePr w:type="firstCol">
       <w:rPr>
+        <w:rFonts w:eastAsia="黑体"/>
         <w:b/>
         <w:bCs/>
       </w:rPr>
     </w:tblStylePr>
     <w:tblStylePr w:type="lastCol">
       <w:rPr>
+        <w:rFonts w:eastAsia="黑体"/>
         <w:b/>
         <w:bCs/>
       </w:rPr>
@@ -14059,6 +14672,7 @@
       <w:spacing w:after="0" w:line="240" w:lineRule="auto"/>
     </w:pPr>
     <w:rPr>
+      <w:rFonts w:eastAsia="黑体"/>
       <w:color w:themeColor="text1" w:val="000000"/>
     </w:rPr>
     <w:tblPr>
@@ -14077,6 +14691,7 @@
     </w:tcPr>
     <w:tblStylePr w:type="firstRow">
       <w:rPr>
+        <w:rFonts w:eastAsia="黑体"/>
         <w:b/>
         <w:bCs/>
         <w:color w:themeColor="background1" w:val="FFFFFF"/>
@@ -14091,6 +14706,7 @@
     </w:tblStylePr>
     <w:tblStylePr w:type="lastRow">
       <w:rPr>
+        <w:rFonts w:eastAsia="黑体"/>
         <w:b/>
         <w:bCs/>
         <w:color w:themeColor="accent4" w:themeShade="CC" w:val="664E82"/>
@@ -14105,12 +14721,14 @@
     </w:tblStylePr>
     <w:tblStylePr w:type="firstCol">
       <w:rPr>
+        <w:rFonts w:eastAsia="黑体"/>
         <w:b/>
         <w:bCs/>
       </w:rPr>
     </w:tblStylePr>
     <w:tblStylePr w:type="lastCol">
       <w:rPr>
+        <w:rFonts w:eastAsia="黑体"/>
         <w:b/>
         <w:bCs/>
       </w:rPr>
@@ -14145,6 +14763,7 @@
       <w:spacing w:after="0" w:line="240" w:lineRule="auto"/>
     </w:pPr>
     <w:rPr>
+      <w:rFonts w:eastAsia="黑体"/>
       <w:color w:themeColor="text1" w:val="000000"/>
     </w:rPr>
     <w:tblPr>
@@ -14163,6 +14782,7 @@
     </w:tcPr>
     <w:tblStylePr w:type="firstRow">
       <w:rPr>
+        <w:rFonts w:eastAsia="黑体"/>
         <w:b/>
         <w:bCs/>
         <w:color w:themeColor="background1" w:val="FFFFFF"/>
@@ -14177,6 +14797,7 @@
     </w:tblStylePr>
     <w:tblStylePr w:type="lastRow">
       <w:rPr>
+        <w:rFonts w:eastAsia="黑体"/>
         <w:b/>
         <w:bCs/>
         <w:color w:themeColor="accent3" w:themeShade="CC" w:val="7E9C40"/>
@@ -14191,12 +14812,14 @@
     </w:tblStylePr>
     <w:tblStylePr w:type="firstCol">
       <w:rPr>
+        <w:rFonts w:eastAsia="黑体"/>
         <w:b/>
         <w:bCs/>
       </w:rPr>
     </w:tblStylePr>
     <w:tblStylePr w:type="lastCol">
       <w:rPr>
+        <w:rFonts w:eastAsia="黑体"/>
         <w:b/>
         <w:bCs/>
       </w:rPr>
@@ -14231,6 +14854,7 @@
       <w:spacing w:after="0" w:line="240" w:lineRule="auto"/>
     </w:pPr>
     <w:rPr>
+      <w:rFonts w:eastAsia="黑体"/>
       <w:color w:themeColor="text1" w:val="000000"/>
     </w:rPr>
     <w:tblPr>
@@ -14249,6 +14873,7 @@
     </w:tcPr>
     <w:tblStylePr w:type="firstRow">
       <w:rPr>
+        <w:rFonts w:eastAsia="黑体"/>
         <w:b/>
         <w:bCs/>
         <w:color w:themeColor="background1" w:val="FFFFFF"/>
@@ -14263,6 +14888,7 @@
     </w:tblStylePr>
     <w:tblStylePr w:type="lastRow">
       <w:rPr>
+        <w:rFonts w:eastAsia="黑体"/>
         <w:b/>
         <w:bCs/>
         <w:color w:themeColor="accent6" w:themeShade="CC" w:val="F2730A"/>
@@ -14277,12 +14903,14 @@
     </w:tblStylePr>
     <w:tblStylePr w:type="firstCol">
       <w:rPr>
+        <w:rFonts w:eastAsia="黑体"/>
         <w:b/>
         <w:bCs/>
       </w:rPr>
     </w:tblStylePr>
     <w:tblStylePr w:type="lastCol">
       <w:rPr>
+        <w:rFonts w:eastAsia="黑体"/>
         <w:b/>
         <w:bCs/>
       </w:rPr>
@@ -14317,6 +14945,7 @@
       <w:spacing w:after="0" w:line="240" w:lineRule="auto"/>
     </w:pPr>
     <w:rPr>
+      <w:rFonts w:eastAsia="黑体"/>
       <w:color w:themeColor="text1" w:val="000000"/>
     </w:rPr>
     <w:tblPr>
@@ -14335,6 +14964,7 @@
     </w:tcPr>
     <w:tblStylePr w:type="firstRow">
       <w:rPr>
+        <w:rFonts w:eastAsia="黑体"/>
         <w:b/>
         <w:bCs/>
         <w:color w:themeColor="background1" w:val="FFFFFF"/>
@@ -14349,6 +14979,7 @@
     </w:tblStylePr>
     <w:tblStylePr w:type="lastRow">
       <w:rPr>
+        <w:rFonts w:eastAsia="黑体"/>
         <w:b/>
         <w:bCs/>
         <w:color w:themeColor="accent5" w:themeShade="CC" w:val="348DA5"/>
@@ -14363,12 +14994,14 @@
     </w:tblStylePr>
     <w:tblStylePr w:type="firstCol">
       <w:rPr>
+        <w:rFonts w:eastAsia="黑体"/>
         <w:b/>
         <w:bCs/>
       </w:rPr>
     </w:tblStylePr>
     <w:tblStylePr w:type="lastCol">
       <w:rPr>
+        <w:rFonts w:eastAsia="黑体"/>
         <w:b/>
         <w:bCs/>
       </w:rPr>
@@ -14403,6 +15036,7 @@
       <w:spacing w:after="0" w:line="240" w:lineRule="auto"/>
     </w:pPr>
     <w:rPr>
+      <w:rFonts w:eastAsia="黑体"/>
       <w:color w:themeColor="text1" w:val="000000"/>
     </w:rPr>
     <w:tblPr>
@@ -14424,6 +15058,7 @@
     </w:tcPr>
     <w:tblStylePr w:type="firstRow">
       <w:rPr>
+        <w:rFonts w:eastAsia="黑体"/>
         <w:b/>
         <w:bCs/>
       </w:rPr>
@@ -14434,6 +15069,7 @@
     </w:tblStylePr>
     <w:tblStylePr w:type="lastRow">
       <w:rPr>
+        <w:rFonts w:eastAsia="黑体"/>
         <w:b/>
         <w:bCs/>
         <w:color w:themeColor="text1" w:val="000000"/>
@@ -14445,6 +15081,7 @@
     </w:tblStylePr>
     <w:tblStylePr w:type="firstCol">
       <w:rPr>
+        <w:rFonts w:eastAsia="黑体"/>
         <w:color w:themeColor="background1" w:val="FFFFFF"/>
       </w:rPr>
       <w:tblPr/>
@@ -14454,6 +15091,7 @@
     </w:tblStylePr>
     <w:tblStylePr w:type="lastCol">
       <w:rPr>
+        <w:rFonts w:eastAsia="黑体"/>
         <w:color w:themeColor="background1" w:val="FFFFFF"/>
       </w:rPr>
       <w:tblPr/>
@@ -14483,6 +15121,7 @@
       <w:spacing w:after="0" w:line="240" w:lineRule="auto"/>
     </w:pPr>
     <w:rPr>
+      <w:rFonts w:eastAsia="黑体"/>
       <w:color w:themeColor="text1" w:val="000000"/>
     </w:rPr>
     <w:tblPr>
@@ -14504,6 +15143,7 @@
     </w:tcPr>
     <w:tblStylePr w:type="firstRow">
       <w:rPr>
+        <w:rFonts w:eastAsia="黑体"/>
         <w:b/>
         <w:bCs/>
       </w:rPr>
@@ -14514,6 +15154,7 @@
     </w:tblStylePr>
     <w:tblStylePr w:type="lastRow">
       <w:rPr>
+        <w:rFonts w:eastAsia="黑体"/>
         <w:b/>
         <w:bCs/>
         <w:color w:themeColor="text1" w:val="000000"/>
@@ -14525,6 +15166,7 @@
     </w:tblStylePr>
     <w:tblStylePr w:type="firstCol">
       <w:rPr>
+        <w:rFonts w:eastAsia="黑体"/>
         <w:color w:themeColor="background1" w:val="FFFFFF"/>
       </w:rPr>
       <w:tblPr/>
@@ -14534,6 +15176,7 @@
     </w:tblStylePr>
     <w:tblStylePr w:type="lastCol">
       <w:rPr>
+        <w:rFonts w:eastAsia="黑体"/>
         <w:color w:themeColor="background1" w:val="FFFFFF"/>
       </w:rPr>
       <w:tblPr/>
@@ -14563,6 +15206,7 @@
       <w:spacing w:after="0" w:line="240" w:lineRule="auto"/>
     </w:pPr>
     <w:rPr>
+      <w:rFonts w:eastAsia="黑体"/>
       <w:color w:themeColor="text1" w:val="000000"/>
     </w:rPr>
     <w:tblPr>
@@ -14584,6 +15228,7 @@
     </w:tcPr>
     <w:tblStylePr w:type="firstRow">
       <w:rPr>
+        <w:rFonts w:eastAsia="黑体"/>
         <w:b/>
         <w:bCs/>
       </w:rPr>
@@ -14594,6 +15239,7 @@
     </w:tblStylePr>
     <w:tblStylePr w:type="lastRow">
       <w:rPr>
+        <w:rFonts w:eastAsia="黑体"/>
         <w:b/>
         <w:bCs/>
         <w:color w:themeColor="text1" w:val="000000"/>
@@ -14605,6 +15251,7 @@
     </w:tblStylePr>
     <w:tblStylePr w:type="firstCol">
       <w:rPr>
+        <w:rFonts w:eastAsia="黑体"/>
         <w:color w:themeColor="background1" w:val="FFFFFF"/>
       </w:rPr>
       <w:tblPr/>
@@ -14614,6 +15261,7 @@
     </w:tblStylePr>
     <w:tblStylePr w:type="lastCol">
       <w:rPr>
+        <w:rFonts w:eastAsia="黑体"/>
         <w:color w:themeColor="background1" w:val="FFFFFF"/>
       </w:rPr>
       <w:tblPr/>
@@ -14643,6 +15291,7 @@
       <w:spacing w:after="0" w:line="240" w:lineRule="auto"/>
     </w:pPr>
     <w:rPr>
+      <w:rFonts w:eastAsia="黑体"/>
       <w:color w:themeColor="text1" w:val="000000"/>
     </w:rPr>
     <w:tblPr>
@@ -14664,6 +15313,7 @@
     </w:tcPr>
     <w:tblStylePr w:type="firstRow">
       <w:rPr>
+        <w:rFonts w:eastAsia="黑体"/>
         <w:b/>
         <w:bCs/>
       </w:rPr>
@@ -14674,6 +15324,7 @@
     </w:tblStylePr>
     <w:tblStylePr w:type="lastRow">
       <w:rPr>
+        <w:rFonts w:eastAsia="黑体"/>
         <w:b/>
         <w:bCs/>
         <w:color w:themeColor="text1" w:val="000000"/>
@@ -14685,6 +15336,7 @@
     </w:tblStylePr>
     <w:tblStylePr w:type="firstCol">
       <w:rPr>
+        <w:rFonts w:eastAsia="黑体"/>
         <w:color w:themeColor="background1" w:val="FFFFFF"/>
       </w:rPr>
       <w:tblPr/>
@@ -14694,6 +15346,7 @@
     </w:tblStylePr>
     <w:tblStylePr w:type="lastCol">
       <w:rPr>
+        <w:rFonts w:eastAsia="黑体"/>
         <w:color w:themeColor="background1" w:val="FFFFFF"/>
       </w:rPr>
       <w:tblPr/>
@@ -14723,6 +15376,7 @@
       <w:spacing w:after="0" w:line="240" w:lineRule="auto"/>
     </w:pPr>
     <w:rPr>
+      <w:rFonts w:eastAsia="黑体"/>
       <w:color w:themeColor="text1" w:val="000000"/>
     </w:rPr>
     <w:tblPr>
@@ -14744,6 +15398,7 @@
     </w:tcPr>
     <w:tblStylePr w:type="firstRow">
       <w:rPr>
+        <w:rFonts w:eastAsia="黑体"/>
         <w:b/>
         <w:bCs/>
       </w:rPr>
@@ -14754,6 +15409,7 @@
     </w:tblStylePr>
     <w:tblStylePr w:type="lastRow">
       <w:rPr>
+        <w:rFonts w:eastAsia="黑体"/>
         <w:b/>
         <w:bCs/>
         <w:color w:themeColor="text1" w:val="000000"/>
@@ -14765,6 +15421,7 @@
     </w:tblStylePr>
     <w:tblStylePr w:type="firstCol">
       <w:rPr>
+        <w:rFonts w:eastAsia="黑体"/>
         <w:color w:themeColor="background1" w:val="FFFFFF"/>
       </w:rPr>
       <w:tblPr/>
@@ -14774,6 +15431,7 @@
     </w:tblStylePr>
     <w:tblStylePr w:type="lastCol">
       <w:rPr>
+        <w:rFonts w:eastAsia="黑体"/>
         <w:color w:themeColor="background1" w:val="FFFFFF"/>
       </w:rPr>
       <w:tblPr/>
@@ -14803,6 +15461,7 @@
       <w:spacing w:after="0" w:line="240" w:lineRule="auto"/>
     </w:pPr>
     <w:rPr>
+      <w:rFonts w:eastAsia="黑体"/>
       <w:color w:themeColor="text1" w:val="000000"/>
     </w:rPr>
     <w:tblPr>
@@ -14824,6 +15483,7 @@
     </w:tcPr>
     <w:tblStylePr w:type="firstRow">
       <w:rPr>
+        <w:rFonts w:eastAsia="黑体"/>
         <w:b/>
         <w:bCs/>
       </w:rPr>
@@ -14834,6 +15494,7 @@
     </w:tblStylePr>
     <w:tblStylePr w:type="lastRow">
       <w:rPr>
+        <w:rFonts w:eastAsia="黑体"/>
         <w:b/>
         <w:bCs/>
         <w:color w:themeColor="text1" w:val="000000"/>
@@ -14845,6 +15506,7 @@
     </w:tblStylePr>
     <w:tblStylePr w:type="firstCol">
       <w:rPr>
+        <w:rFonts w:eastAsia="黑体"/>
         <w:color w:themeColor="background1" w:val="FFFFFF"/>
       </w:rPr>
       <w:tblPr/>
@@ -14854,6 +15516,7 @@
     </w:tblStylePr>
     <w:tblStylePr w:type="lastCol">
       <w:rPr>
+        <w:rFonts w:eastAsia="黑体"/>
         <w:color w:themeColor="background1" w:val="FFFFFF"/>
       </w:rPr>
       <w:tblPr/>
@@ -14883,6 +15546,7 @@
       <w:spacing w:after="0" w:line="240" w:lineRule="auto"/>
     </w:pPr>
     <w:rPr>
+      <w:rFonts w:eastAsia="黑体"/>
       <w:color w:themeColor="text1" w:val="000000"/>
     </w:rPr>
     <w:tblPr>
@@ -14904,6 +15568,7 @@
     </w:tcPr>
     <w:tblStylePr w:type="firstRow">
       <w:rPr>
+        <w:rFonts w:eastAsia="黑体"/>
         <w:b/>
         <w:bCs/>
       </w:rPr>
@@ -14914,6 +15579,7 @@
     </w:tblStylePr>
     <w:tblStylePr w:type="lastRow">
       <w:rPr>
+        <w:rFonts w:eastAsia="黑体"/>
         <w:b/>
         <w:bCs/>
         <w:color w:themeColor="text1" w:val="000000"/>
@@ -14925,6 +15591,7 @@
     </w:tblStylePr>
     <w:tblStylePr w:type="firstCol">
       <w:rPr>
+        <w:rFonts w:eastAsia="黑体"/>
         <w:color w:themeColor="background1" w:val="FFFFFF"/>
       </w:rPr>
       <w:tblPr/>
@@ -14934,6 +15601,7 @@
     </w:tblStylePr>
     <w:tblStylePr w:type="lastCol">
       <w:rPr>
+        <w:rFonts w:eastAsia="黑体"/>
         <w:color w:themeColor="background1" w:val="FFFFFF"/>
       </w:rPr>
       <w:tblPr/>
@@ -14966,6 +15634,7 @@
     <w:name w:val="KeywordTok"/>
     <w:basedOn w:val="VerbatimChar"/>
     <w:rPr>
+      <w:rFonts w:eastAsia="黑体"/>
       <w:b/>
       <w:color w:val="007020"/>
     </w:rPr>
@@ -14974,6 +15643,7 @@
     <w:name w:val="DataTypeTok"/>
     <w:basedOn w:val="VerbatimChar"/>
     <w:rPr>
+      <w:rFonts w:eastAsia="黑体"/>
       <w:color w:val="902000"/>
     </w:rPr>
   </w:style>
@@ -14981,6 +15651,7 @@
     <w:name w:val="DecValTok"/>
     <w:basedOn w:val="VerbatimChar"/>
     <w:rPr>
+      <w:rFonts w:eastAsia="黑体"/>
       <w:color w:val="40a070"/>
     </w:rPr>
   </w:style>
@@ -14988,6 +15659,7 @@
     <w:name w:val="BaseNTok"/>
     <w:basedOn w:val="VerbatimChar"/>
     <w:rPr>
+      <w:rFonts w:eastAsia="黑体"/>
       <w:color w:val="40a070"/>
     </w:rPr>
   </w:style>
@@ -14995,6 +15667,7 @@
     <w:name w:val="FloatTok"/>
     <w:basedOn w:val="VerbatimChar"/>
     <w:rPr>
+      <w:rFonts w:eastAsia="黑体"/>
       <w:color w:val="40a070"/>
     </w:rPr>
   </w:style>
@@ -15002,6 +15675,7 @@
     <w:name w:val="ConstantTok"/>
     <w:basedOn w:val="VerbatimChar"/>
     <w:rPr>
+      <w:rFonts w:eastAsia="黑体"/>
       <w:color w:val="880000"/>
     </w:rPr>
   </w:style>
@@ -15009,6 +15683,7 @@
     <w:name w:val="CharTok"/>
     <w:basedOn w:val="VerbatimChar"/>
     <w:rPr>
+      <w:rFonts w:eastAsia="黑体"/>
       <w:color w:val="4070a0"/>
     </w:rPr>
   </w:style>
@@ -15016,6 +15691,7 @@
     <w:name w:val="SpecialCharTok"/>
     <w:basedOn w:val="VerbatimChar"/>
     <w:rPr>
+      <w:rFonts w:eastAsia="黑体"/>
       <w:color w:val="4070a0"/>
     </w:rPr>
   </w:style>
@@ -15023,6 +15699,7 @@
     <w:name w:val="StringTok"/>
     <w:basedOn w:val="VerbatimChar"/>
     <w:rPr>
+      <w:rFonts w:eastAsia="黑体"/>
       <w:color w:val="4070a0"/>
     </w:rPr>
   </w:style>
@@ -15030,6 +15707,7 @@
     <w:name w:val="VerbatimStringTok"/>
     <w:basedOn w:val="VerbatimChar"/>
     <w:rPr>
+      <w:rFonts w:eastAsia="黑体"/>
       <w:color w:val="4070a0"/>
     </w:rPr>
   </w:style>
@@ -15037,6 +15715,7 @@
     <w:name w:val="SpecialStringTok"/>
     <w:basedOn w:val="VerbatimChar"/>
     <w:rPr>
+      <w:rFonts w:eastAsia="黑体"/>
       <w:color w:val="bb6688"/>
     </w:rPr>
   </w:style>
@@ -15044,6 +15723,7 @@
     <w:name w:val="ImportTok"/>
     <w:basedOn w:val="VerbatimChar"/>
     <w:rPr>
+      <w:rFonts w:eastAsia="黑体"/>
       <w:b/>
       <w:color w:val="008000"/>
     </w:rPr>
@@ -15052,6 +15732,7 @@
     <w:name w:val="CommentTok"/>
     <w:basedOn w:val="VerbatimChar"/>
     <w:rPr>
+      <w:rFonts w:eastAsia="黑体"/>
       <w:i/>
       <w:color w:val="60a0b0"/>
     </w:rPr>
@@ -15060,6 +15741,7 @@
     <w:name w:val="DocumentationTok"/>
     <w:basedOn w:val="VerbatimChar"/>
     <w:rPr>
+      <w:rFonts w:eastAsia="黑体"/>
       <w:i/>
       <w:color w:val="ba2121"/>
     </w:rPr>
@@ -15068,6 +15750,7 @@
     <w:name w:val="AnnotationTok"/>
     <w:basedOn w:val="VerbatimChar"/>
     <w:rPr>
+      <w:rFonts w:eastAsia="黑体"/>
       <w:b/>
       <w:i/>
       <w:color w:val="60a0b0"/>
@@ -15077,6 +15760,7 @@
     <w:name w:val="CommentVarTok"/>
     <w:basedOn w:val="VerbatimChar"/>
     <w:rPr>
+      <w:rFonts w:eastAsia="黑体"/>
       <w:b/>
       <w:i/>
       <w:color w:val="60a0b0"/>
@@ -15086,6 +15770,7 @@
     <w:name w:val="OtherTok"/>
     <w:basedOn w:val="VerbatimChar"/>
     <w:rPr>
+      <w:rFonts w:eastAsia="黑体"/>
       <w:color w:val="007020"/>
     </w:rPr>
   </w:style>
@@ -15093,6 +15778,7 @@
     <w:name w:val="FunctionTok"/>
     <w:basedOn w:val="VerbatimChar"/>
     <w:rPr>
+      <w:rFonts w:eastAsia="黑体"/>
       <w:color w:val="06287e"/>
     </w:rPr>
   </w:style>
@@ -15100,6 +15786,7 @@
     <w:name w:val="VariableTok"/>
     <w:basedOn w:val="VerbatimChar"/>
     <w:rPr>
+      <w:rFonts w:eastAsia="黑体"/>
       <w:color w:val="19177c"/>
     </w:rPr>
   </w:style>
@@ -15107,6 +15794,7 @@
     <w:name w:val="ControlFlowTok"/>
     <w:basedOn w:val="VerbatimChar"/>
     <w:rPr>
+      <w:rFonts w:eastAsia="黑体"/>
       <w:b/>
       <w:color w:val="007020"/>
     </w:rPr>
@@ -15115,6 +15803,7 @@
     <w:name w:val="OperatorTok"/>
     <w:basedOn w:val="VerbatimChar"/>
     <w:rPr>
+      <w:rFonts w:eastAsia="黑体"/>
       <w:color w:val="666666"/>
     </w:rPr>
   </w:style>
@@ -15122,18 +15811,22 @@
     <w:name w:val="BuiltInTok"/>
     <w:basedOn w:val="VerbatimChar"/>
     <w:rPr>
+      <w:rFonts w:eastAsia="黑体"/>
       <w:color w:val="008000"/>
     </w:rPr>
   </w:style>
   <w:style w:type="character" w:customStyle="1" w:styleId="ExtensionTok">
     <w:name w:val="ExtensionTok"/>
     <w:basedOn w:val="VerbatimChar"/>
-    <w:rPr/>
+    <w:rPr>
+      <w:rFonts w:eastAsia="黑体"/>
+    </w:rPr>
   </w:style>
   <w:style w:type="character" w:customStyle="1" w:styleId="PreprocessorTok">
     <w:name w:val="PreprocessorTok"/>
     <w:basedOn w:val="VerbatimChar"/>
     <w:rPr>
+      <w:rFonts w:eastAsia="黑体"/>
       <w:color w:val="bc7a00"/>
     </w:rPr>
   </w:style>
@@ -15141,18 +15834,22 @@
     <w:name w:val="AttributeTok"/>
     <w:basedOn w:val="VerbatimChar"/>
     <w:rPr>
+      <w:rFonts w:eastAsia="黑体"/>
       <w:color w:val="7d9029"/>
     </w:rPr>
   </w:style>
   <w:style w:type="character" w:customStyle="1" w:styleId="RegionMarkerTok">
     <w:name w:val="RegionMarkerTok"/>
     <w:basedOn w:val="VerbatimChar"/>
-    <w:rPr/>
+    <w:rPr>
+      <w:rFonts w:eastAsia="黑体"/>
+    </w:rPr>
   </w:style>
   <w:style w:type="character" w:customStyle="1" w:styleId="InformationTok">
     <w:name w:val="InformationTok"/>
     <w:basedOn w:val="VerbatimChar"/>
     <w:rPr>
+      <w:rFonts w:eastAsia="黑体"/>
       <w:b/>
       <w:i/>
       <w:color w:val="60a0b0"/>
@@ -15162,6 +15859,7 @@
     <w:name w:val="WarningTok"/>
     <w:basedOn w:val="VerbatimChar"/>
     <w:rPr>
+      <w:rFonts w:eastAsia="黑体"/>
       <w:b/>
       <w:i/>
       <w:color w:val="60a0b0"/>
@@ -15171,6 +15869,7 @@
     <w:name w:val="AlertTok"/>
     <w:basedOn w:val="VerbatimChar"/>
     <w:rPr>
+      <w:rFonts w:eastAsia="黑体"/>
       <w:b/>
       <w:color w:val="ff0000"/>
     </w:rPr>
@@ -15179,6 +15878,7 @@
     <w:name w:val="ErrorTok"/>
     <w:basedOn w:val="VerbatimChar"/>
     <w:rPr>
+      <w:rFonts w:eastAsia="黑体"/>
       <w:b/>
       <w:color w:val="ff0000"/>
     </w:rPr>
@@ -15186,7 +15886,9 @@
   <w:style w:type="character" w:customStyle="1" w:styleId="NormalTok">
     <w:name w:val="NormalTok"/>
     <w:basedOn w:val="VerbatimChar"/>
-    <w:rPr/>
+    <w:rPr>
+      <w:rFonts w:eastAsia="黑体"/>
+    </w:rPr>
   </w:style>
 </w:styles>
 </file>
@@ -15235,12 +15937,12 @@
     <a:fontScheme name="Office">
       <a:majorFont>
         <a:latin typeface="Calibri"/>
-        <a:ea typeface=""/>
+        <a:ea typeface="黑体"/>
         <a:cs typeface=""/>
         <a:font script="Jpan" typeface="ＭＳ ゴシック"/>
         <a:font script="Hang" typeface="맑은 고딕"/>
-        <a:font script="Hans" typeface="宋体"/>
-        <a:font script="Hant" typeface="新細明體"/>
+        <a:font script="Hans" typeface="黑体"/>
+        <a:font script="Hant" typeface="黑体"/>
         <a:font script="Arab" typeface="Times New Roman"/>
         <a:font script="Hebr" typeface="Times New Roman"/>
         <a:font script="Thai" typeface="Angsana New"/>
@@ -15270,12 +15972,12 @@
       </a:majorFont>
       <a:minorFont>
         <a:latin typeface="Cambria"/>
-        <a:ea typeface=""/>
+        <a:ea typeface="黑体"/>
         <a:cs typeface=""/>
         <a:font script="Jpan" typeface="ＭＳ 明朝"/>
         <a:font script="Hang" typeface="맑은 고딕"/>
-        <a:font script="Hans" typeface="宋体"/>
-        <a:font script="Hant" typeface="新細明體"/>
+        <a:font script="Hans" typeface="黑体"/>
+        <a:font script="Hant" typeface="黑体"/>
         <a:font script="Arab" typeface="Arial"/>
         <a:font script="Hebr" typeface="Arial"/>
         <a:font script="Thai" typeface="Cordia New"/>

--- a/01-电源电路/03-整流滤波电路/有源滤波电路/有源滤波电路.docx
+++ b/01-电源电路/03-整流滤波电路/有源滤波电路/有源滤波电路.docx
@@ -2866,7 +2866,7 @@
           <w:color w:val="555555"/>
           <w:sz w:val="21"/>
         </w:rPr>
-        <w:t>材料收集者：杜文杰，WX手机：19519196569，QQ:3478827729</w:t>
+        <w:t>材料收集者：杜文杰，微信/手机：19519196569，QQ:3478827729</w:t>
       </w:r>
     </w:p>
     <w:sectPr>
